--- a/Tıp Elektroniği ve Biyomedikal Mühendisliğine Giriş dersleri ödevi hakkında bilgilendirme.docx
+++ b/Tıp Elektroniği ve Biyomedikal Mühendisliğine Giriş dersleri ödevi hakkında bilgilendirme.docx
@@ -33,19 +33,7 @@
         <w:rPr>
           <w:rFonts w:ascii="Times New Roman" w:hAnsi="Times New Roman" w:cs="Times New Roman"/>
         </w:rPr>
-        <w:t>Aşağıdaki ödevin s</w:t>
-      </w:r>
-      <w:r>
-        <w:rPr>
-          <w:rFonts w:ascii="Times New Roman" w:hAnsi="Times New Roman" w:cs="Times New Roman"/>
-        </w:rPr>
-        <w:t xml:space="preserve">adece bilgi </w:t>
-      </w:r>
-      <w:r>
-        <w:rPr>
-          <w:rFonts w:ascii="Times New Roman" w:hAnsi="Times New Roman" w:cs="Times New Roman"/>
-        </w:rPr>
-        <w:t>derlemek</w:t>
+        <w:t>Aşağıdaki ödevin sadece bilgi derlemek</w:t>
       </w:r>
       <w:r>
         <w:rPr>
@@ -57,19 +45,7 @@
         <w:rPr>
           <w:rFonts w:ascii="Times New Roman" w:hAnsi="Times New Roman" w:cs="Times New Roman"/>
         </w:rPr>
-        <w:t xml:space="preserve"> değil, </w:t>
-      </w:r>
-      <w:r>
-        <w:rPr>
-          <w:rFonts w:ascii="Times New Roman" w:hAnsi="Times New Roman" w:cs="Times New Roman"/>
-        </w:rPr>
-        <w:t xml:space="preserve">aynı zamanda </w:t>
-      </w:r>
-      <w:r>
-        <w:rPr>
-          <w:rFonts w:ascii="Times New Roman" w:hAnsi="Times New Roman" w:cs="Times New Roman"/>
-        </w:rPr>
-        <w:t xml:space="preserve">bir hastalık </w:t>
+        <w:t xml:space="preserve"> değil, aynı zamanda bir hastalık </w:t>
       </w:r>
       <w:r>
         <w:rPr>
@@ -93,25 +69,7 @@
         <w:rPr>
           <w:rFonts w:ascii="Times New Roman" w:hAnsi="Times New Roman" w:cs="Times New Roman"/>
         </w:rPr>
-        <w:t xml:space="preserve"> sebebiyle</w:t>
-      </w:r>
-      <w:r>
-        <w:rPr>
-          <w:rFonts w:ascii="Times New Roman" w:hAnsi="Times New Roman" w:cs="Times New Roman"/>
-        </w:rPr>
-        <w:t xml:space="preserve"> (hipotez </w:t>
-      </w:r>
-      <w:r>
-        <w:rPr>
-          <w:rFonts w:ascii="Times New Roman" w:hAnsi="Times New Roman" w:cs="Times New Roman"/>
-        </w:rPr>
-        <w:t>kurulması</w:t>
-      </w:r>
-      <w:r>
-        <w:rPr>
-          <w:rFonts w:ascii="Times New Roman" w:hAnsi="Times New Roman" w:cs="Times New Roman"/>
-        </w:rPr>
-        <w:t xml:space="preserve">), mühendislik vizyonu </w:t>
+        <w:t xml:space="preserve"> sebebiyle (hipotez kurulması), mühendislik vizyonu </w:t>
       </w:r>
       <w:r>
         <w:rPr>
@@ -381,49 +339,7 @@
         <w:rPr>
           <w:rFonts w:ascii="Times New Roman" w:hAnsi="Times New Roman" w:cs="Times New Roman"/>
         </w:rPr>
-        <w:t xml:space="preserve"> </w:t>
-      </w:r>
-      <w:r>
-        <w:rPr>
-          <w:rFonts w:ascii="Times New Roman" w:hAnsi="Times New Roman" w:cs="Times New Roman"/>
-        </w:rPr>
-        <w:t>Ödev hazırlanmasında üretken dil modellerinin kullanılması (ChatGPT, Gemini, Claude, Jenni AI vs.)</w:t>
-      </w:r>
-      <w:r>
-        <w:rPr>
-          <w:rFonts w:ascii="Times New Roman" w:hAnsi="Times New Roman" w:cs="Times New Roman"/>
-        </w:rPr>
-        <w:t xml:space="preserve"> </w:t>
-      </w:r>
-      <w:r>
-        <w:rPr>
-          <w:rFonts w:ascii="Times New Roman" w:hAnsi="Times New Roman" w:cs="Times New Roman"/>
-        </w:rPr>
-        <w:t xml:space="preserve">güncel teknolojiyi </w:t>
-      </w:r>
-      <w:r>
-        <w:rPr>
-          <w:rFonts w:ascii="Times New Roman" w:hAnsi="Times New Roman" w:cs="Times New Roman"/>
-        </w:rPr>
-        <w:t>dışlamamak adına</w:t>
-      </w:r>
-      <w:r>
-        <w:rPr>
-          <w:rFonts w:ascii="Times New Roman" w:hAnsi="Times New Roman" w:cs="Times New Roman"/>
-        </w:rPr>
-        <w:t xml:space="preserve"> </w:t>
-      </w:r>
-      <w:r>
-        <w:rPr>
-          <w:rFonts w:ascii="Times New Roman" w:hAnsi="Times New Roman" w:cs="Times New Roman"/>
-        </w:rPr>
-        <w:t xml:space="preserve">serbesttir. </w:t>
-      </w:r>
-      <w:r>
-        <w:rPr>
-          <w:rFonts w:ascii="Times New Roman" w:hAnsi="Times New Roman" w:cs="Times New Roman"/>
-        </w:rPr>
-        <w:t xml:space="preserve">Ancak üretilmiş olan metin ve görsellerin doğruluğu tamamı ile ödevi hazırlayanın sorumluluğundadır. </w:t>
+        <w:t xml:space="preserve"> Ödev hazırlanmasında üretken dil modellerinin kullanılması (ChatGPT, Gemini, Claude, Jenni AI vs.) güncel teknolojiyi dışlamamak adına serbesttir. Ancak üretilmiş olan metin ve görsellerin doğruluğu tamamı ile ödevi hazırlayanın sorumluluğundadır. </w:t>
       </w:r>
     </w:p>
     <w:p>
@@ -471,55 +387,7 @@
         <w:rPr>
           <w:rFonts w:ascii="Times New Roman" w:hAnsi="Times New Roman" w:cs="Times New Roman"/>
         </w:rPr>
-        <w:t xml:space="preserve"> Sayfa sınırını doldurmak için </w:t>
-      </w:r>
-      <w:r>
-        <w:rPr>
-          <w:rFonts w:ascii="Times New Roman" w:hAnsi="Times New Roman" w:cs="Times New Roman"/>
-        </w:rPr>
-        <w:t>gereksiz görsel kullanımı</w:t>
-      </w:r>
-      <w:r>
-        <w:rPr>
-          <w:rFonts w:ascii="Times New Roman" w:hAnsi="Times New Roman" w:cs="Times New Roman"/>
-        </w:rPr>
-        <w:t xml:space="preserve"> ya da tekrarlayan cümlelerden kaçınılmalıdır. </w:t>
-      </w:r>
-      <w:r>
-        <w:rPr>
-          <w:rFonts w:ascii="Times New Roman" w:hAnsi="Times New Roman" w:cs="Times New Roman"/>
-        </w:rPr>
-        <w:t>"</w:t>
-      </w:r>
-      <w:r>
-        <w:rPr>
-          <w:rFonts w:ascii="Times New Roman" w:hAnsi="Times New Roman" w:cs="Times New Roman"/>
-        </w:rPr>
-        <w:t>İ</w:t>
-      </w:r>
-      <w:r>
-        <w:rPr>
-          <w:rFonts w:ascii="Times New Roman" w:hAnsi="Times New Roman" w:cs="Times New Roman"/>
-        </w:rPr>
-        <w:t>çerik kalitesi</w:t>
-      </w:r>
-      <w:r>
-        <w:rPr>
-          <w:rFonts w:ascii="Times New Roman" w:hAnsi="Times New Roman" w:cs="Times New Roman"/>
-        </w:rPr>
-        <w:t>nin</w:t>
-      </w:r>
-      <w:r>
-        <w:rPr>
-          <w:rFonts w:ascii="Times New Roman" w:hAnsi="Times New Roman" w:cs="Times New Roman"/>
-        </w:rPr>
-        <w:t xml:space="preserve"> sayfa sayısından daha öncelikli olduğunu"</w:t>
-      </w:r>
-      <w:r>
-        <w:rPr>
-          <w:rFonts w:ascii="Times New Roman" w:hAnsi="Times New Roman" w:cs="Times New Roman"/>
-        </w:rPr>
-        <w:t xml:space="preserve"> unutmayın. </w:t>
+        <w:t xml:space="preserve"> Sayfa sınırını doldurmak için gereksiz görsel kullanımı ya da tekrarlayan cümlelerden kaçınılmalıdır. "İçerik kalitesinin sayfa sayısından daha öncelikli olduğunu" unutmayın. </w:t>
       </w:r>
     </w:p>
     <w:p>
@@ -553,23 +421,7 @@
           <w:b/>
           <w:bCs/>
         </w:rPr>
-        <w:t xml:space="preserve">Ödevlerin </w:t>
-      </w:r>
-      <w:r>
-        <w:rPr>
-          <w:rFonts w:ascii="Times New Roman" w:hAnsi="Times New Roman" w:cs="Times New Roman"/>
-          <w:b/>
-          <w:bCs/>
-        </w:rPr>
-        <w:t>Gönderilmesi</w:t>
-      </w:r>
-      <w:r>
-        <w:rPr>
-          <w:rFonts w:ascii="Times New Roman" w:hAnsi="Times New Roman" w:cs="Times New Roman"/>
-          <w:b/>
-          <w:bCs/>
-        </w:rPr>
-        <w:t>:</w:t>
+        <w:t>Ödevlerin Gönderilmesi:</w:t>
       </w:r>
     </w:p>
     <w:p>
@@ -1253,13 +1105,7 @@
         <w:rPr>
           <w:rFonts w:ascii="Times New Roman" w:hAnsi="Times New Roman" w:cs="Times New Roman"/>
         </w:rPr>
-        <w:t xml:space="preserve">Tüm </w:t>
-      </w:r>
-      <w:r>
-        <w:rPr>
-          <w:rFonts w:ascii="Times New Roman" w:hAnsi="Times New Roman" w:cs="Times New Roman"/>
-        </w:rPr>
-        <w:t xml:space="preserve">metin Times New Roman 12 pt ile iki yana yaslı biçimde yazılmalıdır. Başlıklar koyu yazılmalıdır. Ders Adı, Ödev Başlığı ve hazırlayanlar aşağıdaki formata uygun şekilde ortaya hizalı şekilde yazılmalıdır. </w:t>
+        <w:t xml:space="preserve">Tüm metin Times New Roman 12 pt ile iki yana yaslı biçimde yazılmalıdır. Başlıklar koyu yazılmalıdır. Ders Adı, Ödev Başlığı ve hazırlayanlar aşağıdaki formata uygun şekilde ortaya hizalı şekilde yazılmalıdır. </w:t>
       </w:r>
       <w:r>
         <w:rPr>
@@ -1340,13 +1186,7 @@
         <w:rPr>
           <w:rFonts w:ascii="Times New Roman" w:hAnsi="Times New Roman" w:cs="Times New Roman"/>
         </w:rPr>
-        <w:t xml:space="preserve">Giriş ve sonrasındaki tüm metinler aşağıdaki formatta olduğu gibi 2 sütun halinde </w:t>
-      </w:r>
-      <w:r>
-        <w:rPr>
-          <w:rFonts w:ascii="Times New Roman" w:hAnsi="Times New Roman" w:cs="Times New Roman"/>
-        </w:rPr>
-        <w:t xml:space="preserve">arasında çizgi olacak şekilde olmalıdır. Sütun genişlikleri 7.7 cm ara boşluk 0.6 cm. </w:t>
+        <w:t>Tablo içerisinde yer alan yazılar duruma göre 7 pt ye kadar düşürülebileceği gibi tek sütun formatında sayfa içerisinde kesme kullanılarak ya da sayfa düzeni yatay olarak değiştirilerek kullanılabilir.</w:t>
       </w:r>
     </w:p>
     <w:p>
@@ -1362,6 +1202,27 @@
           <w:rFonts w:ascii="Times New Roman" w:hAnsi="Times New Roman" w:cs="Times New Roman"/>
         </w:rPr>
         <w:lastRenderedPageBreak/>
+        <w:t xml:space="preserve">Giriş ve sonrasındaki tüm metinler aşağıdaki formatta olduğu gibi 2 sütun halinde </w:t>
+      </w:r>
+      <w:r>
+        <w:rPr>
+          <w:rFonts w:ascii="Times New Roman" w:hAnsi="Times New Roman" w:cs="Times New Roman"/>
+        </w:rPr>
+        <w:t xml:space="preserve">arasında çizgi olacak şekilde olmalıdır. Sütun genişlikleri 7.7 cm ara boşluk 0.6 cm. </w:t>
+      </w:r>
+    </w:p>
+    <w:p>
+      <w:pPr>
+        <w:spacing w:after="120" w:line="240" w:lineRule="auto"/>
+        <w:jc w:val="both"/>
+        <w:rPr>
+          <w:rFonts w:ascii="Times New Roman" w:hAnsi="Times New Roman" w:cs="Times New Roman"/>
+        </w:rPr>
+      </w:pPr>
+      <w:r>
+        <w:rPr>
+          <w:rFonts w:ascii="Times New Roman" w:hAnsi="Times New Roman" w:cs="Times New Roman"/>
+        </w:rPr>
         <w:t xml:space="preserve">Kaynakça yönetim programı olarak ücretsiz olması sebebi ile Mendeley önerilmektedir. Dileyen Endnote, Zotero vs kullanabilir. </w:t>
       </w:r>
     </w:p>
@@ -1836,16 +1697,19 @@
       <w:pPr>
         <w:pStyle w:val="Paragraf"/>
         <w:spacing w:after="120"/>
-        <w:rPr>
+        <w:jc w:val="center"/>
+        <w:rPr>
+          <w:rFonts w:ascii="Times New Roman" w:hAnsi="Times New Roman"/>
           <w:lang w:val="en-US"/>
         </w:rPr>
       </w:pPr>
       <w:r>
         <w:rPr>
+          <w:rFonts w:ascii="Times New Roman" w:hAnsi="Times New Roman"/>
           <w:noProof/>
         </w:rPr>
         <w:drawing>
-          <wp:inline distT="0" distB="0" distL="0" distR="0" wp14:anchorId="7FB1A3F8" wp14:editId="481654FD">
+          <wp:inline distT="0" distB="0" distL="0" distR="0" wp14:anchorId="7FB1A3F8" wp14:editId="5F61804C">
             <wp:extent cx="2667044" cy="2311400"/>
             <wp:effectExtent l="0" t="0" r="0" b="0"/>
             <wp:docPr id="551536557" name="Resim 4" descr="metin, ekran görüntüsü, sayı, numara, yazı tipi içeren bir resim&#10;&#10;Yapay zeka tarafından oluşturulmuş içerik yanlış olabilir."/>
@@ -1898,12 +1762,27 @@
       <w:pPr>
         <w:spacing w:after="120" w:line="240" w:lineRule="auto"/>
         <w:jc w:val="center"/>
-      </w:pPr>
-      <w:r>
-        <w:t>Şekil</w:t>
-      </w:r>
-      <w:r>
-        <w:t xml:space="preserve"> 4. Average confusion matrix</w:t>
+        <w:rPr>
+          <w:rFonts w:ascii="Times New Roman" w:hAnsi="Times New Roman" w:cs="Times New Roman"/>
+        </w:rPr>
+      </w:pPr>
+      <w:r>
+        <w:rPr>
+          <w:rFonts w:ascii="Times New Roman" w:hAnsi="Times New Roman" w:cs="Times New Roman"/>
+        </w:rPr>
+        <w:t xml:space="preserve">Şekil </w:t>
+      </w:r>
+      <w:r>
+        <w:rPr>
+          <w:rFonts w:ascii="Times New Roman" w:hAnsi="Times New Roman" w:cs="Times New Roman"/>
+        </w:rPr>
+        <w:t>1</w:t>
+      </w:r>
+      <w:r>
+        <w:rPr>
+          <w:rFonts w:ascii="Times New Roman" w:hAnsi="Times New Roman" w:cs="Times New Roman"/>
+        </w:rPr>
+        <w:t>. Average confusion matrix</w:t>
       </w:r>
     </w:p>
     <w:p>
@@ -1911,6 +1790,7 @@
         <w:spacing w:after="120" w:line="240" w:lineRule="auto"/>
         <w:jc w:val="center"/>
         <w:rPr>
+          <w:rFonts w:ascii="Times New Roman" w:hAnsi="Times New Roman" w:cs="Times New Roman"/>
           <w:lang w:val="en-US"/>
         </w:rPr>
       </w:pPr>
@@ -2047,32 +1927,33 @@
         <w:spacing w:after="120"/>
         <w:jc w:val="center"/>
         <w:rPr>
+          <w:rFonts w:ascii="Times New Roman" w:hAnsi="Times New Roman"/>
           <w:b/>
         </w:rPr>
       </w:pPr>
       <w:r>
-        <w:t>Tab</w:t>
-      </w:r>
-      <w:r>
-        <w:t>lo</w:t>
-      </w:r>
-      <w:r>
-        <w:t xml:space="preserve"> 1</w:t>
-      </w:r>
-      <w:r>
-        <w:rPr>
+        <w:rPr>
+          <w:rFonts w:ascii="Times New Roman" w:hAnsi="Times New Roman"/>
+        </w:rPr>
+        <w:t>Tablo 1</w:t>
+      </w:r>
+      <w:r>
+        <w:rPr>
+          <w:rFonts w:ascii="Times New Roman" w:hAnsi="Times New Roman"/>
           <w:b/>
         </w:rPr>
         <w:t xml:space="preserve">. </w:t>
       </w:r>
       <w:r>
         <w:rPr>
+          <w:rFonts w:ascii="Times New Roman" w:hAnsi="Times New Roman"/>
           <w:bCs/>
         </w:rPr>
         <w:t>Statistical effect sizes (</w:t>
       </w:r>
       <w:r>
         <w:rPr>
+          <w:rFonts w:ascii="Times New Roman" w:hAnsi="Times New Roman"/>
           <w:color w:val="000000"/>
           <w:u w:val="single"/>
           <w:lang w:val="en-US"/>
@@ -2081,6 +1962,7 @@
       </w:r>
       <w:r>
         <w:rPr>
+          <w:rFonts w:ascii="Times New Roman" w:hAnsi="Times New Roman"/>
           <w:bCs/>
         </w:rPr>
         <w:t xml:space="preserve"> for evaluated factors across performance metrics.</w:t>
@@ -2105,13 +1987,13 @@
         <w:tblLook w:val="04A0" w:firstRow="1" w:lastRow="0" w:firstColumn="1" w:lastColumn="0" w:noHBand="0" w:noVBand="1"/>
       </w:tblPr>
       <w:tblGrid>
-        <w:gridCol w:w="546"/>
-        <w:gridCol w:w="692"/>
-        <w:gridCol w:w="511"/>
-        <w:gridCol w:w="766"/>
-        <w:gridCol w:w="711"/>
-        <w:gridCol w:w="671"/>
-        <w:gridCol w:w="459"/>
+        <w:gridCol w:w="622"/>
+        <w:gridCol w:w="690"/>
+        <w:gridCol w:w="502"/>
+        <w:gridCol w:w="743"/>
+        <w:gridCol w:w="675"/>
+        <w:gridCol w:w="660"/>
+        <w:gridCol w:w="464"/>
       </w:tblGrid>
       <w:tr>
         <w:trPr>
@@ -2131,7 +2013,7 @@
               <w:spacing w:before="0"/>
               <w:jc w:val="left"/>
               <w:rPr>
-                <w:rFonts w:eastAsia="Times New Roman" w:cs="Calibri"/>
+                <w:rFonts w:ascii="Times New Roman" w:eastAsia="Times New Roman" w:hAnsi="Times New Roman"/>
                 <w:b/>
                 <w:bCs/>
                 <w:color w:val="000000"/>
@@ -2143,7 +2025,7 @@
             <w:bookmarkStart w:id="4" w:name="_Hlk220098148"/>
             <w:r>
               <w:rPr>
-                <w:rFonts w:eastAsia="Times New Roman" w:cs="Calibri"/>
+                <w:rFonts w:ascii="Times New Roman" w:eastAsia="Times New Roman" w:hAnsi="Times New Roman"/>
                 <w:b/>
                 <w:bCs/>
                 <w:color w:val="000000"/>
@@ -2168,7 +2050,7 @@
               <w:spacing w:before="0"/>
               <w:jc w:val="center"/>
               <w:rPr>
-                <w:rFonts w:eastAsia="Times New Roman" w:cs="Calibri"/>
+                <w:rFonts w:ascii="Times New Roman" w:eastAsia="Times New Roman" w:hAnsi="Times New Roman"/>
                 <w:b/>
                 <w:bCs/>
                 <w:color w:val="000000"/>
@@ -2179,7 +2061,7 @@
             </w:pPr>
             <w:r>
               <w:rPr>
-                <w:rFonts w:eastAsia="Times New Roman" w:cs="Calibri"/>
+                <w:rFonts w:ascii="Times New Roman" w:eastAsia="Times New Roman" w:hAnsi="Times New Roman"/>
                 <w:b/>
                 <w:bCs/>
                 <w:color w:val="000000"/>
@@ -2204,7 +2086,7 @@
               <w:spacing w:before="0"/>
               <w:jc w:val="center"/>
               <w:rPr>
-                <w:rFonts w:eastAsia="Times New Roman" w:cs="Calibri"/>
+                <w:rFonts w:ascii="Times New Roman" w:eastAsia="Times New Roman" w:hAnsi="Times New Roman"/>
                 <w:b/>
                 <w:bCs/>
                 <w:color w:val="000000"/>
@@ -2215,7 +2097,7 @@
             </w:pPr>
             <w:r>
               <w:rPr>
-                <w:rFonts w:eastAsia="Times New Roman" w:cs="Calibri"/>
+                <w:rFonts w:ascii="Times New Roman" w:eastAsia="Times New Roman" w:hAnsi="Times New Roman"/>
                 <w:b/>
                 <w:bCs/>
                 <w:color w:val="000000"/>
@@ -2240,7 +2122,7 @@
               <w:spacing w:before="0"/>
               <w:jc w:val="center"/>
               <w:rPr>
-                <w:rFonts w:eastAsia="Times New Roman" w:cs="Calibri"/>
+                <w:rFonts w:ascii="Times New Roman" w:eastAsia="Times New Roman" w:hAnsi="Times New Roman"/>
                 <w:b/>
                 <w:bCs/>
                 <w:color w:val="000000"/>
@@ -2251,7 +2133,7 @@
             </w:pPr>
             <w:r>
               <w:rPr>
-                <w:rFonts w:eastAsia="Times New Roman" w:cs="Calibri"/>
+                <w:rFonts w:ascii="Times New Roman" w:eastAsia="Times New Roman" w:hAnsi="Times New Roman"/>
                 <w:b/>
                 <w:bCs/>
                 <w:color w:val="000000"/>
@@ -2276,7 +2158,7 @@
               <w:spacing w:before="0"/>
               <w:jc w:val="center"/>
               <w:rPr>
-                <w:rFonts w:eastAsia="Times New Roman" w:cs="Calibri"/>
+                <w:rFonts w:ascii="Times New Roman" w:eastAsia="Times New Roman" w:hAnsi="Times New Roman"/>
                 <w:b/>
                 <w:bCs/>
                 <w:color w:val="000000"/>
@@ -2287,7 +2169,7 @@
             </w:pPr>
             <w:r>
               <w:rPr>
-                <w:rFonts w:eastAsia="Times New Roman" w:cs="Calibri"/>
+                <w:rFonts w:ascii="Times New Roman" w:eastAsia="Times New Roman" w:hAnsi="Times New Roman"/>
                 <w:b/>
                 <w:bCs/>
                 <w:color w:val="000000"/>
@@ -2312,7 +2194,7 @@
               <w:spacing w:before="0"/>
               <w:jc w:val="center"/>
               <w:rPr>
-                <w:rFonts w:eastAsia="Times New Roman" w:cs="Calibri"/>
+                <w:rFonts w:ascii="Times New Roman" w:eastAsia="Times New Roman" w:hAnsi="Times New Roman"/>
                 <w:b/>
                 <w:bCs/>
                 <w:color w:val="000000"/>
@@ -2323,7 +2205,7 @@
             </w:pPr>
             <w:r>
               <w:rPr>
-                <w:rFonts w:eastAsia="Times New Roman" w:cs="Calibri"/>
+                <w:rFonts w:ascii="Times New Roman" w:eastAsia="Times New Roman" w:hAnsi="Times New Roman"/>
                 <w:b/>
                 <w:bCs/>
                 <w:color w:val="000000"/>
@@ -2348,7 +2230,7 @@
               <w:spacing w:before="0"/>
               <w:jc w:val="center"/>
               <w:rPr>
-                <w:rFonts w:eastAsia="Times New Roman" w:cs="Calibri"/>
+                <w:rFonts w:ascii="Times New Roman" w:eastAsia="Times New Roman" w:hAnsi="Times New Roman"/>
                 <w:b/>
                 <w:bCs/>
                 <w:color w:val="000000"/>
@@ -2359,7 +2241,7 @@
             </w:pPr>
             <w:r>
               <w:rPr>
-                <w:rFonts w:eastAsia="Times New Roman" w:cs="Calibri"/>
+                <w:rFonts w:ascii="Times New Roman" w:eastAsia="Times New Roman" w:hAnsi="Times New Roman"/>
                 <w:b/>
                 <w:bCs/>
                 <w:color w:val="000000"/>
@@ -2390,7 +2272,7 @@
               <w:spacing w:before="0"/>
               <w:jc w:val="left"/>
               <w:rPr>
-                <w:rFonts w:eastAsia="Times New Roman" w:cs="Calibri"/>
+                <w:rFonts w:ascii="Times New Roman" w:eastAsia="Times New Roman" w:hAnsi="Times New Roman"/>
                 <w:b/>
                 <w:bCs/>
                 <w:color w:val="000000"/>
@@ -2401,7 +2283,7 @@
             </w:pPr>
             <w:r>
               <w:rPr>
-                <w:rFonts w:eastAsia="Times New Roman" w:cs="Calibri"/>
+                <w:rFonts w:ascii="Times New Roman" w:eastAsia="Times New Roman" w:hAnsi="Times New Roman"/>
                 <w:b/>
                 <w:bCs/>
                 <w:color w:val="000000"/>
@@ -2426,7 +2308,7 @@
               <w:spacing w:before="0"/>
               <w:jc w:val="left"/>
               <w:rPr>
-                <w:rFonts w:eastAsia="Times New Roman" w:cs="Calibri"/>
+                <w:rFonts w:ascii="Times New Roman" w:eastAsia="Times New Roman" w:hAnsi="Times New Roman"/>
                 <w:color w:val="000000"/>
                 <w:sz w:val="14"/>
                 <w:szCs w:val="14"/>
@@ -2435,7 +2317,7 @@
             </w:pPr>
             <w:r>
               <w:rPr>
-                <w:rFonts w:eastAsia="Times New Roman" w:cs="Calibri"/>
+                <w:rFonts w:ascii="Times New Roman" w:eastAsia="Times New Roman" w:hAnsi="Times New Roman"/>
                 <w:color w:val="000000"/>
                 <w:sz w:val="14"/>
                 <w:szCs w:val="14"/>
@@ -2458,7 +2340,7 @@
               <w:spacing w:before="0"/>
               <w:jc w:val="left"/>
               <w:rPr>
-                <w:rFonts w:eastAsia="Times New Roman" w:cs="Calibri"/>
+                <w:rFonts w:ascii="Times New Roman" w:eastAsia="Times New Roman" w:hAnsi="Times New Roman"/>
                 <w:color w:val="000000"/>
                 <w:sz w:val="14"/>
                 <w:szCs w:val="14"/>
@@ -2467,7 +2349,7 @@
             </w:pPr>
             <w:r>
               <w:rPr>
-                <w:rFonts w:eastAsia="Times New Roman" w:cs="Calibri"/>
+                <w:rFonts w:ascii="Times New Roman" w:eastAsia="Times New Roman" w:hAnsi="Times New Roman"/>
                 <w:color w:val="000000"/>
                 <w:sz w:val="14"/>
                 <w:szCs w:val="14"/>
@@ -2490,7 +2372,7 @@
               <w:spacing w:before="0"/>
               <w:jc w:val="left"/>
               <w:rPr>
-                <w:rFonts w:eastAsia="Times New Roman" w:cs="Calibri"/>
+                <w:rFonts w:ascii="Times New Roman" w:eastAsia="Times New Roman" w:hAnsi="Times New Roman"/>
                 <w:color w:val="000000"/>
                 <w:sz w:val="14"/>
                 <w:szCs w:val="14"/>
@@ -2499,7 +2381,7 @@
             </w:pPr>
             <w:r>
               <w:rPr>
-                <w:rFonts w:eastAsia="Times New Roman" w:cs="Calibri"/>
+                <w:rFonts w:ascii="Times New Roman" w:eastAsia="Times New Roman" w:hAnsi="Times New Roman"/>
                 <w:color w:val="000000"/>
                 <w:sz w:val="14"/>
                 <w:szCs w:val="14"/>
@@ -2522,7 +2404,7 @@
               <w:spacing w:before="0"/>
               <w:jc w:val="left"/>
               <w:rPr>
-                <w:rFonts w:eastAsia="Times New Roman" w:cs="Calibri"/>
+                <w:rFonts w:ascii="Times New Roman" w:eastAsia="Times New Roman" w:hAnsi="Times New Roman"/>
                 <w:color w:val="000000"/>
                 <w:sz w:val="14"/>
                 <w:szCs w:val="14"/>
@@ -2531,7 +2413,7 @@
             </w:pPr>
             <w:r>
               <w:rPr>
-                <w:rFonts w:eastAsia="Times New Roman" w:cs="Calibri"/>
+                <w:rFonts w:ascii="Times New Roman" w:eastAsia="Times New Roman" w:hAnsi="Times New Roman"/>
                 <w:color w:val="000000"/>
                 <w:sz w:val="14"/>
                 <w:szCs w:val="14"/>
@@ -2554,7 +2436,7 @@
               <w:spacing w:before="0"/>
               <w:jc w:val="left"/>
               <w:rPr>
-                <w:rFonts w:eastAsia="Times New Roman" w:cs="Calibri"/>
+                <w:rFonts w:ascii="Times New Roman" w:eastAsia="Times New Roman" w:hAnsi="Times New Roman"/>
                 <w:color w:val="000000"/>
                 <w:sz w:val="14"/>
                 <w:szCs w:val="14"/>
@@ -2563,7 +2445,7 @@
             </w:pPr>
             <w:r>
               <w:rPr>
-                <w:rFonts w:eastAsia="Times New Roman" w:cs="Calibri"/>
+                <w:rFonts w:ascii="Times New Roman" w:eastAsia="Times New Roman" w:hAnsi="Times New Roman"/>
                 <w:color w:val="000000"/>
                 <w:sz w:val="14"/>
                 <w:szCs w:val="14"/>
@@ -2586,7 +2468,7 @@
               <w:spacing w:before="0"/>
               <w:jc w:val="left"/>
               <w:rPr>
-                <w:rFonts w:eastAsia="Times New Roman" w:cs="Calibri"/>
+                <w:rFonts w:ascii="Times New Roman" w:eastAsia="Times New Roman" w:hAnsi="Times New Roman"/>
                 <w:color w:val="000000"/>
                 <w:sz w:val="14"/>
                 <w:szCs w:val="14"/>
@@ -2595,7 +2477,7 @@
             </w:pPr>
             <w:r>
               <w:rPr>
-                <w:rFonts w:eastAsia="Times New Roman" w:cs="Calibri"/>
+                <w:rFonts w:ascii="Times New Roman" w:eastAsia="Times New Roman" w:hAnsi="Times New Roman"/>
                 <w:color w:val="000000"/>
                 <w:sz w:val="14"/>
                 <w:szCs w:val="14"/>
@@ -2624,7 +2506,7 @@
               <w:spacing w:before="0"/>
               <w:jc w:val="left"/>
               <w:rPr>
-                <w:rFonts w:eastAsia="Times New Roman" w:cs="Calibri"/>
+                <w:rFonts w:ascii="Times New Roman" w:eastAsia="Times New Roman" w:hAnsi="Times New Roman"/>
                 <w:b/>
                 <w:bCs/>
                 <w:color w:val="000000"/>
@@ -2635,7 +2517,7 @@
             </w:pPr>
             <w:r>
               <w:rPr>
-                <w:rFonts w:eastAsia="Times New Roman" w:cs="Calibri"/>
+                <w:rFonts w:ascii="Times New Roman" w:eastAsia="Times New Roman" w:hAnsi="Times New Roman"/>
                 <w:b/>
                 <w:bCs/>
                 <w:color w:val="000000"/>
@@ -2660,7 +2542,7 @@
               <w:spacing w:before="0"/>
               <w:jc w:val="left"/>
               <w:rPr>
-                <w:rFonts w:eastAsia="Times New Roman" w:cs="Calibri"/>
+                <w:rFonts w:ascii="Times New Roman" w:eastAsia="Times New Roman" w:hAnsi="Times New Roman"/>
                 <w:color w:val="000000"/>
                 <w:sz w:val="14"/>
                 <w:szCs w:val="14"/>
@@ -2669,7 +2551,7 @@
             </w:pPr>
             <w:r>
               <w:rPr>
-                <w:rFonts w:eastAsia="Times New Roman" w:cs="Calibri"/>
+                <w:rFonts w:ascii="Times New Roman" w:eastAsia="Times New Roman" w:hAnsi="Times New Roman"/>
                 <w:color w:val="000000"/>
                 <w:sz w:val="14"/>
                 <w:szCs w:val="14"/>
@@ -2692,7 +2574,7 @@
               <w:spacing w:before="0"/>
               <w:jc w:val="left"/>
               <w:rPr>
-                <w:rFonts w:eastAsia="Times New Roman" w:cs="Calibri"/>
+                <w:rFonts w:ascii="Times New Roman" w:eastAsia="Times New Roman" w:hAnsi="Times New Roman"/>
                 <w:color w:val="000000"/>
                 <w:sz w:val="14"/>
                 <w:szCs w:val="14"/>
@@ -2701,7 +2583,7 @@
             </w:pPr>
             <w:r>
               <w:rPr>
-                <w:rFonts w:eastAsia="Times New Roman" w:cs="Calibri"/>
+                <w:rFonts w:ascii="Times New Roman" w:eastAsia="Times New Roman" w:hAnsi="Times New Roman"/>
                 <w:color w:val="000000"/>
                 <w:sz w:val="14"/>
                 <w:szCs w:val="14"/>
@@ -2724,7 +2606,7 @@
               <w:spacing w:before="0"/>
               <w:jc w:val="left"/>
               <w:rPr>
-                <w:rFonts w:eastAsia="Times New Roman" w:cs="Calibri"/>
+                <w:rFonts w:ascii="Times New Roman" w:eastAsia="Times New Roman" w:hAnsi="Times New Roman"/>
                 <w:color w:val="000000"/>
                 <w:sz w:val="14"/>
                 <w:szCs w:val="14"/>
@@ -2733,7 +2615,7 @@
             </w:pPr>
             <w:r>
               <w:rPr>
-                <w:rFonts w:eastAsia="Times New Roman" w:cs="Calibri"/>
+                <w:rFonts w:ascii="Times New Roman" w:eastAsia="Times New Roman" w:hAnsi="Times New Roman"/>
                 <w:color w:val="000000"/>
                 <w:sz w:val="14"/>
                 <w:szCs w:val="14"/>
@@ -2756,7 +2638,7 @@
               <w:spacing w:before="0"/>
               <w:jc w:val="left"/>
               <w:rPr>
-                <w:rFonts w:eastAsia="Times New Roman" w:cs="Calibri"/>
+                <w:rFonts w:ascii="Times New Roman" w:eastAsia="Times New Roman" w:hAnsi="Times New Roman"/>
                 <w:color w:val="000000"/>
                 <w:sz w:val="14"/>
                 <w:szCs w:val="14"/>
@@ -2765,7 +2647,7 @@
             </w:pPr>
             <w:r>
               <w:rPr>
-                <w:rFonts w:eastAsia="Times New Roman" w:cs="Calibri"/>
+                <w:rFonts w:ascii="Times New Roman" w:eastAsia="Times New Roman" w:hAnsi="Times New Roman"/>
                 <w:color w:val="000000"/>
                 <w:sz w:val="14"/>
                 <w:szCs w:val="14"/>
@@ -2788,7 +2670,7 @@
               <w:spacing w:before="0"/>
               <w:jc w:val="left"/>
               <w:rPr>
-                <w:rFonts w:eastAsia="Times New Roman" w:cs="Calibri"/>
+                <w:rFonts w:ascii="Times New Roman" w:eastAsia="Times New Roman" w:hAnsi="Times New Roman"/>
                 <w:color w:val="000000"/>
                 <w:sz w:val="14"/>
                 <w:szCs w:val="14"/>
@@ -2797,7 +2679,7 @@
             </w:pPr>
             <w:r>
               <w:rPr>
-                <w:rFonts w:eastAsia="Times New Roman" w:cs="Calibri"/>
+                <w:rFonts w:ascii="Times New Roman" w:eastAsia="Times New Roman" w:hAnsi="Times New Roman"/>
                 <w:color w:val="000000"/>
                 <w:sz w:val="14"/>
                 <w:szCs w:val="14"/>
@@ -2820,7 +2702,7 @@
               <w:spacing w:before="0"/>
               <w:jc w:val="left"/>
               <w:rPr>
-                <w:rFonts w:eastAsia="Times New Roman" w:cs="Calibri"/>
+                <w:rFonts w:ascii="Times New Roman" w:eastAsia="Times New Roman" w:hAnsi="Times New Roman"/>
                 <w:color w:val="000000"/>
                 <w:sz w:val="14"/>
                 <w:szCs w:val="14"/>
@@ -2829,7 +2711,7 @@
             </w:pPr>
             <w:r>
               <w:rPr>
-                <w:rFonts w:eastAsia="Times New Roman" w:cs="Calibri"/>
+                <w:rFonts w:ascii="Times New Roman" w:eastAsia="Times New Roman" w:hAnsi="Times New Roman"/>
                 <w:color w:val="000000"/>
                 <w:sz w:val="14"/>
                 <w:szCs w:val="14"/>
@@ -2858,7 +2740,7 @@
               <w:spacing w:before="0"/>
               <w:jc w:val="left"/>
               <w:rPr>
-                <w:rFonts w:eastAsia="Times New Roman" w:cs="Calibri"/>
+                <w:rFonts w:ascii="Times New Roman" w:eastAsia="Times New Roman" w:hAnsi="Times New Roman"/>
                 <w:b/>
                 <w:bCs/>
                 <w:color w:val="000000"/>
@@ -2869,7 +2751,7 @@
             </w:pPr>
             <w:r>
               <w:rPr>
-                <w:rFonts w:eastAsia="Times New Roman" w:cs="Calibri"/>
+                <w:rFonts w:ascii="Times New Roman" w:eastAsia="Times New Roman" w:hAnsi="Times New Roman"/>
                 <w:b/>
                 <w:bCs/>
                 <w:color w:val="000000"/>
@@ -2894,7 +2776,7 @@
               <w:spacing w:before="0"/>
               <w:jc w:val="left"/>
               <w:rPr>
-                <w:rFonts w:eastAsia="Times New Roman" w:cs="Calibri"/>
+                <w:rFonts w:ascii="Times New Roman" w:eastAsia="Times New Roman" w:hAnsi="Times New Roman"/>
                 <w:color w:val="000000"/>
                 <w:sz w:val="14"/>
                 <w:szCs w:val="14"/>
@@ -2903,7 +2785,7 @@
             </w:pPr>
             <w:r>
               <w:rPr>
-                <w:rFonts w:eastAsia="Times New Roman" w:cs="Calibri"/>
+                <w:rFonts w:ascii="Times New Roman" w:eastAsia="Times New Roman" w:hAnsi="Times New Roman"/>
                 <w:color w:val="000000"/>
                 <w:sz w:val="14"/>
                 <w:szCs w:val="14"/>
@@ -2926,7 +2808,7 @@
               <w:spacing w:before="0"/>
               <w:jc w:val="left"/>
               <w:rPr>
-                <w:rFonts w:eastAsia="Times New Roman" w:cs="Calibri"/>
+                <w:rFonts w:ascii="Times New Roman" w:eastAsia="Times New Roman" w:hAnsi="Times New Roman"/>
                 <w:color w:val="000000"/>
                 <w:sz w:val="14"/>
                 <w:szCs w:val="14"/>
@@ -2935,7 +2817,7 @@
             </w:pPr>
             <w:r>
               <w:rPr>
-                <w:rFonts w:eastAsia="Times New Roman" w:cs="Calibri"/>
+                <w:rFonts w:ascii="Times New Roman" w:eastAsia="Times New Roman" w:hAnsi="Times New Roman"/>
                 <w:color w:val="000000"/>
                 <w:sz w:val="14"/>
                 <w:szCs w:val="14"/>
@@ -2958,7 +2840,7 @@
               <w:spacing w:before="0"/>
               <w:jc w:val="left"/>
               <w:rPr>
-                <w:rFonts w:eastAsia="Times New Roman" w:cs="Calibri"/>
+                <w:rFonts w:ascii="Times New Roman" w:eastAsia="Times New Roman" w:hAnsi="Times New Roman"/>
                 <w:color w:val="000000"/>
                 <w:sz w:val="14"/>
                 <w:szCs w:val="14"/>
@@ -2967,7 +2849,7 @@
             </w:pPr>
             <w:r>
               <w:rPr>
-                <w:rFonts w:eastAsia="Times New Roman" w:cs="Calibri"/>
+                <w:rFonts w:ascii="Times New Roman" w:eastAsia="Times New Roman" w:hAnsi="Times New Roman"/>
                 <w:color w:val="000000"/>
                 <w:sz w:val="14"/>
                 <w:szCs w:val="14"/>
@@ -2990,7 +2872,7 @@
               <w:spacing w:before="0"/>
               <w:jc w:val="left"/>
               <w:rPr>
-                <w:rFonts w:eastAsia="Times New Roman" w:cs="Calibri"/>
+                <w:rFonts w:ascii="Times New Roman" w:eastAsia="Times New Roman" w:hAnsi="Times New Roman"/>
                 <w:color w:val="000000"/>
                 <w:sz w:val="14"/>
                 <w:szCs w:val="14"/>
@@ -2999,7 +2881,7 @@
             </w:pPr>
             <w:r>
               <w:rPr>
-                <w:rFonts w:eastAsia="Times New Roman" w:cs="Calibri"/>
+                <w:rFonts w:ascii="Times New Roman" w:eastAsia="Times New Roman" w:hAnsi="Times New Roman"/>
                 <w:color w:val="000000"/>
                 <w:sz w:val="14"/>
                 <w:szCs w:val="14"/>
@@ -3022,7 +2904,7 @@
               <w:spacing w:before="0"/>
               <w:jc w:val="left"/>
               <w:rPr>
-                <w:rFonts w:eastAsia="Times New Roman" w:cs="Calibri"/>
+                <w:rFonts w:ascii="Times New Roman" w:eastAsia="Times New Roman" w:hAnsi="Times New Roman"/>
                 <w:color w:val="000000"/>
                 <w:sz w:val="14"/>
                 <w:szCs w:val="14"/>
@@ -3031,7 +2913,7 @@
             </w:pPr>
             <w:r>
               <w:rPr>
-                <w:rFonts w:eastAsia="Times New Roman" w:cs="Calibri"/>
+                <w:rFonts w:ascii="Times New Roman" w:eastAsia="Times New Roman" w:hAnsi="Times New Roman"/>
                 <w:color w:val="000000"/>
                 <w:sz w:val="14"/>
                 <w:szCs w:val="14"/>
@@ -3054,7 +2936,7 @@
               <w:spacing w:before="0"/>
               <w:jc w:val="left"/>
               <w:rPr>
-                <w:rFonts w:eastAsia="Times New Roman" w:cs="Calibri"/>
+                <w:rFonts w:ascii="Times New Roman" w:eastAsia="Times New Roman" w:hAnsi="Times New Roman"/>
                 <w:color w:val="000000"/>
                 <w:sz w:val="14"/>
                 <w:szCs w:val="14"/>
@@ -3063,7 +2945,7 @@
             </w:pPr>
             <w:r>
               <w:rPr>
-                <w:rFonts w:eastAsia="Times New Roman" w:cs="Calibri"/>
+                <w:rFonts w:ascii="Times New Roman" w:eastAsia="Times New Roman" w:hAnsi="Times New Roman"/>
                 <w:color w:val="000000"/>
                 <w:sz w:val="14"/>
                 <w:szCs w:val="14"/>
@@ -3092,7 +2974,7 @@
               <w:spacing w:before="0"/>
               <w:jc w:val="left"/>
               <w:rPr>
-                <w:rFonts w:eastAsia="Times New Roman" w:cs="Calibri"/>
+                <w:rFonts w:ascii="Times New Roman" w:eastAsia="Times New Roman" w:hAnsi="Times New Roman"/>
                 <w:b/>
                 <w:bCs/>
                 <w:color w:val="000000"/>
@@ -3103,7 +2985,7 @@
             </w:pPr>
             <w:r>
               <w:rPr>
-                <w:rFonts w:eastAsia="Times New Roman" w:cs="Calibri"/>
+                <w:rFonts w:ascii="Times New Roman" w:eastAsia="Times New Roman" w:hAnsi="Times New Roman"/>
                 <w:b/>
                 <w:bCs/>
                 <w:color w:val="000000"/>
@@ -3128,7 +3010,7 @@
               <w:spacing w:before="0"/>
               <w:jc w:val="left"/>
               <w:rPr>
-                <w:rFonts w:eastAsia="Times New Roman" w:cs="Calibri"/>
+                <w:rFonts w:ascii="Times New Roman" w:eastAsia="Times New Roman" w:hAnsi="Times New Roman"/>
                 <w:color w:val="000000"/>
                 <w:sz w:val="14"/>
                 <w:szCs w:val="14"/>
@@ -3137,7 +3019,7 @@
             </w:pPr>
             <w:r>
               <w:rPr>
-                <w:rFonts w:eastAsia="Times New Roman" w:cs="Calibri"/>
+                <w:rFonts w:ascii="Times New Roman" w:eastAsia="Times New Roman" w:hAnsi="Times New Roman"/>
                 <w:color w:val="000000"/>
                 <w:sz w:val="14"/>
                 <w:szCs w:val="14"/>
@@ -3160,7 +3042,7 @@
               <w:spacing w:before="0"/>
               <w:jc w:val="left"/>
               <w:rPr>
-                <w:rFonts w:eastAsia="Times New Roman" w:cs="Calibri"/>
+                <w:rFonts w:ascii="Times New Roman" w:eastAsia="Times New Roman" w:hAnsi="Times New Roman"/>
                 <w:color w:val="000000"/>
                 <w:sz w:val="14"/>
                 <w:szCs w:val="14"/>
@@ -3169,7 +3051,7 @@
             </w:pPr>
             <w:r>
               <w:rPr>
-                <w:rFonts w:eastAsia="Times New Roman" w:cs="Calibri"/>
+                <w:rFonts w:ascii="Times New Roman" w:eastAsia="Times New Roman" w:hAnsi="Times New Roman"/>
                 <w:color w:val="000000"/>
                 <w:sz w:val="14"/>
                 <w:szCs w:val="14"/>
@@ -3192,7 +3074,7 @@
               <w:spacing w:before="0"/>
               <w:jc w:val="left"/>
               <w:rPr>
-                <w:rFonts w:eastAsia="Times New Roman" w:cs="Calibri"/>
+                <w:rFonts w:ascii="Times New Roman" w:eastAsia="Times New Roman" w:hAnsi="Times New Roman"/>
                 <w:color w:val="000000"/>
                 <w:sz w:val="14"/>
                 <w:szCs w:val="14"/>
@@ -3201,7 +3083,7 @@
             </w:pPr>
             <w:r>
               <w:rPr>
-                <w:rFonts w:eastAsia="Times New Roman" w:cs="Calibri"/>
+                <w:rFonts w:ascii="Times New Roman" w:eastAsia="Times New Roman" w:hAnsi="Times New Roman"/>
                 <w:color w:val="000000"/>
                 <w:sz w:val="14"/>
                 <w:szCs w:val="14"/>
@@ -3224,7 +3106,7 @@
               <w:spacing w:before="0"/>
               <w:jc w:val="left"/>
               <w:rPr>
-                <w:rFonts w:eastAsia="Times New Roman" w:cs="Calibri"/>
+                <w:rFonts w:ascii="Times New Roman" w:eastAsia="Times New Roman" w:hAnsi="Times New Roman"/>
                 <w:color w:val="000000"/>
                 <w:sz w:val="14"/>
                 <w:szCs w:val="14"/>
@@ -3233,7 +3115,7 @@
             </w:pPr>
             <w:r>
               <w:rPr>
-                <w:rFonts w:eastAsia="Times New Roman" w:cs="Calibri"/>
+                <w:rFonts w:ascii="Times New Roman" w:eastAsia="Times New Roman" w:hAnsi="Times New Roman"/>
                 <w:color w:val="000000"/>
                 <w:sz w:val="14"/>
                 <w:szCs w:val="14"/>
@@ -3256,7 +3138,7 @@
               <w:spacing w:before="0"/>
               <w:jc w:val="left"/>
               <w:rPr>
-                <w:rFonts w:eastAsia="Times New Roman" w:cs="Calibri"/>
+                <w:rFonts w:ascii="Times New Roman" w:eastAsia="Times New Roman" w:hAnsi="Times New Roman"/>
                 <w:color w:val="000000"/>
                 <w:sz w:val="14"/>
                 <w:szCs w:val="14"/>
@@ -3265,7 +3147,7 @@
             </w:pPr>
             <w:r>
               <w:rPr>
-                <w:rFonts w:eastAsia="Times New Roman" w:cs="Calibri"/>
+                <w:rFonts w:ascii="Times New Roman" w:eastAsia="Times New Roman" w:hAnsi="Times New Roman"/>
                 <w:color w:val="000000"/>
                 <w:sz w:val="14"/>
                 <w:szCs w:val="14"/>
@@ -3288,7 +3170,7 @@
               <w:spacing w:before="0"/>
               <w:jc w:val="left"/>
               <w:rPr>
-                <w:rFonts w:eastAsia="Times New Roman" w:cs="Calibri"/>
+                <w:rFonts w:ascii="Times New Roman" w:eastAsia="Times New Roman" w:hAnsi="Times New Roman"/>
                 <w:color w:val="000000"/>
                 <w:sz w:val="14"/>
                 <w:szCs w:val="14"/>
@@ -3297,7 +3179,7 @@
             </w:pPr>
             <w:r>
               <w:rPr>
-                <w:rFonts w:eastAsia="Times New Roman" w:cs="Calibri"/>
+                <w:rFonts w:ascii="Times New Roman" w:eastAsia="Times New Roman" w:hAnsi="Times New Roman"/>
                 <w:color w:val="000000"/>
                 <w:sz w:val="14"/>
                 <w:szCs w:val="14"/>
@@ -3326,7 +3208,7 @@
               <w:spacing w:before="0"/>
               <w:jc w:val="left"/>
               <w:rPr>
-                <w:rFonts w:eastAsia="Times New Roman" w:cs="Calibri"/>
+                <w:rFonts w:ascii="Times New Roman" w:eastAsia="Times New Roman" w:hAnsi="Times New Roman"/>
                 <w:b/>
                 <w:bCs/>
                 <w:color w:val="000000"/>
@@ -3337,7 +3219,7 @@
             </w:pPr>
             <w:r>
               <w:rPr>
-                <w:rFonts w:eastAsia="Times New Roman" w:cs="Calibri"/>
+                <w:rFonts w:ascii="Times New Roman" w:eastAsia="Times New Roman" w:hAnsi="Times New Roman"/>
                 <w:b/>
                 <w:bCs/>
                 <w:color w:val="000000"/>
@@ -3362,7 +3244,7 @@
               <w:spacing w:before="0"/>
               <w:jc w:val="left"/>
               <w:rPr>
-                <w:rFonts w:eastAsia="Times New Roman" w:cs="Calibri"/>
+                <w:rFonts w:ascii="Times New Roman" w:eastAsia="Times New Roman" w:hAnsi="Times New Roman"/>
                 <w:color w:val="000000"/>
                 <w:sz w:val="14"/>
                 <w:szCs w:val="14"/>
@@ -3371,7 +3253,7 @@
             </w:pPr>
             <w:r>
               <w:rPr>
-                <w:rFonts w:eastAsia="Times New Roman" w:cs="Calibri"/>
+                <w:rFonts w:ascii="Times New Roman" w:eastAsia="Times New Roman" w:hAnsi="Times New Roman"/>
                 <w:color w:val="000000"/>
                 <w:sz w:val="14"/>
                 <w:szCs w:val="14"/>
@@ -3394,7 +3276,7 @@
               <w:spacing w:before="0"/>
               <w:jc w:val="left"/>
               <w:rPr>
-                <w:rFonts w:eastAsia="Times New Roman" w:cs="Calibri"/>
+                <w:rFonts w:ascii="Times New Roman" w:eastAsia="Times New Roman" w:hAnsi="Times New Roman"/>
                 <w:color w:val="000000"/>
                 <w:sz w:val="14"/>
                 <w:szCs w:val="14"/>
@@ -3403,7 +3285,7 @@
             </w:pPr>
             <w:r>
               <w:rPr>
-                <w:rFonts w:eastAsia="Times New Roman" w:cs="Calibri"/>
+                <w:rFonts w:ascii="Times New Roman" w:eastAsia="Times New Roman" w:hAnsi="Times New Roman"/>
                 <w:color w:val="000000"/>
                 <w:sz w:val="14"/>
                 <w:szCs w:val="14"/>
@@ -3426,7 +3308,7 @@
               <w:spacing w:before="0"/>
               <w:jc w:val="left"/>
               <w:rPr>
-                <w:rFonts w:eastAsia="Times New Roman" w:cs="Calibri"/>
+                <w:rFonts w:ascii="Times New Roman" w:eastAsia="Times New Roman" w:hAnsi="Times New Roman"/>
                 <w:color w:val="000000"/>
                 <w:sz w:val="14"/>
                 <w:szCs w:val="14"/>
@@ -3435,7 +3317,7 @@
             </w:pPr>
             <w:r>
               <w:rPr>
-                <w:rFonts w:eastAsia="Times New Roman" w:cs="Calibri"/>
+                <w:rFonts w:ascii="Times New Roman" w:eastAsia="Times New Roman" w:hAnsi="Times New Roman"/>
                 <w:color w:val="000000"/>
                 <w:sz w:val="14"/>
                 <w:szCs w:val="14"/>
@@ -3458,7 +3340,7 @@
               <w:spacing w:before="0"/>
               <w:jc w:val="left"/>
               <w:rPr>
-                <w:rFonts w:eastAsia="Times New Roman" w:cs="Calibri"/>
+                <w:rFonts w:ascii="Times New Roman" w:eastAsia="Times New Roman" w:hAnsi="Times New Roman"/>
                 <w:color w:val="000000"/>
                 <w:sz w:val="14"/>
                 <w:szCs w:val="14"/>
@@ -3467,7 +3349,7 @@
             </w:pPr>
             <w:r>
               <w:rPr>
-                <w:rFonts w:eastAsia="Times New Roman" w:cs="Calibri"/>
+                <w:rFonts w:ascii="Times New Roman" w:eastAsia="Times New Roman" w:hAnsi="Times New Roman"/>
                 <w:color w:val="000000"/>
                 <w:sz w:val="14"/>
                 <w:szCs w:val="14"/>
@@ -3490,7 +3372,7 @@
               <w:spacing w:before="0"/>
               <w:jc w:val="left"/>
               <w:rPr>
-                <w:rFonts w:eastAsia="Times New Roman" w:cs="Calibri"/>
+                <w:rFonts w:ascii="Times New Roman" w:eastAsia="Times New Roman" w:hAnsi="Times New Roman"/>
                 <w:color w:val="000000"/>
                 <w:sz w:val="14"/>
                 <w:szCs w:val="14"/>
@@ -3499,7 +3381,7 @@
             </w:pPr>
             <w:r>
               <w:rPr>
-                <w:rFonts w:eastAsia="Times New Roman" w:cs="Calibri"/>
+                <w:rFonts w:ascii="Times New Roman" w:eastAsia="Times New Roman" w:hAnsi="Times New Roman"/>
                 <w:color w:val="000000"/>
                 <w:sz w:val="14"/>
                 <w:szCs w:val="14"/>
@@ -3522,7 +3404,7 @@
               <w:spacing w:before="0"/>
               <w:jc w:val="left"/>
               <w:rPr>
-                <w:rFonts w:eastAsia="Times New Roman" w:cs="Calibri"/>
+                <w:rFonts w:ascii="Times New Roman" w:eastAsia="Times New Roman" w:hAnsi="Times New Roman"/>
                 <w:color w:val="000000"/>
                 <w:sz w:val="14"/>
                 <w:szCs w:val="14"/>
@@ -3531,7 +3413,7 @@
             </w:pPr>
             <w:r>
               <w:rPr>
-                <w:rFonts w:eastAsia="Times New Roman" w:cs="Calibri"/>
+                <w:rFonts w:ascii="Times New Roman" w:eastAsia="Times New Roman" w:hAnsi="Times New Roman"/>
                 <w:color w:val="000000"/>
                 <w:sz w:val="14"/>
                 <w:szCs w:val="14"/>
@@ -3560,7 +3442,7 @@
               <w:spacing w:before="0"/>
               <w:jc w:val="left"/>
               <w:rPr>
-                <w:rFonts w:eastAsia="Times New Roman" w:cs="Calibri"/>
+                <w:rFonts w:ascii="Times New Roman" w:eastAsia="Times New Roman" w:hAnsi="Times New Roman"/>
                 <w:b/>
                 <w:bCs/>
                 <w:color w:val="000000"/>
@@ -3571,7 +3453,7 @@
             </w:pPr>
             <w:r>
               <w:rPr>
-                <w:rFonts w:eastAsia="Times New Roman" w:cs="Calibri"/>
+                <w:rFonts w:ascii="Times New Roman" w:eastAsia="Times New Roman" w:hAnsi="Times New Roman"/>
                 <w:b/>
                 <w:bCs/>
                 <w:color w:val="000000"/>
@@ -3596,7 +3478,7 @@
               <w:spacing w:before="0"/>
               <w:jc w:val="left"/>
               <w:rPr>
-                <w:rFonts w:eastAsia="Times New Roman" w:cs="Calibri"/>
+                <w:rFonts w:ascii="Times New Roman" w:eastAsia="Times New Roman" w:hAnsi="Times New Roman"/>
                 <w:color w:val="000000"/>
                 <w:sz w:val="14"/>
                 <w:szCs w:val="14"/>
@@ -3605,7 +3487,7 @@
             </w:pPr>
             <w:r>
               <w:rPr>
-                <w:rFonts w:eastAsia="Times New Roman" w:cs="Calibri"/>
+                <w:rFonts w:ascii="Times New Roman" w:eastAsia="Times New Roman" w:hAnsi="Times New Roman"/>
                 <w:color w:val="000000"/>
                 <w:sz w:val="14"/>
                 <w:szCs w:val="14"/>
@@ -3628,7 +3510,7 @@
               <w:spacing w:before="0"/>
               <w:jc w:val="left"/>
               <w:rPr>
-                <w:rFonts w:eastAsia="Times New Roman" w:cs="Calibri"/>
+                <w:rFonts w:ascii="Times New Roman" w:eastAsia="Times New Roman" w:hAnsi="Times New Roman"/>
                 <w:color w:val="000000"/>
                 <w:sz w:val="14"/>
                 <w:szCs w:val="14"/>
@@ -3637,7 +3519,7 @@
             </w:pPr>
             <w:r>
               <w:rPr>
-                <w:rFonts w:eastAsia="Times New Roman" w:cs="Calibri"/>
+                <w:rFonts w:ascii="Times New Roman" w:eastAsia="Times New Roman" w:hAnsi="Times New Roman"/>
                 <w:color w:val="000000"/>
                 <w:sz w:val="14"/>
                 <w:szCs w:val="14"/>
@@ -3660,7 +3542,7 @@
               <w:spacing w:before="0"/>
               <w:jc w:val="left"/>
               <w:rPr>
-                <w:rFonts w:eastAsia="Times New Roman" w:cs="Calibri"/>
+                <w:rFonts w:ascii="Times New Roman" w:eastAsia="Times New Roman" w:hAnsi="Times New Roman"/>
                 <w:color w:val="000000"/>
                 <w:sz w:val="14"/>
                 <w:szCs w:val="14"/>
@@ -3669,7 +3551,7 @@
             </w:pPr>
             <w:r>
               <w:rPr>
-                <w:rFonts w:eastAsia="Times New Roman" w:cs="Calibri"/>
+                <w:rFonts w:ascii="Times New Roman" w:eastAsia="Times New Roman" w:hAnsi="Times New Roman"/>
                 <w:color w:val="000000"/>
                 <w:sz w:val="14"/>
                 <w:szCs w:val="14"/>
@@ -3692,7 +3574,7 @@
               <w:spacing w:before="0"/>
               <w:jc w:val="left"/>
               <w:rPr>
-                <w:rFonts w:eastAsia="Times New Roman" w:cs="Calibri"/>
+                <w:rFonts w:ascii="Times New Roman" w:eastAsia="Times New Roman" w:hAnsi="Times New Roman"/>
                 <w:color w:val="000000"/>
                 <w:sz w:val="14"/>
                 <w:szCs w:val="14"/>
@@ -3701,7 +3583,7 @@
             </w:pPr>
             <w:r>
               <w:rPr>
-                <w:rFonts w:eastAsia="Times New Roman" w:cs="Calibri"/>
+                <w:rFonts w:ascii="Times New Roman" w:eastAsia="Times New Roman" w:hAnsi="Times New Roman"/>
                 <w:color w:val="000000"/>
                 <w:sz w:val="14"/>
                 <w:szCs w:val="14"/>
@@ -3724,7 +3606,7 @@
               <w:spacing w:before="0"/>
               <w:jc w:val="left"/>
               <w:rPr>
-                <w:rFonts w:eastAsia="Times New Roman" w:cs="Calibri"/>
+                <w:rFonts w:ascii="Times New Roman" w:eastAsia="Times New Roman" w:hAnsi="Times New Roman"/>
                 <w:color w:val="000000"/>
                 <w:sz w:val="14"/>
                 <w:szCs w:val="14"/>
@@ -3733,7 +3615,7 @@
             </w:pPr>
             <w:r>
               <w:rPr>
-                <w:rFonts w:eastAsia="Times New Roman" w:cs="Calibri"/>
+                <w:rFonts w:ascii="Times New Roman" w:eastAsia="Times New Roman" w:hAnsi="Times New Roman"/>
                 <w:color w:val="000000"/>
                 <w:sz w:val="14"/>
                 <w:szCs w:val="14"/>
@@ -3756,7 +3638,7 @@
               <w:spacing w:before="0"/>
               <w:jc w:val="left"/>
               <w:rPr>
-                <w:rFonts w:eastAsia="Times New Roman" w:cs="Calibri"/>
+                <w:rFonts w:ascii="Times New Roman" w:eastAsia="Times New Roman" w:hAnsi="Times New Roman"/>
                 <w:color w:val="000000"/>
                 <w:sz w:val="14"/>
                 <w:szCs w:val="14"/>
@@ -3765,7 +3647,7 @@
             </w:pPr>
             <w:r>
               <w:rPr>
-                <w:rFonts w:eastAsia="Times New Roman" w:cs="Calibri"/>
+                <w:rFonts w:ascii="Times New Roman" w:eastAsia="Times New Roman" w:hAnsi="Times New Roman"/>
                 <w:color w:val="000000"/>
                 <w:sz w:val="14"/>
                 <w:szCs w:val="14"/>
@@ -3794,7 +3676,7 @@
               <w:spacing w:before="0"/>
               <w:jc w:val="left"/>
               <w:rPr>
-                <w:rFonts w:eastAsia="Times New Roman" w:cs="Calibri"/>
+                <w:rFonts w:ascii="Times New Roman" w:eastAsia="Times New Roman" w:hAnsi="Times New Roman"/>
                 <w:b/>
                 <w:bCs/>
                 <w:color w:val="000000"/>
@@ -3805,7 +3687,7 @@
             </w:pPr>
             <w:r>
               <w:rPr>
-                <w:rFonts w:eastAsia="Times New Roman" w:cs="Calibri"/>
+                <w:rFonts w:ascii="Times New Roman" w:eastAsia="Times New Roman" w:hAnsi="Times New Roman"/>
                 <w:b/>
                 <w:bCs/>
                 <w:color w:val="000000"/>
@@ -3830,7 +3712,7 @@
               <w:spacing w:before="0"/>
               <w:jc w:val="left"/>
               <w:rPr>
-                <w:rFonts w:eastAsia="Times New Roman" w:cs="Calibri"/>
+                <w:rFonts w:ascii="Times New Roman" w:eastAsia="Times New Roman" w:hAnsi="Times New Roman"/>
                 <w:color w:val="000000"/>
                 <w:sz w:val="14"/>
                 <w:szCs w:val="14"/>
@@ -3839,7 +3721,7 @@
             </w:pPr>
             <w:r>
               <w:rPr>
-                <w:rFonts w:eastAsia="Times New Roman" w:cs="Calibri"/>
+                <w:rFonts w:ascii="Times New Roman" w:eastAsia="Times New Roman" w:hAnsi="Times New Roman"/>
                 <w:color w:val="000000"/>
                 <w:sz w:val="14"/>
                 <w:szCs w:val="14"/>
@@ -3862,7 +3744,7 @@
               <w:spacing w:before="0"/>
               <w:jc w:val="left"/>
               <w:rPr>
-                <w:rFonts w:eastAsia="Times New Roman" w:cs="Calibri"/>
+                <w:rFonts w:ascii="Times New Roman" w:eastAsia="Times New Roman" w:hAnsi="Times New Roman"/>
                 <w:color w:val="000000"/>
                 <w:sz w:val="14"/>
                 <w:szCs w:val="14"/>
@@ -3871,7 +3753,7 @@
             </w:pPr>
             <w:r>
               <w:rPr>
-                <w:rFonts w:eastAsia="Times New Roman" w:cs="Calibri"/>
+                <w:rFonts w:ascii="Times New Roman" w:eastAsia="Times New Roman" w:hAnsi="Times New Roman"/>
                 <w:color w:val="000000"/>
                 <w:sz w:val="14"/>
                 <w:szCs w:val="14"/>
@@ -3894,7 +3776,7 @@
               <w:spacing w:before="0"/>
               <w:jc w:val="left"/>
               <w:rPr>
-                <w:rFonts w:eastAsia="Times New Roman" w:cs="Calibri"/>
+                <w:rFonts w:ascii="Times New Roman" w:eastAsia="Times New Roman" w:hAnsi="Times New Roman"/>
                 <w:color w:val="000000"/>
                 <w:sz w:val="14"/>
                 <w:szCs w:val="14"/>
@@ -3903,7 +3785,7 @@
             </w:pPr>
             <w:r>
               <w:rPr>
-                <w:rFonts w:eastAsia="Times New Roman" w:cs="Calibri"/>
+                <w:rFonts w:ascii="Times New Roman" w:eastAsia="Times New Roman" w:hAnsi="Times New Roman"/>
                 <w:color w:val="000000"/>
                 <w:sz w:val="14"/>
                 <w:szCs w:val="14"/>
@@ -3926,7 +3808,7 @@
               <w:spacing w:before="0"/>
               <w:jc w:val="left"/>
               <w:rPr>
-                <w:rFonts w:eastAsia="Times New Roman" w:cs="Calibri"/>
+                <w:rFonts w:ascii="Times New Roman" w:eastAsia="Times New Roman" w:hAnsi="Times New Roman"/>
                 <w:color w:val="000000"/>
                 <w:sz w:val="14"/>
                 <w:szCs w:val="14"/>
@@ -3935,7 +3817,7 @@
             </w:pPr>
             <w:r>
               <w:rPr>
-                <w:rFonts w:eastAsia="Times New Roman" w:cs="Calibri"/>
+                <w:rFonts w:ascii="Times New Roman" w:eastAsia="Times New Roman" w:hAnsi="Times New Roman"/>
                 <w:color w:val="000000"/>
                 <w:sz w:val="14"/>
                 <w:szCs w:val="14"/>
@@ -3958,7 +3840,7 @@
               <w:spacing w:before="0"/>
               <w:jc w:val="left"/>
               <w:rPr>
-                <w:rFonts w:eastAsia="Times New Roman" w:cs="Calibri"/>
+                <w:rFonts w:ascii="Times New Roman" w:eastAsia="Times New Roman" w:hAnsi="Times New Roman"/>
                 <w:color w:val="000000"/>
                 <w:sz w:val="14"/>
                 <w:szCs w:val="14"/>
@@ -3967,7 +3849,7 @@
             </w:pPr>
             <w:r>
               <w:rPr>
-                <w:rFonts w:eastAsia="Times New Roman" w:cs="Calibri"/>
+                <w:rFonts w:ascii="Times New Roman" w:eastAsia="Times New Roman" w:hAnsi="Times New Roman"/>
                 <w:color w:val="000000"/>
                 <w:sz w:val="14"/>
                 <w:szCs w:val="14"/>
@@ -3990,7 +3872,7 @@
               <w:spacing w:before="0"/>
               <w:jc w:val="left"/>
               <w:rPr>
-                <w:rFonts w:eastAsia="Times New Roman" w:cs="Calibri"/>
+                <w:rFonts w:ascii="Times New Roman" w:eastAsia="Times New Roman" w:hAnsi="Times New Roman"/>
                 <w:color w:val="000000"/>
                 <w:sz w:val="14"/>
                 <w:szCs w:val="14"/>
@@ -3999,7 +3881,7 @@
             </w:pPr>
             <w:r>
               <w:rPr>
-                <w:rFonts w:eastAsia="Times New Roman" w:cs="Calibri"/>
+                <w:rFonts w:ascii="Times New Roman" w:eastAsia="Times New Roman" w:hAnsi="Times New Roman"/>
                 <w:color w:val="000000"/>
                 <w:sz w:val="14"/>
                 <w:szCs w:val="14"/>
@@ -4017,6 +3899,7 @@
         <w:spacing w:after="120" w:line="240" w:lineRule="auto"/>
         <w:jc w:val="center"/>
         <w:rPr>
+          <w:rFonts w:ascii="Times New Roman" w:hAnsi="Times New Roman" w:cs="Times New Roman"/>
           <w:sz w:val="14"/>
           <w:szCs w:val="14"/>
           <w:lang w:val="en-US"/>
@@ -4024,6 +3907,7 @@
       </w:pPr>
       <w:r>
         <w:rPr>
+          <w:rFonts w:ascii="Times New Roman" w:hAnsi="Times New Roman" w:cs="Times New Roman"/>
           <w:sz w:val="14"/>
           <w:szCs w:val="14"/>
           <w:lang w:val="en-US"/>
@@ -4082,6 +3966,46 @@
         <w:lastRenderedPageBreak/>
         <w:t>eget neque at sem venenatis eleifend. Ut nonummy.</w:t>
       </w:r>
+    </w:p>
+    <w:p>
+      <w:pPr>
+        <w:spacing w:after="120" w:line="240" w:lineRule="auto"/>
+        <w:jc w:val="both"/>
+        <w:rPr>
+          <w:rFonts w:ascii="Times New Roman" w:hAnsi="Times New Roman" w:cs="Times New Roman"/>
+          <w:noProof/>
+        </w:rPr>
+      </w:pPr>
+    </w:p>
+    <w:p>
+      <w:pPr>
+        <w:spacing w:after="120" w:line="240" w:lineRule="auto"/>
+        <w:jc w:val="both"/>
+        <w:rPr>
+          <w:rFonts w:ascii="Times New Roman" w:hAnsi="Times New Roman" w:cs="Times New Roman"/>
+          <w:noProof/>
+        </w:rPr>
+      </w:pPr>
+    </w:p>
+    <w:p>
+      <w:pPr>
+        <w:spacing w:after="120" w:line="240" w:lineRule="auto"/>
+        <w:jc w:val="both"/>
+        <w:rPr>
+          <w:rFonts w:ascii="Times New Roman" w:hAnsi="Times New Roman" w:cs="Times New Roman"/>
+          <w:noProof/>
+        </w:rPr>
+      </w:pPr>
+    </w:p>
+    <w:p>
+      <w:pPr>
+        <w:spacing w:after="120" w:line="240" w:lineRule="auto"/>
+        <w:jc w:val="both"/>
+        <w:rPr>
+          <w:rFonts w:ascii="Times New Roman" w:hAnsi="Times New Roman" w:cs="Times New Roman"/>
+          <w:noProof/>
+        </w:rPr>
+      </w:pPr>
     </w:p>
     <w:p>
       <w:pPr>
@@ -4133,6 +4057,5798 @@
           <w:noProof/>
         </w:rPr>
       </w:pPr>
+    </w:p>
+    <w:p>
+      <w:pPr>
+        <w:spacing w:after="120" w:line="240" w:lineRule="auto"/>
+        <w:jc w:val="both"/>
+        <w:rPr>
+          <w:rFonts w:ascii="Times New Roman" w:hAnsi="Times New Roman" w:cs="Times New Roman"/>
+          <w:noProof/>
+        </w:rPr>
+        <w:sectPr>
+          <w:type w:val="continuous"/>
+          <w:pgSz w:w="11906" w:h="16838"/>
+          <w:pgMar w:top="1417" w:right="1417" w:bottom="1417" w:left="1417" w:header="708" w:footer="708" w:gutter="0"/>
+          <w:cols w:num="2" w:sep="1" w:space="340"/>
+          <w:docGrid w:linePitch="360"/>
+        </w:sectPr>
+      </w:pPr>
+    </w:p>
+    <w:p>
+      <w:pPr>
+        <w:spacing w:after="120" w:line="240" w:lineRule="auto"/>
+        <w:jc w:val="both"/>
+        <w:rPr>
+          <w:rFonts w:ascii="Times New Roman" w:hAnsi="Times New Roman" w:cs="Times New Roman"/>
+          <w:noProof/>
+        </w:rPr>
+      </w:pPr>
+    </w:p>
+    <w:p>
+      <w:pPr>
+        <w:pStyle w:val="Paragraf"/>
+        <w:spacing w:after="120"/>
+        <w:jc w:val="center"/>
+        <w:rPr>
+          <w:rFonts w:ascii="Times New Roman" w:hAnsi="Times New Roman"/>
+          <w:b/>
+          <w:sz w:val="24"/>
+        </w:rPr>
+      </w:pPr>
+      <w:r>
+        <w:rPr>
+          <w:rFonts w:ascii="Times New Roman" w:hAnsi="Times New Roman"/>
+          <w:sz w:val="24"/>
+        </w:rPr>
+        <w:t>Tablo 1</w:t>
+      </w:r>
+      <w:r>
+        <w:rPr>
+          <w:rFonts w:ascii="Times New Roman" w:hAnsi="Times New Roman"/>
+          <w:b/>
+          <w:sz w:val="24"/>
+        </w:rPr>
+        <w:t xml:space="preserve">. </w:t>
+      </w:r>
+      <w:r>
+        <w:rPr>
+          <w:rFonts w:ascii="Times New Roman" w:hAnsi="Times New Roman"/>
+          <w:bCs/>
+          <w:sz w:val="24"/>
+        </w:rPr>
+        <w:t>Statistical effect sizes (</w:t>
+      </w:r>
+      <w:r>
+        <w:rPr>
+          <w:rFonts w:ascii="Times New Roman" w:hAnsi="Times New Roman"/>
+          <w:color w:val="000000"/>
+          <w:sz w:val="24"/>
+          <w:u w:val="single"/>
+          <w:lang w:val="en-US"/>
+        </w:rPr>
+        <w:t>η²p)</w:t>
+      </w:r>
+      <w:r>
+        <w:rPr>
+          <w:rFonts w:ascii="Times New Roman" w:hAnsi="Times New Roman"/>
+          <w:bCs/>
+          <w:sz w:val="24"/>
+        </w:rPr>
+        <w:t xml:space="preserve"> for evaluated factors across performance metrics.</w:t>
+      </w:r>
+    </w:p>
+    <w:tbl>
+      <w:tblPr>
+        <w:tblW w:w="0" w:type="auto"/>
+        <w:jc w:val="center"/>
+        <w:tblBorders>
+          <w:top w:val="single" w:sz="4" w:space="0" w:color="auto"/>
+          <w:left w:val="single" w:sz="4" w:space="0" w:color="auto"/>
+          <w:bottom w:val="single" w:sz="4" w:space="0" w:color="auto"/>
+          <w:right w:val="single" w:sz="4" w:space="0" w:color="auto"/>
+          <w:insideH w:val="single" w:sz="4" w:space="0" w:color="auto"/>
+          <w:insideV w:val="single" w:sz="4" w:space="0" w:color="auto"/>
+        </w:tblBorders>
+        <w:tblCellMar>
+          <w:left w:w="70" w:type="dxa"/>
+          <w:right w:w="70" w:type="dxa"/>
+        </w:tblCellMar>
+        <w:tblLook w:val="04A0" w:firstRow="1" w:lastRow="0" w:firstColumn="1" w:lastColumn="0" w:noHBand="0" w:noVBand="1"/>
+      </w:tblPr>
+      <w:tblGrid>
+        <w:gridCol w:w="638"/>
+        <w:gridCol w:w="708"/>
+        <w:gridCol w:w="514"/>
+        <w:gridCol w:w="763"/>
+        <w:gridCol w:w="146"/>
+        <w:gridCol w:w="146"/>
+        <w:gridCol w:w="146"/>
+        <w:gridCol w:w="146"/>
+        <w:gridCol w:w="146"/>
+        <w:gridCol w:w="146"/>
+        <w:gridCol w:w="146"/>
+        <w:gridCol w:w="146"/>
+        <w:gridCol w:w="146"/>
+        <w:gridCol w:w="146"/>
+        <w:gridCol w:w="146"/>
+        <w:gridCol w:w="146"/>
+        <w:gridCol w:w="146"/>
+        <w:gridCol w:w="146"/>
+        <w:gridCol w:w="146"/>
+        <w:gridCol w:w="146"/>
+        <w:gridCol w:w="146"/>
+        <w:gridCol w:w="146"/>
+        <w:gridCol w:w="146"/>
+        <w:gridCol w:w="146"/>
+        <w:gridCol w:w="146"/>
+        <w:gridCol w:w="146"/>
+        <w:gridCol w:w="146"/>
+        <w:gridCol w:w="146"/>
+        <w:gridCol w:w="693"/>
+        <w:gridCol w:w="677"/>
+        <w:gridCol w:w="475"/>
+      </w:tblGrid>
+      <w:tr>
+        <w:trPr>
+          <w:trHeight w:val="288"/>
+          <w:jc w:val="center"/>
+        </w:trPr>
+        <w:tc>
+          <w:tcPr>
+            <w:tcW w:w="0" w:type="auto"/>
+            <w:noWrap/>
+            <w:vAlign w:val="center"/>
+            <w:hideMark/>
+          </w:tcPr>
+          <w:p>
+            <w:pPr>
+              <w:pStyle w:val="Paragraf"/>
+              <w:spacing w:before="0"/>
+              <w:jc w:val="left"/>
+              <w:rPr>
+                <w:rFonts w:ascii="Times New Roman" w:eastAsia="Times New Roman" w:hAnsi="Times New Roman"/>
+                <w:b/>
+                <w:bCs/>
+                <w:color w:val="000000"/>
+                <w:sz w:val="14"/>
+                <w:szCs w:val="14"/>
+                <w:lang w:val="en-US" w:eastAsia="tr-TR"/>
+              </w:rPr>
+            </w:pPr>
+            <w:r>
+              <w:rPr>
+                <w:rFonts w:ascii="Times New Roman" w:eastAsia="Times New Roman" w:hAnsi="Times New Roman"/>
+                <w:b/>
+                <w:bCs/>
+                <w:color w:val="000000"/>
+                <w:sz w:val="14"/>
+                <w:szCs w:val="14"/>
+                <w:lang w:val="en-US" w:eastAsia="tr-TR"/>
+              </w:rPr>
+              <w:t>Effect</w:t>
+            </w:r>
+          </w:p>
+        </w:tc>
+        <w:tc>
+          <w:tcPr>
+            <w:tcW w:w="0" w:type="auto"/>
+            <w:noWrap/>
+            <w:vAlign w:val="center"/>
+            <w:hideMark/>
+          </w:tcPr>
+          <w:p>
+            <w:pPr>
+              <w:pStyle w:val="Paragraf"/>
+              <w:spacing w:before="0"/>
+              <w:jc w:val="center"/>
+              <w:rPr>
+                <w:rFonts w:ascii="Times New Roman" w:eastAsia="Times New Roman" w:hAnsi="Times New Roman"/>
+                <w:b/>
+                <w:bCs/>
+                <w:color w:val="000000"/>
+                <w:sz w:val="14"/>
+                <w:szCs w:val="14"/>
+                <w:lang w:val="en-US" w:eastAsia="tr-TR"/>
+              </w:rPr>
+            </w:pPr>
+            <w:r>
+              <w:rPr>
+                <w:rFonts w:ascii="Times New Roman" w:eastAsia="Times New Roman" w:hAnsi="Times New Roman"/>
+                <w:b/>
+                <w:bCs/>
+                <w:color w:val="000000"/>
+                <w:sz w:val="14"/>
+                <w:szCs w:val="14"/>
+                <w:lang w:val="en-US" w:eastAsia="tr-TR"/>
+              </w:rPr>
+              <w:t>Accuracy</w:t>
+            </w:r>
+          </w:p>
+        </w:tc>
+        <w:tc>
+          <w:tcPr>
+            <w:tcW w:w="0" w:type="auto"/>
+            <w:noWrap/>
+            <w:vAlign w:val="center"/>
+            <w:hideMark/>
+          </w:tcPr>
+          <w:p>
+            <w:pPr>
+              <w:pStyle w:val="Paragraf"/>
+              <w:spacing w:before="0"/>
+              <w:jc w:val="center"/>
+              <w:rPr>
+                <w:rFonts w:ascii="Times New Roman" w:eastAsia="Times New Roman" w:hAnsi="Times New Roman"/>
+                <w:b/>
+                <w:bCs/>
+                <w:color w:val="000000"/>
+                <w:sz w:val="14"/>
+                <w:szCs w:val="14"/>
+                <w:lang w:val="en-US" w:eastAsia="tr-TR"/>
+              </w:rPr>
+            </w:pPr>
+            <w:r>
+              <w:rPr>
+                <w:rFonts w:ascii="Times New Roman" w:eastAsia="Times New Roman" w:hAnsi="Times New Roman"/>
+                <w:b/>
+                <w:bCs/>
+                <w:color w:val="000000"/>
+                <w:sz w:val="14"/>
+                <w:szCs w:val="14"/>
+                <w:lang w:val="en-US" w:eastAsia="tr-TR"/>
+              </w:rPr>
+              <w:t>Recall</w:t>
+            </w:r>
+          </w:p>
+        </w:tc>
+        <w:tc>
+          <w:tcPr>
+            <w:tcW w:w="0" w:type="auto"/>
+            <w:noWrap/>
+            <w:vAlign w:val="center"/>
+            <w:hideMark/>
+          </w:tcPr>
+          <w:p>
+            <w:pPr>
+              <w:pStyle w:val="Paragraf"/>
+              <w:spacing w:before="0"/>
+              <w:jc w:val="center"/>
+              <w:rPr>
+                <w:rFonts w:ascii="Times New Roman" w:eastAsia="Times New Roman" w:hAnsi="Times New Roman"/>
+                <w:b/>
+                <w:bCs/>
+                <w:color w:val="000000"/>
+                <w:sz w:val="14"/>
+                <w:szCs w:val="14"/>
+                <w:lang w:val="en-US" w:eastAsia="tr-TR"/>
+              </w:rPr>
+            </w:pPr>
+            <w:r>
+              <w:rPr>
+                <w:rFonts w:ascii="Times New Roman" w:eastAsia="Times New Roman" w:hAnsi="Times New Roman"/>
+                <w:b/>
+                <w:bCs/>
+                <w:color w:val="000000"/>
+                <w:sz w:val="14"/>
+                <w:szCs w:val="14"/>
+                <w:lang w:val="en-US" w:eastAsia="tr-TR"/>
+              </w:rPr>
+              <w:t>Specificity</w:t>
+            </w:r>
+          </w:p>
+        </w:tc>
+        <w:tc>
+          <w:tcPr>
+            <w:tcW w:w="0" w:type="auto"/>
+          </w:tcPr>
+          <w:p>
+            <w:pPr>
+              <w:pStyle w:val="Paragraf"/>
+              <w:spacing w:before="0"/>
+              <w:jc w:val="center"/>
+              <w:rPr>
+                <w:rFonts w:ascii="Times New Roman" w:eastAsia="Times New Roman" w:hAnsi="Times New Roman"/>
+                <w:b/>
+                <w:bCs/>
+                <w:color w:val="000000"/>
+                <w:sz w:val="14"/>
+                <w:szCs w:val="14"/>
+                <w:lang w:val="en-US" w:eastAsia="tr-TR"/>
+              </w:rPr>
+            </w:pPr>
+          </w:p>
+        </w:tc>
+        <w:tc>
+          <w:tcPr>
+            <w:tcW w:w="0" w:type="auto"/>
+          </w:tcPr>
+          <w:p>
+            <w:pPr>
+              <w:pStyle w:val="Paragraf"/>
+              <w:spacing w:before="0"/>
+              <w:jc w:val="center"/>
+              <w:rPr>
+                <w:rFonts w:ascii="Times New Roman" w:eastAsia="Times New Roman" w:hAnsi="Times New Roman"/>
+                <w:b/>
+                <w:bCs/>
+                <w:color w:val="000000"/>
+                <w:sz w:val="14"/>
+                <w:szCs w:val="14"/>
+                <w:lang w:val="en-US" w:eastAsia="tr-TR"/>
+              </w:rPr>
+            </w:pPr>
+          </w:p>
+        </w:tc>
+        <w:tc>
+          <w:tcPr>
+            <w:tcW w:w="0" w:type="auto"/>
+          </w:tcPr>
+          <w:p>
+            <w:pPr>
+              <w:pStyle w:val="Paragraf"/>
+              <w:spacing w:before="0"/>
+              <w:jc w:val="center"/>
+              <w:rPr>
+                <w:rFonts w:ascii="Times New Roman" w:eastAsia="Times New Roman" w:hAnsi="Times New Roman"/>
+                <w:b/>
+                <w:bCs/>
+                <w:color w:val="000000"/>
+                <w:sz w:val="14"/>
+                <w:szCs w:val="14"/>
+                <w:lang w:val="en-US" w:eastAsia="tr-TR"/>
+              </w:rPr>
+            </w:pPr>
+          </w:p>
+        </w:tc>
+        <w:tc>
+          <w:tcPr>
+            <w:tcW w:w="0" w:type="auto"/>
+          </w:tcPr>
+          <w:p>
+            <w:pPr>
+              <w:pStyle w:val="Paragraf"/>
+              <w:spacing w:before="0"/>
+              <w:jc w:val="center"/>
+              <w:rPr>
+                <w:rFonts w:ascii="Times New Roman" w:eastAsia="Times New Roman" w:hAnsi="Times New Roman"/>
+                <w:b/>
+                <w:bCs/>
+                <w:color w:val="000000"/>
+                <w:sz w:val="14"/>
+                <w:szCs w:val="14"/>
+                <w:lang w:val="en-US" w:eastAsia="tr-TR"/>
+              </w:rPr>
+            </w:pPr>
+          </w:p>
+        </w:tc>
+        <w:tc>
+          <w:tcPr>
+            <w:tcW w:w="0" w:type="auto"/>
+          </w:tcPr>
+          <w:p>
+            <w:pPr>
+              <w:pStyle w:val="Paragraf"/>
+              <w:spacing w:before="0"/>
+              <w:jc w:val="center"/>
+              <w:rPr>
+                <w:rFonts w:ascii="Times New Roman" w:eastAsia="Times New Roman" w:hAnsi="Times New Roman"/>
+                <w:b/>
+                <w:bCs/>
+                <w:color w:val="000000"/>
+                <w:sz w:val="14"/>
+                <w:szCs w:val="14"/>
+                <w:lang w:val="en-US" w:eastAsia="tr-TR"/>
+              </w:rPr>
+            </w:pPr>
+          </w:p>
+        </w:tc>
+        <w:tc>
+          <w:tcPr>
+            <w:tcW w:w="0" w:type="auto"/>
+          </w:tcPr>
+          <w:p>
+            <w:pPr>
+              <w:pStyle w:val="Paragraf"/>
+              <w:spacing w:before="0"/>
+              <w:jc w:val="center"/>
+              <w:rPr>
+                <w:rFonts w:ascii="Times New Roman" w:eastAsia="Times New Roman" w:hAnsi="Times New Roman"/>
+                <w:b/>
+                <w:bCs/>
+                <w:color w:val="000000"/>
+                <w:sz w:val="14"/>
+                <w:szCs w:val="14"/>
+                <w:lang w:val="en-US" w:eastAsia="tr-TR"/>
+              </w:rPr>
+            </w:pPr>
+          </w:p>
+        </w:tc>
+        <w:tc>
+          <w:tcPr>
+            <w:tcW w:w="0" w:type="auto"/>
+          </w:tcPr>
+          <w:p>
+            <w:pPr>
+              <w:pStyle w:val="Paragraf"/>
+              <w:spacing w:before="0"/>
+              <w:jc w:val="center"/>
+              <w:rPr>
+                <w:rFonts w:ascii="Times New Roman" w:eastAsia="Times New Roman" w:hAnsi="Times New Roman"/>
+                <w:b/>
+                <w:bCs/>
+                <w:color w:val="000000"/>
+                <w:sz w:val="14"/>
+                <w:szCs w:val="14"/>
+                <w:lang w:val="en-US" w:eastAsia="tr-TR"/>
+              </w:rPr>
+            </w:pPr>
+          </w:p>
+        </w:tc>
+        <w:tc>
+          <w:tcPr>
+            <w:tcW w:w="0" w:type="auto"/>
+          </w:tcPr>
+          <w:p>
+            <w:pPr>
+              <w:pStyle w:val="Paragraf"/>
+              <w:spacing w:before="0"/>
+              <w:jc w:val="center"/>
+              <w:rPr>
+                <w:rFonts w:ascii="Times New Roman" w:eastAsia="Times New Roman" w:hAnsi="Times New Roman"/>
+                <w:b/>
+                <w:bCs/>
+                <w:color w:val="000000"/>
+                <w:sz w:val="14"/>
+                <w:szCs w:val="14"/>
+                <w:lang w:val="en-US" w:eastAsia="tr-TR"/>
+              </w:rPr>
+            </w:pPr>
+          </w:p>
+        </w:tc>
+        <w:tc>
+          <w:tcPr>
+            <w:tcW w:w="0" w:type="auto"/>
+          </w:tcPr>
+          <w:p>
+            <w:pPr>
+              <w:pStyle w:val="Paragraf"/>
+              <w:spacing w:before="0"/>
+              <w:jc w:val="center"/>
+              <w:rPr>
+                <w:rFonts w:ascii="Times New Roman" w:eastAsia="Times New Roman" w:hAnsi="Times New Roman"/>
+                <w:b/>
+                <w:bCs/>
+                <w:color w:val="000000"/>
+                <w:sz w:val="14"/>
+                <w:szCs w:val="14"/>
+                <w:lang w:val="en-US" w:eastAsia="tr-TR"/>
+              </w:rPr>
+            </w:pPr>
+          </w:p>
+        </w:tc>
+        <w:tc>
+          <w:tcPr>
+            <w:tcW w:w="0" w:type="auto"/>
+          </w:tcPr>
+          <w:p>
+            <w:pPr>
+              <w:pStyle w:val="Paragraf"/>
+              <w:spacing w:before="0"/>
+              <w:jc w:val="center"/>
+              <w:rPr>
+                <w:rFonts w:ascii="Times New Roman" w:eastAsia="Times New Roman" w:hAnsi="Times New Roman"/>
+                <w:b/>
+                <w:bCs/>
+                <w:color w:val="000000"/>
+                <w:sz w:val="14"/>
+                <w:szCs w:val="14"/>
+                <w:lang w:val="en-US" w:eastAsia="tr-TR"/>
+              </w:rPr>
+            </w:pPr>
+          </w:p>
+        </w:tc>
+        <w:tc>
+          <w:tcPr>
+            <w:tcW w:w="0" w:type="auto"/>
+          </w:tcPr>
+          <w:p>
+            <w:pPr>
+              <w:pStyle w:val="Paragraf"/>
+              <w:spacing w:before="0"/>
+              <w:jc w:val="center"/>
+              <w:rPr>
+                <w:rFonts w:ascii="Times New Roman" w:eastAsia="Times New Roman" w:hAnsi="Times New Roman"/>
+                <w:b/>
+                <w:bCs/>
+                <w:color w:val="000000"/>
+                <w:sz w:val="14"/>
+                <w:szCs w:val="14"/>
+                <w:lang w:val="en-US" w:eastAsia="tr-TR"/>
+              </w:rPr>
+            </w:pPr>
+          </w:p>
+        </w:tc>
+        <w:tc>
+          <w:tcPr>
+            <w:tcW w:w="0" w:type="auto"/>
+          </w:tcPr>
+          <w:p>
+            <w:pPr>
+              <w:pStyle w:val="Paragraf"/>
+              <w:spacing w:before="0"/>
+              <w:jc w:val="center"/>
+              <w:rPr>
+                <w:rFonts w:ascii="Times New Roman" w:eastAsia="Times New Roman" w:hAnsi="Times New Roman"/>
+                <w:b/>
+                <w:bCs/>
+                <w:color w:val="000000"/>
+                <w:sz w:val="14"/>
+                <w:szCs w:val="14"/>
+                <w:lang w:val="en-US" w:eastAsia="tr-TR"/>
+              </w:rPr>
+            </w:pPr>
+          </w:p>
+        </w:tc>
+        <w:tc>
+          <w:tcPr>
+            <w:tcW w:w="0" w:type="auto"/>
+          </w:tcPr>
+          <w:p>
+            <w:pPr>
+              <w:pStyle w:val="Paragraf"/>
+              <w:spacing w:before="0"/>
+              <w:jc w:val="center"/>
+              <w:rPr>
+                <w:rFonts w:ascii="Times New Roman" w:eastAsia="Times New Roman" w:hAnsi="Times New Roman"/>
+                <w:b/>
+                <w:bCs/>
+                <w:color w:val="000000"/>
+                <w:sz w:val="14"/>
+                <w:szCs w:val="14"/>
+                <w:lang w:val="en-US" w:eastAsia="tr-TR"/>
+              </w:rPr>
+            </w:pPr>
+          </w:p>
+        </w:tc>
+        <w:tc>
+          <w:tcPr>
+            <w:tcW w:w="0" w:type="auto"/>
+          </w:tcPr>
+          <w:p>
+            <w:pPr>
+              <w:pStyle w:val="Paragraf"/>
+              <w:spacing w:before="0"/>
+              <w:jc w:val="center"/>
+              <w:rPr>
+                <w:rFonts w:ascii="Times New Roman" w:eastAsia="Times New Roman" w:hAnsi="Times New Roman"/>
+                <w:b/>
+                <w:bCs/>
+                <w:color w:val="000000"/>
+                <w:sz w:val="14"/>
+                <w:szCs w:val="14"/>
+                <w:lang w:val="en-US" w:eastAsia="tr-TR"/>
+              </w:rPr>
+            </w:pPr>
+          </w:p>
+        </w:tc>
+        <w:tc>
+          <w:tcPr>
+            <w:tcW w:w="0" w:type="auto"/>
+          </w:tcPr>
+          <w:p>
+            <w:pPr>
+              <w:pStyle w:val="Paragraf"/>
+              <w:spacing w:before="0"/>
+              <w:jc w:val="center"/>
+              <w:rPr>
+                <w:rFonts w:ascii="Times New Roman" w:eastAsia="Times New Roman" w:hAnsi="Times New Roman"/>
+                <w:b/>
+                <w:bCs/>
+                <w:color w:val="000000"/>
+                <w:sz w:val="14"/>
+                <w:szCs w:val="14"/>
+                <w:lang w:val="en-US" w:eastAsia="tr-TR"/>
+              </w:rPr>
+            </w:pPr>
+          </w:p>
+        </w:tc>
+        <w:tc>
+          <w:tcPr>
+            <w:tcW w:w="0" w:type="auto"/>
+          </w:tcPr>
+          <w:p>
+            <w:pPr>
+              <w:pStyle w:val="Paragraf"/>
+              <w:spacing w:before="0"/>
+              <w:jc w:val="center"/>
+              <w:rPr>
+                <w:rFonts w:ascii="Times New Roman" w:eastAsia="Times New Roman" w:hAnsi="Times New Roman"/>
+                <w:b/>
+                <w:bCs/>
+                <w:color w:val="000000"/>
+                <w:sz w:val="14"/>
+                <w:szCs w:val="14"/>
+                <w:lang w:val="en-US" w:eastAsia="tr-TR"/>
+              </w:rPr>
+            </w:pPr>
+          </w:p>
+        </w:tc>
+        <w:tc>
+          <w:tcPr>
+            <w:tcW w:w="0" w:type="auto"/>
+          </w:tcPr>
+          <w:p>
+            <w:pPr>
+              <w:pStyle w:val="Paragraf"/>
+              <w:spacing w:before="0"/>
+              <w:jc w:val="center"/>
+              <w:rPr>
+                <w:rFonts w:ascii="Times New Roman" w:eastAsia="Times New Roman" w:hAnsi="Times New Roman"/>
+                <w:b/>
+                <w:bCs/>
+                <w:color w:val="000000"/>
+                <w:sz w:val="14"/>
+                <w:szCs w:val="14"/>
+                <w:lang w:val="en-US" w:eastAsia="tr-TR"/>
+              </w:rPr>
+            </w:pPr>
+          </w:p>
+        </w:tc>
+        <w:tc>
+          <w:tcPr>
+            <w:tcW w:w="0" w:type="auto"/>
+          </w:tcPr>
+          <w:p>
+            <w:pPr>
+              <w:pStyle w:val="Paragraf"/>
+              <w:spacing w:before="0"/>
+              <w:jc w:val="center"/>
+              <w:rPr>
+                <w:rFonts w:ascii="Times New Roman" w:eastAsia="Times New Roman" w:hAnsi="Times New Roman"/>
+                <w:b/>
+                <w:bCs/>
+                <w:color w:val="000000"/>
+                <w:sz w:val="14"/>
+                <w:szCs w:val="14"/>
+                <w:lang w:val="en-US" w:eastAsia="tr-TR"/>
+              </w:rPr>
+            </w:pPr>
+          </w:p>
+        </w:tc>
+        <w:tc>
+          <w:tcPr>
+            <w:tcW w:w="0" w:type="auto"/>
+          </w:tcPr>
+          <w:p>
+            <w:pPr>
+              <w:pStyle w:val="Paragraf"/>
+              <w:spacing w:before="0"/>
+              <w:jc w:val="center"/>
+              <w:rPr>
+                <w:rFonts w:ascii="Times New Roman" w:eastAsia="Times New Roman" w:hAnsi="Times New Roman"/>
+                <w:b/>
+                <w:bCs/>
+                <w:color w:val="000000"/>
+                <w:sz w:val="14"/>
+                <w:szCs w:val="14"/>
+                <w:lang w:val="en-US" w:eastAsia="tr-TR"/>
+              </w:rPr>
+            </w:pPr>
+          </w:p>
+        </w:tc>
+        <w:tc>
+          <w:tcPr>
+            <w:tcW w:w="0" w:type="auto"/>
+          </w:tcPr>
+          <w:p>
+            <w:pPr>
+              <w:pStyle w:val="Paragraf"/>
+              <w:spacing w:before="0"/>
+              <w:jc w:val="center"/>
+              <w:rPr>
+                <w:rFonts w:ascii="Times New Roman" w:eastAsia="Times New Roman" w:hAnsi="Times New Roman"/>
+                <w:b/>
+                <w:bCs/>
+                <w:color w:val="000000"/>
+                <w:sz w:val="14"/>
+                <w:szCs w:val="14"/>
+                <w:lang w:val="en-US" w:eastAsia="tr-TR"/>
+              </w:rPr>
+            </w:pPr>
+          </w:p>
+        </w:tc>
+        <w:tc>
+          <w:tcPr>
+            <w:tcW w:w="0" w:type="auto"/>
+          </w:tcPr>
+          <w:p>
+            <w:pPr>
+              <w:pStyle w:val="Paragraf"/>
+              <w:spacing w:before="0"/>
+              <w:jc w:val="center"/>
+              <w:rPr>
+                <w:rFonts w:ascii="Times New Roman" w:eastAsia="Times New Roman" w:hAnsi="Times New Roman"/>
+                <w:b/>
+                <w:bCs/>
+                <w:color w:val="000000"/>
+                <w:sz w:val="14"/>
+                <w:szCs w:val="14"/>
+                <w:lang w:val="en-US" w:eastAsia="tr-TR"/>
+              </w:rPr>
+            </w:pPr>
+          </w:p>
+        </w:tc>
+        <w:tc>
+          <w:tcPr>
+            <w:tcW w:w="0" w:type="auto"/>
+          </w:tcPr>
+          <w:p>
+            <w:pPr>
+              <w:pStyle w:val="Paragraf"/>
+              <w:spacing w:before="0"/>
+              <w:jc w:val="center"/>
+              <w:rPr>
+                <w:rFonts w:ascii="Times New Roman" w:eastAsia="Times New Roman" w:hAnsi="Times New Roman"/>
+                <w:b/>
+                <w:bCs/>
+                <w:color w:val="000000"/>
+                <w:sz w:val="14"/>
+                <w:szCs w:val="14"/>
+                <w:lang w:val="en-US" w:eastAsia="tr-TR"/>
+              </w:rPr>
+            </w:pPr>
+          </w:p>
+        </w:tc>
+        <w:tc>
+          <w:tcPr>
+            <w:tcW w:w="0" w:type="auto"/>
+          </w:tcPr>
+          <w:p>
+            <w:pPr>
+              <w:pStyle w:val="Paragraf"/>
+              <w:spacing w:before="0"/>
+              <w:jc w:val="center"/>
+              <w:rPr>
+                <w:rFonts w:ascii="Times New Roman" w:eastAsia="Times New Roman" w:hAnsi="Times New Roman"/>
+                <w:b/>
+                <w:bCs/>
+                <w:color w:val="000000"/>
+                <w:sz w:val="14"/>
+                <w:szCs w:val="14"/>
+                <w:lang w:val="en-US" w:eastAsia="tr-TR"/>
+              </w:rPr>
+            </w:pPr>
+          </w:p>
+        </w:tc>
+        <w:tc>
+          <w:tcPr>
+            <w:tcW w:w="0" w:type="auto"/>
+          </w:tcPr>
+          <w:p>
+            <w:pPr>
+              <w:pStyle w:val="Paragraf"/>
+              <w:spacing w:before="0"/>
+              <w:jc w:val="center"/>
+              <w:rPr>
+                <w:rFonts w:ascii="Times New Roman" w:eastAsia="Times New Roman" w:hAnsi="Times New Roman"/>
+                <w:b/>
+                <w:bCs/>
+                <w:color w:val="000000"/>
+                <w:sz w:val="14"/>
+                <w:szCs w:val="14"/>
+                <w:lang w:val="en-US" w:eastAsia="tr-TR"/>
+              </w:rPr>
+            </w:pPr>
+          </w:p>
+        </w:tc>
+        <w:tc>
+          <w:tcPr>
+            <w:tcW w:w="0" w:type="auto"/>
+            <w:noWrap/>
+            <w:vAlign w:val="center"/>
+            <w:hideMark/>
+          </w:tcPr>
+          <w:p>
+            <w:pPr>
+              <w:pStyle w:val="Paragraf"/>
+              <w:spacing w:before="0"/>
+              <w:jc w:val="center"/>
+              <w:rPr>
+                <w:rFonts w:ascii="Times New Roman" w:eastAsia="Times New Roman" w:hAnsi="Times New Roman"/>
+                <w:b/>
+                <w:bCs/>
+                <w:color w:val="000000"/>
+                <w:sz w:val="14"/>
+                <w:szCs w:val="14"/>
+                <w:lang w:val="en-US" w:eastAsia="tr-TR"/>
+              </w:rPr>
+            </w:pPr>
+            <w:r>
+              <w:rPr>
+                <w:rFonts w:ascii="Times New Roman" w:eastAsia="Times New Roman" w:hAnsi="Times New Roman"/>
+                <w:b/>
+                <w:bCs/>
+                <w:color w:val="000000"/>
+                <w:sz w:val="14"/>
+                <w:szCs w:val="14"/>
+                <w:lang w:val="en-US" w:eastAsia="tr-TR"/>
+              </w:rPr>
+              <w:t>Precision</w:t>
+            </w:r>
+          </w:p>
+        </w:tc>
+        <w:tc>
+          <w:tcPr>
+            <w:tcW w:w="0" w:type="auto"/>
+            <w:noWrap/>
+            <w:vAlign w:val="center"/>
+            <w:hideMark/>
+          </w:tcPr>
+          <w:p>
+            <w:pPr>
+              <w:pStyle w:val="Paragraf"/>
+              <w:spacing w:before="0"/>
+              <w:jc w:val="center"/>
+              <w:rPr>
+                <w:rFonts w:ascii="Times New Roman" w:eastAsia="Times New Roman" w:hAnsi="Times New Roman"/>
+                <w:b/>
+                <w:bCs/>
+                <w:color w:val="000000"/>
+                <w:sz w:val="14"/>
+                <w:szCs w:val="14"/>
+                <w:lang w:val="en-US" w:eastAsia="tr-TR"/>
+              </w:rPr>
+            </w:pPr>
+            <w:r>
+              <w:rPr>
+                <w:rFonts w:ascii="Times New Roman" w:eastAsia="Times New Roman" w:hAnsi="Times New Roman"/>
+                <w:b/>
+                <w:bCs/>
+                <w:color w:val="000000"/>
+                <w:sz w:val="14"/>
+                <w:szCs w:val="14"/>
+                <w:lang w:val="en-US" w:eastAsia="tr-TR"/>
+              </w:rPr>
+              <w:t>F1-Score</w:t>
+            </w:r>
+          </w:p>
+        </w:tc>
+        <w:tc>
+          <w:tcPr>
+            <w:tcW w:w="0" w:type="auto"/>
+            <w:noWrap/>
+            <w:vAlign w:val="center"/>
+            <w:hideMark/>
+          </w:tcPr>
+          <w:p>
+            <w:pPr>
+              <w:pStyle w:val="Paragraf"/>
+              <w:spacing w:before="0"/>
+              <w:jc w:val="center"/>
+              <w:rPr>
+                <w:rFonts w:ascii="Times New Roman" w:eastAsia="Times New Roman" w:hAnsi="Times New Roman"/>
+                <w:b/>
+                <w:bCs/>
+                <w:color w:val="000000"/>
+                <w:sz w:val="14"/>
+                <w:szCs w:val="14"/>
+                <w:lang w:val="en-US" w:eastAsia="tr-TR"/>
+              </w:rPr>
+            </w:pPr>
+            <w:r>
+              <w:rPr>
+                <w:rFonts w:ascii="Times New Roman" w:eastAsia="Times New Roman" w:hAnsi="Times New Roman"/>
+                <w:b/>
+                <w:bCs/>
+                <w:color w:val="000000"/>
+                <w:sz w:val="14"/>
+                <w:szCs w:val="14"/>
+                <w:lang w:val="en-US" w:eastAsia="tr-TR"/>
+              </w:rPr>
+              <w:t>MCC</w:t>
+            </w:r>
+          </w:p>
+        </w:tc>
+      </w:tr>
+      <w:tr>
+        <w:trPr>
+          <w:trHeight w:val="288"/>
+          <w:jc w:val="center"/>
+        </w:trPr>
+        <w:tc>
+          <w:tcPr>
+            <w:tcW w:w="0" w:type="auto"/>
+            <w:noWrap/>
+            <w:vAlign w:val="center"/>
+            <w:hideMark/>
+          </w:tcPr>
+          <w:p>
+            <w:pPr>
+              <w:pStyle w:val="Paragraf"/>
+              <w:spacing w:before="0"/>
+              <w:jc w:val="left"/>
+              <w:rPr>
+                <w:rFonts w:ascii="Times New Roman" w:eastAsia="Times New Roman" w:hAnsi="Times New Roman"/>
+                <w:b/>
+                <w:bCs/>
+                <w:color w:val="000000"/>
+                <w:sz w:val="14"/>
+                <w:szCs w:val="14"/>
+                <w:lang w:val="en-US" w:eastAsia="tr-TR"/>
+              </w:rPr>
+            </w:pPr>
+            <w:r>
+              <w:rPr>
+                <w:rFonts w:ascii="Times New Roman" w:eastAsia="Times New Roman" w:hAnsi="Times New Roman"/>
+                <w:b/>
+                <w:bCs/>
+                <w:color w:val="000000"/>
+                <w:sz w:val="14"/>
+                <w:szCs w:val="14"/>
+                <w:lang w:val="en-US" w:eastAsia="tr-TR"/>
+              </w:rPr>
+              <w:t>S</w:t>
+            </w:r>
+          </w:p>
+        </w:tc>
+        <w:tc>
+          <w:tcPr>
+            <w:tcW w:w="0" w:type="auto"/>
+            <w:noWrap/>
+            <w:vAlign w:val="center"/>
+            <w:hideMark/>
+          </w:tcPr>
+          <w:p>
+            <w:pPr>
+              <w:pStyle w:val="Paragraf"/>
+              <w:spacing w:before="0"/>
+              <w:jc w:val="left"/>
+              <w:rPr>
+                <w:rFonts w:ascii="Times New Roman" w:eastAsia="Times New Roman" w:hAnsi="Times New Roman"/>
+                <w:color w:val="000000"/>
+                <w:sz w:val="14"/>
+                <w:szCs w:val="14"/>
+                <w:lang w:val="en-US" w:eastAsia="tr-TR"/>
+              </w:rPr>
+            </w:pPr>
+            <w:r>
+              <w:rPr>
+                <w:rFonts w:ascii="Times New Roman" w:eastAsia="Times New Roman" w:hAnsi="Times New Roman"/>
+                <w:color w:val="000000"/>
+                <w:sz w:val="14"/>
+                <w:szCs w:val="14"/>
+                <w:lang w:val="en-US" w:eastAsia="tr-TR"/>
+              </w:rPr>
+              <w:t>0,955</w:t>
+            </w:r>
+          </w:p>
+        </w:tc>
+        <w:tc>
+          <w:tcPr>
+            <w:tcW w:w="0" w:type="auto"/>
+            <w:noWrap/>
+            <w:vAlign w:val="center"/>
+            <w:hideMark/>
+          </w:tcPr>
+          <w:p>
+            <w:pPr>
+              <w:pStyle w:val="Paragraf"/>
+              <w:spacing w:before="0"/>
+              <w:jc w:val="left"/>
+              <w:rPr>
+                <w:rFonts w:ascii="Times New Roman" w:eastAsia="Times New Roman" w:hAnsi="Times New Roman"/>
+                <w:color w:val="000000"/>
+                <w:sz w:val="14"/>
+                <w:szCs w:val="14"/>
+                <w:lang w:val="en-US" w:eastAsia="tr-TR"/>
+              </w:rPr>
+            </w:pPr>
+            <w:r>
+              <w:rPr>
+                <w:rFonts w:ascii="Times New Roman" w:eastAsia="Times New Roman" w:hAnsi="Times New Roman"/>
+                <w:color w:val="000000"/>
+                <w:sz w:val="14"/>
+                <w:szCs w:val="14"/>
+                <w:lang w:val="en-US" w:eastAsia="tr-TR"/>
+              </w:rPr>
+              <w:t>0,955</w:t>
+            </w:r>
+          </w:p>
+        </w:tc>
+        <w:tc>
+          <w:tcPr>
+            <w:tcW w:w="0" w:type="auto"/>
+            <w:noWrap/>
+            <w:vAlign w:val="center"/>
+            <w:hideMark/>
+          </w:tcPr>
+          <w:p>
+            <w:pPr>
+              <w:pStyle w:val="Paragraf"/>
+              <w:spacing w:before="0"/>
+              <w:jc w:val="left"/>
+              <w:rPr>
+                <w:rFonts w:ascii="Times New Roman" w:eastAsia="Times New Roman" w:hAnsi="Times New Roman"/>
+                <w:color w:val="000000"/>
+                <w:sz w:val="14"/>
+                <w:szCs w:val="14"/>
+                <w:lang w:val="en-US" w:eastAsia="tr-TR"/>
+              </w:rPr>
+            </w:pPr>
+            <w:r>
+              <w:rPr>
+                <w:rFonts w:ascii="Times New Roman" w:eastAsia="Times New Roman" w:hAnsi="Times New Roman"/>
+                <w:color w:val="000000"/>
+                <w:sz w:val="14"/>
+                <w:szCs w:val="14"/>
+                <w:lang w:val="en-US" w:eastAsia="tr-TR"/>
+              </w:rPr>
+              <w:t>0,956</w:t>
+            </w:r>
+          </w:p>
+        </w:tc>
+        <w:tc>
+          <w:tcPr>
+            <w:tcW w:w="0" w:type="auto"/>
+          </w:tcPr>
+          <w:p>
+            <w:pPr>
+              <w:pStyle w:val="Paragraf"/>
+              <w:spacing w:before="0"/>
+              <w:jc w:val="left"/>
+              <w:rPr>
+                <w:rFonts w:ascii="Times New Roman" w:eastAsia="Times New Roman" w:hAnsi="Times New Roman"/>
+                <w:color w:val="000000"/>
+                <w:sz w:val="14"/>
+                <w:szCs w:val="14"/>
+                <w:lang w:val="en-US" w:eastAsia="tr-TR"/>
+              </w:rPr>
+            </w:pPr>
+          </w:p>
+        </w:tc>
+        <w:tc>
+          <w:tcPr>
+            <w:tcW w:w="0" w:type="auto"/>
+          </w:tcPr>
+          <w:p>
+            <w:pPr>
+              <w:pStyle w:val="Paragraf"/>
+              <w:spacing w:before="0"/>
+              <w:jc w:val="left"/>
+              <w:rPr>
+                <w:rFonts w:ascii="Times New Roman" w:eastAsia="Times New Roman" w:hAnsi="Times New Roman"/>
+                <w:color w:val="000000"/>
+                <w:sz w:val="14"/>
+                <w:szCs w:val="14"/>
+                <w:lang w:val="en-US" w:eastAsia="tr-TR"/>
+              </w:rPr>
+            </w:pPr>
+          </w:p>
+        </w:tc>
+        <w:tc>
+          <w:tcPr>
+            <w:tcW w:w="0" w:type="auto"/>
+          </w:tcPr>
+          <w:p>
+            <w:pPr>
+              <w:pStyle w:val="Paragraf"/>
+              <w:spacing w:before="0"/>
+              <w:jc w:val="left"/>
+              <w:rPr>
+                <w:rFonts w:ascii="Times New Roman" w:eastAsia="Times New Roman" w:hAnsi="Times New Roman"/>
+                <w:color w:val="000000"/>
+                <w:sz w:val="14"/>
+                <w:szCs w:val="14"/>
+                <w:lang w:val="en-US" w:eastAsia="tr-TR"/>
+              </w:rPr>
+            </w:pPr>
+          </w:p>
+        </w:tc>
+        <w:tc>
+          <w:tcPr>
+            <w:tcW w:w="0" w:type="auto"/>
+          </w:tcPr>
+          <w:p>
+            <w:pPr>
+              <w:pStyle w:val="Paragraf"/>
+              <w:spacing w:before="0"/>
+              <w:jc w:val="left"/>
+              <w:rPr>
+                <w:rFonts w:ascii="Times New Roman" w:eastAsia="Times New Roman" w:hAnsi="Times New Roman"/>
+                <w:color w:val="000000"/>
+                <w:sz w:val="14"/>
+                <w:szCs w:val="14"/>
+                <w:lang w:val="en-US" w:eastAsia="tr-TR"/>
+              </w:rPr>
+            </w:pPr>
+          </w:p>
+        </w:tc>
+        <w:tc>
+          <w:tcPr>
+            <w:tcW w:w="0" w:type="auto"/>
+          </w:tcPr>
+          <w:p>
+            <w:pPr>
+              <w:pStyle w:val="Paragraf"/>
+              <w:spacing w:before="0"/>
+              <w:jc w:val="left"/>
+              <w:rPr>
+                <w:rFonts w:ascii="Times New Roman" w:eastAsia="Times New Roman" w:hAnsi="Times New Roman"/>
+                <w:color w:val="000000"/>
+                <w:sz w:val="14"/>
+                <w:szCs w:val="14"/>
+                <w:lang w:val="en-US" w:eastAsia="tr-TR"/>
+              </w:rPr>
+            </w:pPr>
+          </w:p>
+        </w:tc>
+        <w:tc>
+          <w:tcPr>
+            <w:tcW w:w="0" w:type="auto"/>
+          </w:tcPr>
+          <w:p>
+            <w:pPr>
+              <w:pStyle w:val="Paragraf"/>
+              <w:spacing w:before="0"/>
+              <w:jc w:val="left"/>
+              <w:rPr>
+                <w:rFonts w:ascii="Times New Roman" w:eastAsia="Times New Roman" w:hAnsi="Times New Roman"/>
+                <w:color w:val="000000"/>
+                <w:sz w:val="14"/>
+                <w:szCs w:val="14"/>
+                <w:lang w:val="en-US" w:eastAsia="tr-TR"/>
+              </w:rPr>
+            </w:pPr>
+          </w:p>
+        </w:tc>
+        <w:tc>
+          <w:tcPr>
+            <w:tcW w:w="0" w:type="auto"/>
+          </w:tcPr>
+          <w:p>
+            <w:pPr>
+              <w:pStyle w:val="Paragraf"/>
+              <w:spacing w:before="0"/>
+              <w:jc w:val="left"/>
+              <w:rPr>
+                <w:rFonts w:ascii="Times New Roman" w:eastAsia="Times New Roman" w:hAnsi="Times New Roman"/>
+                <w:color w:val="000000"/>
+                <w:sz w:val="14"/>
+                <w:szCs w:val="14"/>
+                <w:lang w:val="en-US" w:eastAsia="tr-TR"/>
+              </w:rPr>
+            </w:pPr>
+          </w:p>
+        </w:tc>
+        <w:tc>
+          <w:tcPr>
+            <w:tcW w:w="0" w:type="auto"/>
+          </w:tcPr>
+          <w:p>
+            <w:pPr>
+              <w:pStyle w:val="Paragraf"/>
+              <w:spacing w:before="0"/>
+              <w:jc w:val="left"/>
+              <w:rPr>
+                <w:rFonts w:ascii="Times New Roman" w:eastAsia="Times New Roman" w:hAnsi="Times New Roman"/>
+                <w:color w:val="000000"/>
+                <w:sz w:val="14"/>
+                <w:szCs w:val="14"/>
+                <w:lang w:val="en-US" w:eastAsia="tr-TR"/>
+              </w:rPr>
+            </w:pPr>
+          </w:p>
+        </w:tc>
+        <w:tc>
+          <w:tcPr>
+            <w:tcW w:w="0" w:type="auto"/>
+          </w:tcPr>
+          <w:p>
+            <w:pPr>
+              <w:pStyle w:val="Paragraf"/>
+              <w:spacing w:before="0"/>
+              <w:jc w:val="left"/>
+              <w:rPr>
+                <w:rFonts w:ascii="Times New Roman" w:eastAsia="Times New Roman" w:hAnsi="Times New Roman"/>
+                <w:color w:val="000000"/>
+                <w:sz w:val="14"/>
+                <w:szCs w:val="14"/>
+                <w:lang w:val="en-US" w:eastAsia="tr-TR"/>
+              </w:rPr>
+            </w:pPr>
+          </w:p>
+        </w:tc>
+        <w:tc>
+          <w:tcPr>
+            <w:tcW w:w="0" w:type="auto"/>
+          </w:tcPr>
+          <w:p>
+            <w:pPr>
+              <w:pStyle w:val="Paragraf"/>
+              <w:spacing w:before="0"/>
+              <w:jc w:val="left"/>
+              <w:rPr>
+                <w:rFonts w:ascii="Times New Roman" w:eastAsia="Times New Roman" w:hAnsi="Times New Roman"/>
+                <w:color w:val="000000"/>
+                <w:sz w:val="14"/>
+                <w:szCs w:val="14"/>
+                <w:lang w:val="en-US" w:eastAsia="tr-TR"/>
+              </w:rPr>
+            </w:pPr>
+          </w:p>
+        </w:tc>
+        <w:tc>
+          <w:tcPr>
+            <w:tcW w:w="0" w:type="auto"/>
+          </w:tcPr>
+          <w:p>
+            <w:pPr>
+              <w:pStyle w:val="Paragraf"/>
+              <w:spacing w:before="0"/>
+              <w:jc w:val="left"/>
+              <w:rPr>
+                <w:rFonts w:ascii="Times New Roman" w:eastAsia="Times New Roman" w:hAnsi="Times New Roman"/>
+                <w:color w:val="000000"/>
+                <w:sz w:val="14"/>
+                <w:szCs w:val="14"/>
+                <w:lang w:val="en-US" w:eastAsia="tr-TR"/>
+              </w:rPr>
+            </w:pPr>
+          </w:p>
+        </w:tc>
+        <w:tc>
+          <w:tcPr>
+            <w:tcW w:w="0" w:type="auto"/>
+          </w:tcPr>
+          <w:p>
+            <w:pPr>
+              <w:pStyle w:val="Paragraf"/>
+              <w:spacing w:before="0"/>
+              <w:jc w:val="left"/>
+              <w:rPr>
+                <w:rFonts w:ascii="Times New Roman" w:eastAsia="Times New Roman" w:hAnsi="Times New Roman"/>
+                <w:color w:val="000000"/>
+                <w:sz w:val="14"/>
+                <w:szCs w:val="14"/>
+                <w:lang w:val="en-US" w:eastAsia="tr-TR"/>
+              </w:rPr>
+            </w:pPr>
+          </w:p>
+        </w:tc>
+        <w:tc>
+          <w:tcPr>
+            <w:tcW w:w="0" w:type="auto"/>
+          </w:tcPr>
+          <w:p>
+            <w:pPr>
+              <w:pStyle w:val="Paragraf"/>
+              <w:spacing w:before="0"/>
+              <w:jc w:val="left"/>
+              <w:rPr>
+                <w:rFonts w:ascii="Times New Roman" w:eastAsia="Times New Roman" w:hAnsi="Times New Roman"/>
+                <w:color w:val="000000"/>
+                <w:sz w:val="14"/>
+                <w:szCs w:val="14"/>
+                <w:lang w:val="en-US" w:eastAsia="tr-TR"/>
+              </w:rPr>
+            </w:pPr>
+          </w:p>
+        </w:tc>
+        <w:tc>
+          <w:tcPr>
+            <w:tcW w:w="0" w:type="auto"/>
+          </w:tcPr>
+          <w:p>
+            <w:pPr>
+              <w:pStyle w:val="Paragraf"/>
+              <w:spacing w:before="0"/>
+              <w:jc w:val="left"/>
+              <w:rPr>
+                <w:rFonts w:ascii="Times New Roman" w:eastAsia="Times New Roman" w:hAnsi="Times New Roman"/>
+                <w:color w:val="000000"/>
+                <w:sz w:val="14"/>
+                <w:szCs w:val="14"/>
+                <w:lang w:val="en-US" w:eastAsia="tr-TR"/>
+              </w:rPr>
+            </w:pPr>
+          </w:p>
+        </w:tc>
+        <w:tc>
+          <w:tcPr>
+            <w:tcW w:w="0" w:type="auto"/>
+          </w:tcPr>
+          <w:p>
+            <w:pPr>
+              <w:pStyle w:val="Paragraf"/>
+              <w:spacing w:before="0"/>
+              <w:jc w:val="left"/>
+              <w:rPr>
+                <w:rFonts w:ascii="Times New Roman" w:eastAsia="Times New Roman" w:hAnsi="Times New Roman"/>
+                <w:color w:val="000000"/>
+                <w:sz w:val="14"/>
+                <w:szCs w:val="14"/>
+                <w:lang w:val="en-US" w:eastAsia="tr-TR"/>
+              </w:rPr>
+            </w:pPr>
+          </w:p>
+        </w:tc>
+        <w:tc>
+          <w:tcPr>
+            <w:tcW w:w="0" w:type="auto"/>
+          </w:tcPr>
+          <w:p>
+            <w:pPr>
+              <w:pStyle w:val="Paragraf"/>
+              <w:spacing w:before="0"/>
+              <w:jc w:val="left"/>
+              <w:rPr>
+                <w:rFonts w:ascii="Times New Roman" w:eastAsia="Times New Roman" w:hAnsi="Times New Roman"/>
+                <w:color w:val="000000"/>
+                <w:sz w:val="14"/>
+                <w:szCs w:val="14"/>
+                <w:lang w:val="en-US" w:eastAsia="tr-TR"/>
+              </w:rPr>
+            </w:pPr>
+          </w:p>
+        </w:tc>
+        <w:tc>
+          <w:tcPr>
+            <w:tcW w:w="0" w:type="auto"/>
+          </w:tcPr>
+          <w:p>
+            <w:pPr>
+              <w:pStyle w:val="Paragraf"/>
+              <w:spacing w:before="0"/>
+              <w:jc w:val="left"/>
+              <w:rPr>
+                <w:rFonts w:ascii="Times New Roman" w:eastAsia="Times New Roman" w:hAnsi="Times New Roman"/>
+                <w:color w:val="000000"/>
+                <w:sz w:val="14"/>
+                <w:szCs w:val="14"/>
+                <w:lang w:val="en-US" w:eastAsia="tr-TR"/>
+              </w:rPr>
+            </w:pPr>
+          </w:p>
+        </w:tc>
+        <w:tc>
+          <w:tcPr>
+            <w:tcW w:w="0" w:type="auto"/>
+          </w:tcPr>
+          <w:p>
+            <w:pPr>
+              <w:pStyle w:val="Paragraf"/>
+              <w:spacing w:before="0"/>
+              <w:jc w:val="left"/>
+              <w:rPr>
+                <w:rFonts w:ascii="Times New Roman" w:eastAsia="Times New Roman" w:hAnsi="Times New Roman"/>
+                <w:color w:val="000000"/>
+                <w:sz w:val="14"/>
+                <w:szCs w:val="14"/>
+                <w:lang w:val="en-US" w:eastAsia="tr-TR"/>
+              </w:rPr>
+            </w:pPr>
+          </w:p>
+        </w:tc>
+        <w:tc>
+          <w:tcPr>
+            <w:tcW w:w="0" w:type="auto"/>
+          </w:tcPr>
+          <w:p>
+            <w:pPr>
+              <w:pStyle w:val="Paragraf"/>
+              <w:spacing w:before="0"/>
+              <w:jc w:val="left"/>
+              <w:rPr>
+                <w:rFonts w:ascii="Times New Roman" w:eastAsia="Times New Roman" w:hAnsi="Times New Roman"/>
+                <w:color w:val="000000"/>
+                <w:sz w:val="14"/>
+                <w:szCs w:val="14"/>
+                <w:lang w:val="en-US" w:eastAsia="tr-TR"/>
+              </w:rPr>
+            </w:pPr>
+          </w:p>
+        </w:tc>
+        <w:tc>
+          <w:tcPr>
+            <w:tcW w:w="0" w:type="auto"/>
+          </w:tcPr>
+          <w:p>
+            <w:pPr>
+              <w:pStyle w:val="Paragraf"/>
+              <w:spacing w:before="0"/>
+              <w:jc w:val="left"/>
+              <w:rPr>
+                <w:rFonts w:ascii="Times New Roman" w:eastAsia="Times New Roman" w:hAnsi="Times New Roman"/>
+                <w:color w:val="000000"/>
+                <w:sz w:val="14"/>
+                <w:szCs w:val="14"/>
+                <w:lang w:val="en-US" w:eastAsia="tr-TR"/>
+              </w:rPr>
+            </w:pPr>
+          </w:p>
+        </w:tc>
+        <w:tc>
+          <w:tcPr>
+            <w:tcW w:w="0" w:type="auto"/>
+          </w:tcPr>
+          <w:p>
+            <w:pPr>
+              <w:pStyle w:val="Paragraf"/>
+              <w:spacing w:before="0"/>
+              <w:jc w:val="left"/>
+              <w:rPr>
+                <w:rFonts w:ascii="Times New Roman" w:eastAsia="Times New Roman" w:hAnsi="Times New Roman"/>
+                <w:color w:val="000000"/>
+                <w:sz w:val="14"/>
+                <w:szCs w:val="14"/>
+                <w:lang w:val="en-US" w:eastAsia="tr-TR"/>
+              </w:rPr>
+            </w:pPr>
+          </w:p>
+        </w:tc>
+        <w:tc>
+          <w:tcPr>
+            <w:tcW w:w="0" w:type="auto"/>
+          </w:tcPr>
+          <w:p>
+            <w:pPr>
+              <w:pStyle w:val="Paragraf"/>
+              <w:spacing w:before="0"/>
+              <w:jc w:val="left"/>
+              <w:rPr>
+                <w:rFonts w:ascii="Times New Roman" w:eastAsia="Times New Roman" w:hAnsi="Times New Roman"/>
+                <w:color w:val="000000"/>
+                <w:sz w:val="14"/>
+                <w:szCs w:val="14"/>
+                <w:lang w:val="en-US" w:eastAsia="tr-TR"/>
+              </w:rPr>
+            </w:pPr>
+          </w:p>
+        </w:tc>
+        <w:tc>
+          <w:tcPr>
+            <w:tcW w:w="0" w:type="auto"/>
+          </w:tcPr>
+          <w:p>
+            <w:pPr>
+              <w:pStyle w:val="Paragraf"/>
+              <w:spacing w:before="0"/>
+              <w:jc w:val="left"/>
+              <w:rPr>
+                <w:rFonts w:ascii="Times New Roman" w:eastAsia="Times New Roman" w:hAnsi="Times New Roman"/>
+                <w:color w:val="000000"/>
+                <w:sz w:val="14"/>
+                <w:szCs w:val="14"/>
+                <w:lang w:val="en-US" w:eastAsia="tr-TR"/>
+              </w:rPr>
+            </w:pPr>
+          </w:p>
+        </w:tc>
+        <w:tc>
+          <w:tcPr>
+            <w:tcW w:w="0" w:type="auto"/>
+          </w:tcPr>
+          <w:p>
+            <w:pPr>
+              <w:pStyle w:val="Paragraf"/>
+              <w:spacing w:before="0"/>
+              <w:jc w:val="left"/>
+              <w:rPr>
+                <w:rFonts w:ascii="Times New Roman" w:eastAsia="Times New Roman" w:hAnsi="Times New Roman"/>
+                <w:color w:val="000000"/>
+                <w:sz w:val="14"/>
+                <w:szCs w:val="14"/>
+                <w:lang w:val="en-US" w:eastAsia="tr-TR"/>
+              </w:rPr>
+            </w:pPr>
+          </w:p>
+        </w:tc>
+        <w:tc>
+          <w:tcPr>
+            <w:tcW w:w="0" w:type="auto"/>
+            <w:noWrap/>
+            <w:vAlign w:val="center"/>
+            <w:hideMark/>
+          </w:tcPr>
+          <w:p>
+            <w:pPr>
+              <w:pStyle w:val="Paragraf"/>
+              <w:spacing w:before="0"/>
+              <w:jc w:val="left"/>
+              <w:rPr>
+                <w:rFonts w:ascii="Times New Roman" w:eastAsia="Times New Roman" w:hAnsi="Times New Roman"/>
+                <w:color w:val="000000"/>
+                <w:sz w:val="14"/>
+                <w:szCs w:val="14"/>
+                <w:lang w:val="en-US" w:eastAsia="tr-TR"/>
+              </w:rPr>
+            </w:pPr>
+            <w:r>
+              <w:rPr>
+                <w:rFonts w:ascii="Times New Roman" w:eastAsia="Times New Roman" w:hAnsi="Times New Roman"/>
+                <w:color w:val="000000"/>
+                <w:sz w:val="14"/>
+                <w:szCs w:val="14"/>
+                <w:lang w:val="en-US" w:eastAsia="tr-TR"/>
+              </w:rPr>
+              <w:t>0,953</w:t>
+            </w:r>
+          </w:p>
+        </w:tc>
+        <w:tc>
+          <w:tcPr>
+            <w:tcW w:w="0" w:type="auto"/>
+            <w:noWrap/>
+            <w:vAlign w:val="center"/>
+            <w:hideMark/>
+          </w:tcPr>
+          <w:p>
+            <w:pPr>
+              <w:pStyle w:val="Paragraf"/>
+              <w:spacing w:before="0"/>
+              <w:jc w:val="left"/>
+              <w:rPr>
+                <w:rFonts w:ascii="Times New Roman" w:eastAsia="Times New Roman" w:hAnsi="Times New Roman"/>
+                <w:color w:val="000000"/>
+                <w:sz w:val="14"/>
+                <w:szCs w:val="14"/>
+                <w:lang w:val="en-US" w:eastAsia="tr-TR"/>
+              </w:rPr>
+            </w:pPr>
+            <w:r>
+              <w:rPr>
+                <w:rFonts w:ascii="Times New Roman" w:eastAsia="Times New Roman" w:hAnsi="Times New Roman"/>
+                <w:color w:val="000000"/>
+                <w:sz w:val="14"/>
+                <w:szCs w:val="14"/>
+                <w:lang w:val="en-US" w:eastAsia="tr-TR"/>
+              </w:rPr>
+              <w:t>0,956</w:t>
+            </w:r>
+          </w:p>
+        </w:tc>
+        <w:tc>
+          <w:tcPr>
+            <w:tcW w:w="0" w:type="auto"/>
+            <w:noWrap/>
+            <w:vAlign w:val="center"/>
+            <w:hideMark/>
+          </w:tcPr>
+          <w:p>
+            <w:pPr>
+              <w:pStyle w:val="Paragraf"/>
+              <w:spacing w:before="0"/>
+              <w:jc w:val="left"/>
+              <w:rPr>
+                <w:rFonts w:ascii="Times New Roman" w:eastAsia="Times New Roman" w:hAnsi="Times New Roman"/>
+                <w:color w:val="000000"/>
+                <w:sz w:val="14"/>
+                <w:szCs w:val="14"/>
+                <w:lang w:val="en-US" w:eastAsia="tr-TR"/>
+              </w:rPr>
+            </w:pPr>
+            <w:r>
+              <w:rPr>
+                <w:rFonts w:ascii="Times New Roman" w:eastAsia="Times New Roman" w:hAnsi="Times New Roman"/>
+                <w:color w:val="000000"/>
+                <w:sz w:val="14"/>
+                <w:szCs w:val="14"/>
+                <w:lang w:val="en-US" w:eastAsia="tr-TR"/>
+              </w:rPr>
+              <w:t>0,956</w:t>
+            </w:r>
+          </w:p>
+        </w:tc>
+      </w:tr>
+      <w:tr>
+        <w:trPr>
+          <w:trHeight w:val="288"/>
+          <w:jc w:val="center"/>
+        </w:trPr>
+        <w:tc>
+          <w:tcPr>
+            <w:tcW w:w="0" w:type="auto"/>
+            <w:noWrap/>
+            <w:vAlign w:val="center"/>
+            <w:hideMark/>
+          </w:tcPr>
+          <w:p>
+            <w:pPr>
+              <w:pStyle w:val="Paragraf"/>
+              <w:spacing w:before="0"/>
+              <w:jc w:val="left"/>
+              <w:rPr>
+                <w:rFonts w:ascii="Times New Roman" w:eastAsia="Times New Roman" w:hAnsi="Times New Roman"/>
+                <w:b/>
+                <w:bCs/>
+                <w:color w:val="000000"/>
+                <w:sz w:val="14"/>
+                <w:szCs w:val="14"/>
+                <w:lang w:val="en-US" w:eastAsia="tr-TR"/>
+              </w:rPr>
+            </w:pPr>
+            <w:r>
+              <w:rPr>
+                <w:rFonts w:ascii="Times New Roman" w:eastAsia="Times New Roman" w:hAnsi="Times New Roman"/>
+                <w:b/>
+                <w:bCs/>
+                <w:color w:val="000000"/>
+                <w:sz w:val="14"/>
+                <w:szCs w:val="14"/>
+                <w:lang w:val="en-US" w:eastAsia="tr-TR"/>
+              </w:rPr>
+              <w:t>F</w:t>
+            </w:r>
+          </w:p>
+        </w:tc>
+        <w:tc>
+          <w:tcPr>
+            <w:tcW w:w="0" w:type="auto"/>
+            <w:noWrap/>
+            <w:vAlign w:val="center"/>
+            <w:hideMark/>
+          </w:tcPr>
+          <w:p>
+            <w:pPr>
+              <w:pStyle w:val="Paragraf"/>
+              <w:spacing w:before="0"/>
+              <w:jc w:val="left"/>
+              <w:rPr>
+                <w:rFonts w:ascii="Times New Roman" w:eastAsia="Times New Roman" w:hAnsi="Times New Roman"/>
+                <w:color w:val="000000"/>
+                <w:sz w:val="14"/>
+                <w:szCs w:val="14"/>
+                <w:lang w:val="en-US" w:eastAsia="tr-TR"/>
+              </w:rPr>
+            </w:pPr>
+            <w:r>
+              <w:rPr>
+                <w:rFonts w:ascii="Times New Roman" w:eastAsia="Times New Roman" w:hAnsi="Times New Roman"/>
+                <w:color w:val="000000"/>
+                <w:sz w:val="14"/>
+                <w:szCs w:val="14"/>
+                <w:lang w:val="en-US" w:eastAsia="tr-TR"/>
+              </w:rPr>
+              <w:t>0,976</w:t>
+            </w:r>
+          </w:p>
+        </w:tc>
+        <w:tc>
+          <w:tcPr>
+            <w:tcW w:w="0" w:type="auto"/>
+            <w:noWrap/>
+            <w:vAlign w:val="center"/>
+            <w:hideMark/>
+          </w:tcPr>
+          <w:p>
+            <w:pPr>
+              <w:pStyle w:val="Paragraf"/>
+              <w:spacing w:before="0"/>
+              <w:jc w:val="left"/>
+              <w:rPr>
+                <w:rFonts w:ascii="Times New Roman" w:eastAsia="Times New Roman" w:hAnsi="Times New Roman"/>
+                <w:color w:val="000000"/>
+                <w:sz w:val="14"/>
+                <w:szCs w:val="14"/>
+                <w:lang w:val="en-US" w:eastAsia="tr-TR"/>
+              </w:rPr>
+            </w:pPr>
+            <w:r>
+              <w:rPr>
+                <w:rFonts w:ascii="Times New Roman" w:eastAsia="Times New Roman" w:hAnsi="Times New Roman"/>
+                <w:color w:val="000000"/>
+                <w:sz w:val="14"/>
+                <w:szCs w:val="14"/>
+                <w:lang w:val="en-US" w:eastAsia="tr-TR"/>
+              </w:rPr>
+              <w:t>0,976</w:t>
+            </w:r>
+          </w:p>
+        </w:tc>
+        <w:tc>
+          <w:tcPr>
+            <w:tcW w:w="0" w:type="auto"/>
+            <w:noWrap/>
+            <w:vAlign w:val="center"/>
+            <w:hideMark/>
+          </w:tcPr>
+          <w:p>
+            <w:pPr>
+              <w:pStyle w:val="Paragraf"/>
+              <w:spacing w:before="0"/>
+              <w:jc w:val="left"/>
+              <w:rPr>
+                <w:rFonts w:ascii="Times New Roman" w:eastAsia="Times New Roman" w:hAnsi="Times New Roman"/>
+                <w:color w:val="000000"/>
+                <w:sz w:val="14"/>
+                <w:szCs w:val="14"/>
+                <w:lang w:val="en-US" w:eastAsia="tr-TR"/>
+              </w:rPr>
+            </w:pPr>
+            <w:r>
+              <w:rPr>
+                <w:rFonts w:ascii="Times New Roman" w:eastAsia="Times New Roman" w:hAnsi="Times New Roman"/>
+                <w:color w:val="000000"/>
+                <w:sz w:val="14"/>
+                <w:szCs w:val="14"/>
+                <w:lang w:val="en-US" w:eastAsia="tr-TR"/>
+              </w:rPr>
+              <w:t>0,976</w:t>
+            </w:r>
+          </w:p>
+        </w:tc>
+        <w:tc>
+          <w:tcPr>
+            <w:tcW w:w="0" w:type="auto"/>
+          </w:tcPr>
+          <w:p>
+            <w:pPr>
+              <w:pStyle w:val="Paragraf"/>
+              <w:spacing w:before="0"/>
+              <w:jc w:val="left"/>
+              <w:rPr>
+                <w:rFonts w:ascii="Times New Roman" w:eastAsia="Times New Roman" w:hAnsi="Times New Roman"/>
+                <w:color w:val="000000"/>
+                <w:sz w:val="14"/>
+                <w:szCs w:val="14"/>
+                <w:lang w:val="en-US" w:eastAsia="tr-TR"/>
+              </w:rPr>
+            </w:pPr>
+          </w:p>
+        </w:tc>
+        <w:tc>
+          <w:tcPr>
+            <w:tcW w:w="0" w:type="auto"/>
+          </w:tcPr>
+          <w:p>
+            <w:pPr>
+              <w:pStyle w:val="Paragraf"/>
+              <w:spacing w:before="0"/>
+              <w:jc w:val="left"/>
+              <w:rPr>
+                <w:rFonts w:ascii="Times New Roman" w:eastAsia="Times New Roman" w:hAnsi="Times New Roman"/>
+                <w:color w:val="000000"/>
+                <w:sz w:val="14"/>
+                <w:szCs w:val="14"/>
+                <w:lang w:val="en-US" w:eastAsia="tr-TR"/>
+              </w:rPr>
+            </w:pPr>
+          </w:p>
+        </w:tc>
+        <w:tc>
+          <w:tcPr>
+            <w:tcW w:w="0" w:type="auto"/>
+          </w:tcPr>
+          <w:p>
+            <w:pPr>
+              <w:pStyle w:val="Paragraf"/>
+              <w:spacing w:before="0"/>
+              <w:jc w:val="left"/>
+              <w:rPr>
+                <w:rFonts w:ascii="Times New Roman" w:eastAsia="Times New Roman" w:hAnsi="Times New Roman"/>
+                <w:color w:val="000000"/>
+                <w:sz w:val="14"/>
+                <w:szCs w:val="14"/>
+                <w:lang w:val="en-US" w:eastAsia="tr-TR"/>
+              </w:rPr>
+            </w:pPr>
+          </w:p>
+        </w:tc>
+        <w:tc>
+          <w:tcPr>
+            <w:tcW w:w="0" w:type="auto"/>
+          </w:tcPr>
+          <w:p>
+            <w:pPr>
+              <w:pStyle w:val="Paragraf"/>
+              <w:spacing w:before="0"/>
+              <w:jc w:val="left"/>
+              <w:rPr>
+                <w:rFonts w:ascii="Times New Roman" w:eastAsia="Times New Roman" w:hAnsi="Times New Roman"/>
+                <w:color w:val="000000"/>
+                <w:sz w:val="14"/>
+                <w:szCs w:val="14"/>
+                <w:lang w:val="en-US" w:eastAsia="tr-TR"/>
+              </w:rPr>
+            </w:pPr>
+          </w:p>
+        </w:tc>
+        <w:tc>
+          <w:tcPr>
+            <w:tcW w:w="0" w:type="auto"/>
+          </w:tcPr>
+          <w:p>
+            <w:pPr>
+              <w:pStyle w:val="Paragraf"/>
+              <w:spacing w:before="0"/>
+              <w:jc w:val="left"/>
+              <w:rPr>
+                <w:rFonts w:ascii="Times New Roman" w:eastAsia="Times New Roman" w:hAnsi="Times New Roman"/>
+                <w:color w:val="000000"/>
+                <w:sz w:val="14"/>
+                <w:szCs w:val="14"/>
+                <w:lang w:val="en-US" w:eastAsia="tr-TR"/>
+              </w:rPr>
+            </w:pPr>
+          </w:p>
+        </w:tc>
+        <w:tc>
+          <w:tcPr>
+            <w:tcW w:w="0" w:type="auto"/>
+          </w:tcPr>
+          <w:p>
+            <w:pPr>
+              <w:pStyle w:val="Paragraf"/>
+              <w:spacing w:before="0"/>
+              <w:jc w:val="left"/>
+              <w:rPr>
+                <w:rFonts w:ascii="Times New Roman" w:eastAsia="Times New Roman" w:hAnsi="Times New Roman"/>
+                <w:color w:val="000000"/>
+                <w:sz w:val="14"/>
+                <w:szCs w:val="14"/>
+                <w:lang w:val="en-US" w:eastAsia="tr-TR"/>
+              </w:rPr>
+            </w:pPr>
+          </w:p>
+        </w:tc>
+        <w:tc>
+          <w:tcPr>
+            <w:tcW w:w="0" w:type="auto"/>
+          </w:tcPr>
+          <w:p>
+            <w:pPr>
+              <w:pStyle w:val="Paragraf"/>
+              <w:spacing w:before="0"/>
+              <w:jc w:val="left"/>
+              <w:rPr>
+                <w:rFonts w:ascii="Times New Roman" w:eastAsia="Times New Roman" w:hAnsi="Times New Roman"/>
+                <w:color w:val="000000"/>
+                <w:sz w:val="14"/>
+                <w:szCs w:val="14"/>
+                <w:lang w:val="en-US" w:eastAsia="tr-TR"/>
+              </w:rPr>
+            </w:pPr>
+          </w:p>
+        </w:tc>
+        <w:tc>
+          <w:tcPr>
+            <w:tcW w:w="0" w:type="auto"/>
+          </w:tcPr>
+          <w:p>
+            <w:pPr>
+              <w:pStyle w:val="Paragraf"/>
+              <w:spacing w:before="0"/>
+              <w:jc w:val="left"/>
+              <w:rPr>
+                <w:rFonts w:ascii="Times New Roman" w:eastAsia="Times New Roman" w:hAnsi="Times New Roman"/>
+                <w:color w:val="000000"/>
+                <w:sz w:val="14"/>
+                <w:szCs w:val="14"/>
+                <w:lang w:val="en-US" w:eastAsia="tr-TR"/>
+              </w:rPr>
+            </w:pPr>
+          </w:p>
+        </w:tc>
+        <w:tc>
+          <w:tcPr>
+            <w:tcW w:w="0" w:type="auto"/>
+          </w:tcPr>
+          <w:p>
+            <w:pPr>
+              <w:pStyle w:val="Paragraf"/>
+              <w:spacing w:before="0"/>
+              <w:jc w:val="left"/>
+              <w:rPr>
+                <w:rFonts w:ascii="Times New Roman" w:eastAsia="Times New Roman" w:hAnsi="Times New Roman"/>
+                <w:color w:val="000000"/>
+                <w:sz w:val="14"/>
+                <w:szCs w:val="14"/>
+                <w:lang w:val="en-US" w:eastAsia="tr-TR"/>
+              </w:rPr>
+            </w:pPr>
+          </w:p>
+        </w:tc>
+        <w:tc>
+          <w:tcPr>
+            <w:tcW w:w="0" w:type="auto"/>
+          </w:tcPr>
+          <w:p>
+            <w:pPr>
+              <w:pStyle w:val="Paragraf"/>
+              <w:spacing w:before="0"/>
+              <w:jc w:val="left"/>
+              <w:rPr>
+                <w:rFonts w:ascii="Times New Roman" w:eastAsia="Times New Roman" w:hAnsi="Times New Roman"/>
+                <w:color w:val="000000"/>
+                <w:sz w:val="14"/>
+                <w:szCs w:val="14"/>
+                <w:lang w:val="en-US" w:eastAsia="tr-TR"/>
+              </w:rPr>
+            </w:pPr>
+          </w:p>
+        </w:tc>
+        <w:tc>
+          <w:tcPr>
+            <w:tcW w:w="0" w:type="auto"/>
+          </w:tcPr>
+          <w:p>
+            <w:pPr>
+              <w:pStyle w:val="Paragraf"/>
+              <w:spacing w:before="0"/>
+              <w:jc w:val="left"/>
+              <w:rPr>
+                <w:rFonts w:ascii="Times New Roman" w:eastAsia="Times New Roman" w:hAnsi="Times New Roman"/>
+                <w:color w:val="000000"/>
+                <w:sz w:val="14"/>
+                <w:szCs w:val="14"/>
+                <w:lang w:val="en-US" w:eastAsia="tr-TR"/>
+              </w:rPr>
+            </w:pPr>
+          </w:p>
+        </w:tc>
+        <w:tc>
+          <w:tcPr>
+            <w:tcW w:w="0" w:type="auto"/>
+          </w:tcPr>
+          <w:p>
+            <w:pPr>
+              <w:pStyle w:val="Paragraf"/>
+              <w:spacing w:before="0"/>
+              <w:jc w:val="left"/>
+              <w:rPr>
+                <w:rFonts w:ascii="Times New Roman" w:eastAsia="Times New Roman" w:hAnsi="Times New Roman"/>
+                <w:color w:val="000000"/>
+                <w:sz w:val="14"/>
+                <w:szCs w:val="14"/>
+                <w:lang w:val="en-US" w:eastAsia="tr-TR"/>
+              </w:rPr>
+            </w:pPr>
+          </w:p>
+        </w:tc>
+        <w:tc>
+          <w:tcPr>
+            <w:tcW w:w="0" w:type="auto"/>
+          </w:tcPr>
+          <w:p>
+            <w:pPr>
+              <w:pStyle w:val="Paragraf"/>
+              <w:spacing w:before="0"/>
+              <w:jc w:val="left"/>
+              <w:rPr>
+                <w:rFonts w:ascii="Times New Roman" w:eastAsia="Times New Roman" w:hAnsi="Times New Roman"/>
+                <w:color w:val="000000"/>
+                <w:sz w:val="14"/>
+                <w:szCs w:val="14"/>
+                <w:lang w:val="en-US" w:eastAsia="tr-TR"/>
+              </w:rPr>
+            </w:pPr>
+          </w:p>
+        </w:tc>
+        <w:tc>
+          <w:tcPr>
+            <w:tcW w:w="0" w:type="auto"/>
+          </w:tcPr>
+          <w:p>
+            <w:pPr>
+              <w:pStyle w:val="Paragraf"/>
+              <w:spacing w:before="0"/>
+              <w:jc w:val="left"/>
+              <w:rPr>
+                <w:rFonts w:ascii="Times New Roman" w:eastAsia="Times New Roman" w:hAnsi="Times New Roman"/>
+                <w:color w:val="000000"/>
+                <w:sz w:val="14"/>
+                <w:szCs w:val="14"/>
+                <w:lang w:val="en-US" w:eastAsia="tr-TR"/>
+              </w:rPr>
+            </w:pPr>
+          </w:p>
+        </w:tc>
+        <w:tc>
+          <w:tcPr>
+            <w:tcW w:w="0" w:type="auto"/>
+          </w:tcPr>
+          <w:p>
+            <w:pPr>
+              <w:pStyle w:val="Paragraf"/>
+              <w:spacing w:before="0"/>
+              <w:jc w:val="left"/>
+              <w:rPr>
+                <w:rFonts w:ascii="Times New Roman" w:eastAsia="Times New Roman" w:hAnsi="Times New Roman"/>
+                <w:color w:val="000000"/>
+                <w:sz w:val="14"/>
+                <w:szCs w:val="14"/>
+                <w:lang w:val="en-US" w:eastAsia="tr-TR"/>
+              </w:rPr>
+            </w:pPr>
+          </w:p>
+        </w:tc>
+        <w:tc>
+          <w:tcPr>
+            <w:tcW w:w="0" w:type="auto"/>
+          </w:tcPr>
+          <w:p>
+            <w:pPr>
+              <w:pStyle w:val="Paragraf"/>
+              <w:spacing w:before="0"/>
+              <w:jc w:val="left"/>
+              <w:rPr>
+                <w:rFonts w:ascii="Times New Roman" w:eastAsia="Times New Roman" w:hAnsi="Times New Roman"/>
+                <w:color w:val="000000"/>
+                <w:sz w:val="14"/>
+                <w:szCs w:val="14"/>
+                <w:lang w:val="en-US" w:eastAsia="tr-TR"/>
+              </w:rPr>
+            </w:pPr>
+          </w:p>
+        </w:tc>
+        <w:tc>
+          <w:tcPr>
+            <w:tcW w:w="0" w:type="auto"/>
+          </w:tcPr>
+          <w:p>
+            <w:pPr>
+              <w:pStyle w:val="Paragraf"/>
+              <w:spacing w:before="0"/>
+              <w:jc w:val="left"/>
+              <w:rPr>
+                <w:rFonts w:ascii="Times New Roman" w:eastAsia="Times New Roman" w:hAnsi="Times New Roman"/>
+                <w:color w:val="000000"/>
+                <w:sz w:val="14"/>
+                <w:szCs w:val="14"/>
+                <w:lang w:val="en-US" w:eastAsia="tr-TR"/>
+              </w:rPr>
+            </w:pPr>
+          </w:p>
+        </w:tc>
+        <w:tc>
+          <w:tcPr>
+            <w:tcW w:w="0" w:type="auto"/>
+          </w:tcPr>
+          <w:p>
+            <w:pPr>
+              <w:pStyle w:val="Paragraf"/>
+              <w:spacing w:before="0"/>
+              <w:jc w:val="left"/>
+              <w:rPr>
+                <w:rFonts w:ascii="Times New Roman" w:eastAsia="Times New Roman" w:hAnsi="Times New Roman"/>
+                <w:color w:val="000000"/>
+                <w:sz w:val="14"/>
+                <w:szCs w:val="14"/>
+                <w:lang w:val="en-US" w:eastAsia="tr-TR"/>
+              </w:rPr>
+            </w:pPr>
+          </w:p>
+        </w:tc>
+        <w:tc>
+          <w:tcPr>
+            <w:tcW w:w="0" w:type="auto"/>
+          </w:tcPr>
+          <w:p>
+            <w:pPr>
+              <w:pStyle w:val="Paragraf"/>
+              <w:spacing w:before="0"/>
+              <w:jc w:val="left"/>
+              <w:rPr>
+                <w:rFonts w:ascii="Times New Roman" w:eastAsia="Times New Roman" w:hAnsi="Times New Roman"/>
+                <w:color w:val="000000"/>
+                <w:sz w:val="14"/>
+                <w:szCs w:val="14"/>
+                <w:lang w:val="en-US" w:eastAsia="tr-TR"/>
+              </w:rPr>
+            </w:pPr>
+          </w:p>
+        </w:tc>
+        <w:tc>
+          <w:tcPr>
+            <w:tcW w:w="0" w:type="auto"/>
+          </w:tcPr>
+          <w:p>
+            <w:pPr>
+              <w:pStyle w:val="Paragraf"/>
+              <w:spacing w:before="0"/>
+              <w:jc w:val="left"/>
+              <w:rPr>
+                <w:rFonts w:ascii="Times New Roman" w:eastAsia="Times New Roman" w:hAnsi="Times New Roman"/>
+                <w:color w:val="000000"/>
+                <w:sz w:val="14"/>
+                <w:szCs w:val="14"/>
+                <w:lang w:val="en-US" w:eastAsia="tr-TR"/>
+              </w:rPr>
+            </w:pPr>
+          </w:p>
+        </w:tc>
+        <w:tc>
+          <w:tcPr>
+            <w:tcW w:w="0" w:type="auto"/>
+          </w:tcPr>
+          <w:p>
+            <w:pPr>
+              <w:pStyle w:val="Paragraf"/>
+              <w:spacing w:before="0"/>
+              <w:jc w:val="left"/>
+              <w:rPr>
+                <w:rFonts w:ascii="Times New Roman" w:eastAsia="Times New Roman" w:hAnsi="Times New Roman"/>
+                <w:color w:val="000000"/>
+                <w:sz w:val="14"/>
+                <w:szCs w:val="14"/>
+                <w:lang w:val="en-US" w:eastAsia="tr-TR"/>
+              </w:rPr>
+            </w:pPr>
+          </w:p>
+        </w:tc>
+        <w:tc>
+          <w:tcPr>
+            <w:tcW w:w="0" w:type="auto"/>
+          </w:tcPr>
+          <w:p>
+            <w:pPr>
+              <w:pStyle w:val="Paragraf"/>
+              <w:spacing w:before="0"/>
+              <w:jc w:val="left"/>
+              <w:rPr>
+                <w:rFonts w:ascii="Times New Roman" w:eastAsia="Times New Roman" w:hAnsi="Times New Roman"/>
+                <w:color w:val="000000"/>
+                <w:sz w:val="14"/>
+                <w:szCs w:val="14"/>
+                <w:lang w:val="en-US" w:eastAsia="tr-TR"/>
+              </w:rPr>
+            </w:pPr>
+          </w:p>
+        </w:tc>
+        <w:tc>
+          <w:tcPr>
+            <w:tcW w:w="0" w:type="auto"/>
+          </w:tcPr>
+          <w:p>
+            <w:pPr>
+              <w:pStyle w:val="Paragraf"/>
+              <w:spacing w:before="0"/>
+              <w:jc w:val="left"/>
+              <w:rPr>
+                <w:rFonts w:ascii="Times New Roman" w:eastAsia="Times New Roman" w:hAnsi="Times New Roman"/>
+                <w:color w:val="000000"/>
+                <w:sz w:val="14"/>
+                <w:szCs w:val="14"/>
+                <w:lang w:val="en-US" w:eastAsia="tr-TR"/>
+              </w:rPr>
+            </w:pPr>
+          </w:p>
+        </w:tc>
+        <w:tc>
+          <w:tcPr>
+            <w:tcW w:w="0" w:type="auto"/>
+          </w:tcPr>
+          <w:p>
+            <w:pPr>
+              <w:pStyle w:val="Paragraf"/>
+              <w:spacing w:before="0"/>
+              <w:jc w:val="left"/>
+              <w:rPr>
+                <w:rFonts w:ascii="Times New Roman" w:eastAsia="Times New Roman" w:hAnsi="Times New Roman"/>
+                <w:color w:val="000000"/>
+                <w:sz w:val="14"/>
+                <w:szCs w:val="14"/>
+                <w:lang w:val="en-US" w:eastAsia="tr-TR"/>
+              </w:rPr>
+            </w:pPr>
+          </w:p>
+        </w:tc>
+        <w:tc>
+          <w:tcPr>
+            <w:tcW w:w="0" w:type="auto"/>
+            <w:noWrap/>
+            <w:vAlign w:val="center"/>
+            <w:hideMark/>
+          </w:tcPr>
+          <w:p>
+            <w:pPr>
+              <w:pStyle w:val="Paragraf"/>
+              <w:spacing w:before="0"/>
+              <w:jc w:val="left"/>
+              <w:rPr>
+                <w:rFonts w:ascii="Times New Roman" w:eastAsia="Times New Roman" w:hAnsi="Times New Roman"/>
+                <w:color w:val="000000"/>
+                <w:sz w:val="14"/>
+                <w:szCs w:val="14"/>
+                <w:lang w:val="en-US" w:eastAsia="tr-TR"/>
+              </w:rPr>
+            </w:pPr>
+            <w:r>
+              <w:rPr>
+                <w:rFonts w:ascii="Times New Roman" w:eastAsia="Times New Roman" w:hAnsi="Times New Roman"/>
+                <w:color w:val="000000"/>
+                <w:sz w:val="14"/>
+                <w:szCs w:val="14"/>
+                <w:lang w:val="en-US" w:eastAsia="tr-TR"/>
+              </w:rPr>
+              <w:t>0,969</w:t>
+            </w:r>
+          </w:p>
+        </w:tc>
+        <w:tc>
+          <w:tcPr>
+            <w:tcW w:w="0" w:type="auto"/>
+            <w:noWrap/>
+            <w:vAlign w:val="center"/>
+            <w:hideMark/>
+          </w:tcPr>
+          <w:p>
+            <w:pPr>
+              <w:pStyle w:val="Paragraf"/>
+              <w:spacing w:before="0"/>
+              <w:jc w:val="left"/>
+              <w:rPr>
+                <w:rFonts w:ascii="Times New Roman" w:eastAsia="Times New Roman" w:hAnsi="Times New Roman"/>
+                <w:color w:val="000000"/>
+                <w:sz w:val="14"/>
+                <w:szCs w:val="14"/>
+                <w:lang w:val="en-US" w:eastAsia="tr-TR"/>
+              </w:rPr>
+            </w:pPr>
+            <w:r>
+              <w:rPr>
+                <w:rFonts w:ascii="Times New Roman" w:eastAsia="Times New Roman" w:hAnsi="Times New Roman"/>
+                <w:color w:val="000000"/>
+                <w:sz w:val="14"/>
+                <w:szCs w:val="14"/>
+                <w:lang w:val="en-US" w:eastAsia="tr-TR"/>
+              </w:rPr>
+              <w:t>0,975</w:t>
+            </w:r>
+          </w:p>
+        </w:tc>
+        <w:tc>
+          <w:tcPr>
+            <w:tcW w:w="0" w:type="auto"/>
+            <w:noWrap/>
+            <w:vAlign w:val="center"/>
+            <w:hideMark/>
+          </w:tcPr>
+          <w:p>
+            <w:pPr>
+              <w:pStyle w:val="Paragraf"/>
+              <w:spacing w:before="0"/>
+              <w:jc w:val="left"/>
+              <w:rPr>
+                <w:rFonts w:ascii="Times New Roman" w:eastAsia="Times New Roman" w:hAnsi="Times New Roman"/>
+                <w:color w:val="000000"/>
+                <w:sz w:val="14"/>
+                <w:szCs w:val="14"/>
+                <w:lang w:val="en-US" w:eastAsia="tr-TR"/>
+              </w:rPr>
+            </w:pPr>
+            <w:r>
+              <w:rPr>
+                <w:rFonts w:ascii="Times New Roman" w:eastAsia="Times New Roman" w:hAnsi="Times New Roman"/>
+                <w:color w:val="000000"/>
+                <w:sz w:val="14"/>
+                <w:szCs w:val="14"/>
+                <w:lang w:val="en-US" w:eastAsia="tr-TR"/>
+              </w:rPr>
+              <w:t>0,974</w:t>
+            </w:r>
+          </w:p>
+        </w:tc>
+      </w:tr>
+      <w:tr>
+        <w:trPr>
+          <w:trHeight w:val="288"/>
+          <w:jc w:val="center"/>
+        </w:trPr>
+        <w:tc>
+          <w:tcPr>
+            <w:tcW w:w="0" w:type="auto"/>
+            <w:noWrap/>
+            <w:vAlign w:val="center"/>
+            <w:hideMark/>
+          </w:tcPr>
+          <w:p>
+            <w:pPr>
+              <w:pStyle w:val="Paragraf"/>
+              <w:spacing w:before="0"/>
+              <w:jc w:val="left"/>
+              <w:rPr>
+                <w:rFonts w:ascii="Times New Roman" w:eastAsia="Times New Roman" w:hAnsi="Times New Roman"/>
+                <w:b/>
+                <w:bCs/>
+                <w:color w:val="000000"/>
+                <w:sz w:val="14"/>
+                <w:szCs w:val="14"/>
+                <w:lang w:val="en-US" w:eastAsia="tr-TR"/>
+              </w:rPr>
+            </w:pPr>
+            <w:r>
+              <w:rPr>
+                <w:rFonts w:ascii="Times New Roman" w:eastAsia="Times New Roman" w:hAnsi="Times New Roman"/>
+                <w:b/>
+                <w:bCs/>
+                <w:color w:val="000000"/>
+                <w:sz w:val="14"/>
+                <w:szCs w:val="14"/>
+                <w:lang w:val="en-US" w:eastAsia="tr-TR"/>
+              </w:rPr>
+              <w:t>C</w:t>
+            </w:r>
+          </w:p>
+        </w:tc>
+        <w:tc>
+          <w:tcPr>
+            <w:tcW w:w="0" w:type="auto"/>
+            <w:noWrap/>
+            <w:vAlign w:val="center"/>
+            <w:hideMark/>
+          </w:tcPr>
+          <w:p>
+            <w:pPr>
+              <w:pStyle w:val="Paragraf"/>
+              <w:spacing w:before="0"/>
+              <w:jc w:val="left"/>
+              <w:rPr>
+                <w:rFonts w:ascii="Times New Roman" w:eastAsia="Times New Roman" w:hAnsi="Times New Roman"/>
+                <w:color w:val="000000"/>
+                <w:sz w:val="14"/>
+                <w:szCs w:val="14"/>
+                <w:lang w:val="en-US" w:eastAsia="tr-TR"/>
+              </w:rPr>
+            </w:pPr>
+            <w:r>
+              <w:rPr>
+                <w:rFonts w:ascii="Times New Roman" w:eastAsia="Times New Roman" w:hAnsi="Times New Roman"/>
+                <w:color w:val="000000"/>
+                <w:sz w:val="14"/>
+                <w:szCs w:val="14"/>
+                <w:lang w:val="en-US" w:eastAsia="tr-TR"/>
+              </w:rPr>
+              <w:t>0,977</w:t>
+            </w:r>
+          </w:p>
+        </w:tc>
+        <w:tc>
+          <w:tcPr>
+            <w:tcW w:w="0" w:type="auto"/>
+            <w:noWrap/>
+            <w:vAlign w:val="center"/>
+            <w:hideMark/>
+          </w:tcPr>
+          <w:p>
+            <w:pPr>
+              <w:pStyle w:val="Paragraf"/>
+              <w:spacing w:before="0"/>
+              <w:jc w:val="left"/>
+              <w:rPr>
+                <w:rFonts w:ascii="Times New Roman" w:eastAsia="Times New Roman" w:hAnsi="Times New Roman"/>
+                <w:color w:val="000000"/>
+                <w:sz w:val="14"/>
+                <w:szCs w:val="14"/>
+                <w:lang w:val="en-US" w:eastAsia="tr-TR"/>
+              </w:rPr>
+            </w:pPr>
+            <w:r>
+              <w:rPr>
+                <w:rFonts w:ascii="Times New Roman" w:eastAsia="Times New Roman" w:hAnsi="Times New Roman"/>
+                <w:color w:val="000000"/>
+                <w:sz w:val="14"/>
+                <w:szCs w:val="14"/>
+                <w:lang w:val="en-US" w:eastAsia="tr-TR"/>
+              </w:rPr>
+              <w:t>0,977</w:t>
+            </w:r>
+          </w:p>
+        </w:tc>
+        <w:tc>
+          <w:tcPr>
+            <w:tcW w:w="0" w:type="auto"/>
+            <w:noWrap/>
+            <w:vAlign w:val="center"/>
+            <w:hideMark/>
+          </w:tcPr>
+          <w:p>
+            <w:pPr>
+              <w:pStyle w:val="Paragraf"/>
+              <w:spacing w:before="0"/>
+              <w:jc w:val="left"/>
+              <w:rPr>
+                <w:rFonts w:ascii="Times New Roman" w:eastAsia="Times New Roman" w:hAnsi="Times New Roman"/>
+                <w:color w:val="000000"/>
+                <w:sz w:val="14"/>
+                <w:szCs w:val="14"/>
+                <w:lang w:val="en-US" w:eastAsia="tr-TR"/>
+              </w:rPr>
+            </w:pPr>
+            <w:r>
+              <w:rPr>
+                <w:rFonts w:ascii="Times New Roman" w:eastAsia="Times New Roman" w:hAnsi="Times New Roman"/>
+                <w:color w:val="000000"/>
+                <w:sz w:val="14"/>
+                <w:szCs w:val="14"/>
+                <w:lang w:val="en-US" w:eastAsia="tr-TR"/>
+              </w:rPr>
+              <w:t>0,977</w:t>
+            </w:r>
+          </w:p>
+        </w:tc>
+        <w:tc>
+          <w:tcPr>
+            <w:tcW w:w="0" w:type="auto"/>
+          </w:tcPr>
+          <w:p>
+            <w:pPr>
+              <w:pStyle w:val="Paragraf"/>
+              <w:spacing w:before="0"/>
+              <w:jc w:val="left"/>
+              <w:rPr>
+                <w:rFonts w:ascii="Times New Roman" w:eastAsia="Times New Roman" w:hAnsi="Times New Roman"/>
+                <w:color w:val="000000"/>
+                <w:sz w:val="14"/>
+                <w:szCs w:val="14"/>
+                <w:lang w:val="en-US" w:eastAsia="tr-TR"/>
+              </w:rPr>
+            </w:pPr>
+          </w:p>
+        </w:tc>
+        <w:tc>
+          <w:tcPr>
+            <w:tcW w:w="0" w:type="auto"/>
+          </w:tcPr>
+          <w:p>
+            <w:pPr>
+              <w:pStyle w:val="Paragraf"/>
+              <w:spacing w:before="0"/>
+              <w:jc w:val="left"/>
+              <w:rPr>
+                <w:rFonts w:ascii="Times New Roman" w:eastAsia="Times New Roman" w:hAnsi="Times New Roman"/>
+                <w:color w:val="000000"/>
+                <w:sz w:val="14"/>
+                <w:szCs w:val="14"/>
+                <w:lang w:val="en-US" w:eastAsia="tr-TR"/>
+              </w:rPr>
+            </w:pPr>
+          </w:p>
+        </w:tc>
+        <w:tc>
+          <w:tcPr>
+            <w:tcW w:w="0" w:type="auto"/>
+          </w:tcPr>
+          <w:p>
+            <w:pPr>
+              <w:pStyle w:val="Paragraf"/>
+              <w:spacing w:before="0"/>
+              <w:jc w:val="left"/>
+              <w:rPr>
+                <w:rFonts w:ascii="Times New Roman" w:eastAsia="Times New Roman" w:hAnsi="Times New Roman"/>
+                <w:color w:val="000000"/>
+                <w:sz w:val="14"/>
+                <w:szCs w:val="14"/>
+                <w:lang w:val="en-US" w:eastAsia="tr-TR"/>
+              </w:rPr>
+            </w:pPr>
+          </w:p>
+        </w:tc>
+        <w:tc>
+          <w:tcPr>
+            <w:tcW w:w="0" w:type="auto"/>
+          </w:tcPr>
+          <w:p>
+            <w:pPr>
+              <w:pStyle w:val="Paragraf"/>
+              <w:spacing w:before="0"/>
+              <w:jc w:val="left"/>
+              <w:rPr>
+                <w:rFonts w:ascii="Times New Roman" w:eastAsia="Times New Roman" w:hAnsi="Times New Roman"/>
+                <w:color w:val="000000"/>
+                <w:sz w:val="14"/>
+                <w:szCs w:val="14"/>
+                <w:lang w:val="en-US" w:eastAsia="tr-TR"/>
+              </w:rPr>
+            </w:pPr>
+          </w:p>
+        </w:tc>
+        <w:tc>
+          <w:tcPr>
+            <w:tcW w:w="0" w:type="auto"/>
+          </w:tcPr>
+          <w:p>
+            <w:pPr>
+              <w:pStyle w:val="Paragraf"/>
+              <w:spacing w:before="0"/>
+              <w:jc w:val="left"/>
+              <w:rPr>
+                <w:rFonts w:ascii="Times New Roman" w:eastAsia="Times New Roman" w:hAnsi="Times New Roman"/>
+                <w:color w:val="000000"/>
+                <w:sz w:val="14"/>
+                <w:szCs w:val="14"/>
+                <w:lang w:val="en-US" w:eastAsia="tr-TR"/>
+              </w:rPr>
+            </w:pPr>
+          </w:p>
+        </w:tc>
+        <w:tc>
+          <w:tcPr>
+            <w:tcW w:w="0" w:type="auto"/>
+          </w:tcPr>
+          <w:p>
+            <w:pPr>
+              <w:pStyle w:val="Paragraf"/>
+              <w:spacing w:before="0"/>
+              <w:jc w:val="left"/>
+              <w:rPr>
+                <w:rFonts w:ascii="Times New Roman" w:eastAsia="Times New Roman" w:hAnsi="Times New Roman"/>
+                <w:color w:val="000000"/>
+                <w:sz w:val="14"/>
+                <w:szCs w:val="14"/>
+                <w:lang w:val="en-US" w:eastAsia="tr-TR"/>
+              </w:rPr>
+            </w:pPr>
+          </w:p>
+        </w:tc>
+        <w:tc>
+          <w:tcPr>
+            <w:tcW w:w="0" w:type="auto"/>
+          </w:tcPr>
+          <w:p>
+            <w:pPr>
+              <w:pStyle w:val="Paragraf"/>
+              <w:spacing w:before="0"/>
+              <w:jc w:val="left"/>
+              <w:rPr>
+                <w:rFonts w:ascii="Times New Roman" w:eastAsia="Times New Roman" w:hAnsi="Times New Roman"/>
+                <w:color w:val="000000"/>
+                <w:sz w:val="14"/>
+                <w:szCs w:val="14"/>
+                <w:lang w:val="en-US" w:eastAsia="tr-TR"/>
+              </w:rPr>
+            </w:pPr>
+          </w:p>
+        </w:tc>
+        <w:tc>
+          <w:tcPr>
+            <w:tcW w:w="0" w:type="auto"/>
+          </w:tcPr>
+          <w:p>
+            <w:pPr>
+              <w:pStyle w:val="Paragraf"/>
+              <w:spacing w:before="0"/>
+              <w:jc w:val="left"/>
+              <w:rPr>
+                <w:rFonts w:ascii="Times New Roman" w:eastAsia="Times New Roman" w:hAnsi="Times New Roman"/>
+                <w:color w:val="000000"/>
+                <w:sz w:val="14"/>
+                <w:szCs w:val="14"/>
+                <w:lang w:val="en-US" w:eastAsia="tr-TR"/>
+              </w:rPr>
+            </w:pPr>
+          </w:p>
+        </w:tc>
+        <w:tc>
+          <w:tcPr>
+            <w:tcW w:w="0" w:type="auto"/>
+          </w:tcPr>
+          <w:p>
+            <w:pPr>
+              <w:pStyle w:val="Paragraf"/>
+              <w:spacing w:before="0"/>
+              <w:jc w:val="left"/>
+              <w:rPr>
+                <w:rFonts w:ascii="Times New Roman" w:eastAsia="Times New Roman" w:hAnsi="Times New Roman"/>
+                <w:color w:val="000000"/>
+                <w:sz w:val="14"/>
+                <w:szCs w:val="14"/>
+                <w:lang w:val="en-US" w:eastAsia="tr-TR"/>
+              </w:rPr>
+            </w:pPr>
+          </w:p>
+        </w:tc>
+        <w:tc>
+          <w:tcPr>
+            <w:tcW w:w="0" w:type="auto"/>
+          </w:tcPr>
+          <w:p>
+            <w:pPr>
+              <w:pStyle w:val="Paragraf"/>
+              <w:spacing w:before="0"/>
+              <w:jc w:val="left"/>
+              <w:rPr>
+                <w:rFonts w:ascii="Times New Roman" w:eastAsia="Times New Roman" w:hAnsi="Times New Roman"/>
+                <w:color w:val="000000"/>
+                <w:sz w:val="14"/>
+                <w:szCs w:val="14"/>
+                <w:lang w:val="en-US" w:eastAsia="tr-TR"/>
+              </w:rPr>
+            </w:pPr>
+          </w:p>
+        </w:tc>
+        <w:tc>
+          <w:tcPr>
+            <w:tcW w:w="0" w:type="auto"/>
+          </w:tcPr>
+          <w:p>
+            <w:pPr>
+              <w:pStyle w:val="Paragraf"/>
+              <w:spacing w:before="0"/>
+              <w:jc w:val="left"/>
+              <w:rPr>
+                <w:rFonts w:ascii="Times New Roman" w:eastAsia="Times New Roman" w:hAnsi="Times New Roman"/>
+                <w:color w:val="000000"/>
+                <w:sz w:val="14"/>
+                <w:szCs w:val="14"/>
+                <w:lang w:val="en-US" w:eastAsia="tr-TR"/>
+              </w:rPr>
+            </w:pPr>
+          </w:p>
+        </w:tc>
+        <w:tc>
+          <w:tcPr>
+            <w:tcW w:w="0" w:type="auto"/>
+          </w:tcPr>
+          <w:p>
+            <w:pPr>
+              <w:pStyle w:val="Paragraf"/>
+              <w:spacing w:before="0"/>
+              <w:jc w:val="left"/>
+              <w:rPr>
+                <w:rFonts w:ascii="Times New Roman" w:eastAsia="Times New Roman" w:hAnsi="Times New Roman"/>
+                <w:color w:val="000000"/>
+                <w:sz w:val="14"/>
+                <w:szCs w:val="14"/>
+                <w:lang w:val="en-US" w:eastAsia="tr-TR"/>
+              </w:rPr>
+            </w:pPr>
+          </w:p>
+        </w:tc>
+        <w:tc>
+          <w:tcPr>
+            <w:tcW w:w="0" w:type="auto"/>
+          </w:tcPr>
+          <w:p>
+            <w:pPr>
+              <w:pStyle w:val="Paragraf"/>
+              <w:spacing w:before="0"/>
+              <w:jc w:val="left"/>
+              <w:rPr>
+                <w:rFonts w:ascii="Times New Roman" w:eastAsia="Times New Roman" w:hAnsi="Times New Roman"/>
+                <w:color w:val="000000"/>
+                <w:sz w:val="14"/>
+                <w:szCs w:val="14"/>
+                <w:lang w:val="en-US" w:eastAsia="tr-TR"/>
+              </w:rPr>
+            </w:pPr>
+          </w:p>
+        </w:tc>
+        <w:tc>
+          <w:tcPr>
+            <w:tcW w:w="0" w:type="auto"/>
+          </w:tcPr>
+          <w:p>
+            <w:pPr>
+              <w:pStyle w:val="Paragraf"/>
+              <w:spacing w:before="0"/>
+              <w:jc w:val="left"/>
+              <w:rPr>
+                <w:rFonts w:ascii="Times New Roman" w:eastAsia="Times New Roman" w:hAnsi="Times New Roman"/>
+                <w:color w:val="000000"/>
+                <w:sz w:val="14"/>
+                <w:szCs w:val="14"/>
+                <w:lang w:val="en-US" w:eastAsia="tr-TR"/>
+              </w:rPr>
+            </w:pPr>
+          </w:p>
+        </w:tc>
+        <w:tc>
+          <w:tcPr>
+            <w:tcW w:w="0" w:type="auto"/>
+          </w:tcPr>
+          <w:p>
+            <w:pPr>
+              <w:pStyle w:val="Paragraf"/>
+              <w:spacing w:before="0"/>
+              <w:jc w:val="left"/>
+              <w:rPr>
+                <w:rFonts w:ascii="Times New Roman" w:eastAsia="Times New Roman" w:hAnsi="Times New Roman"/>
+                <w:color w:val="000000"/>
+                <w:sz w:val="14"/>
+                <w:szCs w:val="14"/>
+                <w:lang w:val="en-US" w:eastAsia="tr-TR"/>
+              </w:rPr>
+            </w:pPr>
+          </w:p>
+        </w:tc>
+        <w:tc>
+          <w:tcPr>
+            <w:tcW w:w="0" w:type="auto"/>
+          </w:tcPr>
+          <w:p>
+            <w:pPr>
+              <w:pStyle w:val="Paragraf"/>
+              <w:spacing w:before="0"/>
+              <w:jc w:val="left"/>
+              <w:rPr>
+                <w:rFonts w:ascii="Times New Roman" w:eastAsia="Times New Roman" w:hAnsi="Times New Roman"/>
+                <w:color w:val="000000"/>
+                <w:sz w:val="14"/>
+                <w:szCs w:val="14"/>
+                <w:lang w:val="en-US" w:eastAsia="tr-TR"/>
+              </w:rPr>
+            </w:pPr>
+          </w:p>
+        </w:tc>
+        <w:tc>
+          <w:tcPr>
+            <w:tcW w:w="0" w:type="auto"/>
+          </w:tcPr>
+          <w:p>
+            <w:pPr>
+              <w:pStyle w:val="Paragraf"/>
+              <w:spacing w:before="0"/>
+              <w:jc w:val="left"/>
+              <w:rPr>
+                <w:rFonts w:ascii="Times New Roman" w:eastAsia="Times New Roman" w:hAnsi="Times New Roman"/>
+                <w:color w:val="000000"/>
+                <w:sz w:val="14"/>
+                <w:szCs w:val="14"/>
+                <w:lang w:val="en-US" w:eastAsia="tr-TR"/>
+              </w:rPr>
+            </w:pPr>
+          </w:p>
+        </w:tc>
+        <w:tc>
+          <w:tcPr>
+            <w:tcW w:w="0" w:type="auto"/>
+          </w:tcPr>
+          <w:p>
+            <w:pPr>
+              <w:pStyle w:val="Paragraf"/>
+              <w:spacing w:before="0"/>
+              <w:jc w:val="left"/>
+              <w:rPr>
+                <w:rFonts w:ascii="Times New Roman" w:eastAsia="Times New Roman" w:hAnsi="Times New Roman"/>
+                <w:color w:val="000000"/>
+                <w:sz w:val="14"/>
+                <w:szCs w:val="14"/>
+                <w:lang w:val="en-US" w:eastAsia="tr-TR"/>
+              </w:rPr>
+            </w:pPr>
+          </w:p>
+        </w:tc>
+        <w:tc>
+          <w:tcPr>
+            <w:tcW w:w="0" w:type="auto"/>
+          </w:tcPr>
+          <w:p>
+            <w:pPr>
+              <w:pStyle w:val="Paragraf"/>
+              <w:spacing w:before="0"/>
+              <w:jc w:val="left"/>
+              <w:rPr>
+                <w:rFonts w:ascii="Times New Roman" w:eastAsia="Times New Roman" w:hAnsi="Times New Roman"/>
+                <w:color w:val="000000"/>
+                <w:sz w:val="14"/>
+                <w:szCs w:val="14"/>
+                <w:lang w:val="en-US" w:eastAsia="tr-TR"/>
+              </w:rPr>
+            </w:pPr>
+          </w:p>
+        </w:tc>
+        <w:tc>
+          <w:tcPr>
+            <w:tcW w:w="0" w:type="auto"/>
+          </w:tcPr>
+          <w:p>
+            <w:pPr>
+              <w:pStyle w:val="Paragraf"/>
+              <w:spacing w:before="0"/>
+              <w:jc w:val="left"/>
+              <w:rPr>
+                <w:rFonts w:ascii="Times New Roman" w:eastAsia="Times New Roman" w:hAnsi="Times New Roman"/>
+                <w:color w:val="000000"/>
+                <w:sz w:val="14"/>
+                <w:szCs w:val="14"/>
+                <w:lang w:val="en-US" w:eastAsia="tr-TR"/>
+              </w:rPr>
+            </w:pPr>
+          </w:p>
+        </w:tc>
+        <w:tc>
+          <w:tcPr>
+            <w:tcW w:w="0" w:type="auto"/>
+          </w:tcPr>
+          <w:p>
+            <w:pPr>
+              <w:pStyle w:val="Paragraf"/>
+              <w:spacing w:before="0"/>
+              <w:jc w:val="left"/>
+              <w:rPr>
+                <w:rFonts w:ascii="Times New Roman" w:eastAsia="Times New Roman" w:hAnsi="Times New Roman"/>
+                <w:color w:val="000000"/>
+                <w:sz w:val="14"/>
+                <w:szCs w:val="14"/>
+                <w:lang w:val="en-US" w:eastAsia="tr-TR"/>
+              </w:rPr>
+            </w:pPr>
+          </w:p>
+        </w:tc>
+        <w:tc>
+          <w:tcPr>
+            <w:tcW w:w="0" w:type="auto"/>
+          </w:tcPr>
+          <w:p>
+            <w:pPr>
+              <w:pStyle w:val="Paragraf"/>
+              <w:spacing w:before="0"/>
+              <w:jc w:val="left"/>
+              <w:rPr>
+                <w:rFonts w:ascii="Times New Roman" w:eastAsia="Times New Roman" w:hAnsi="Times New Roman"/>
+                <w:color w:val="000000"/>
+                <w:sz w:val="14"/>
+                <w:szCs w:val="14"/>
+                <w:lang w:val="en-US" w:eastAsia="tr-TR"/>
+              </w:rPr>
+            </w:pPr>
+          </w:p>
+        </w:tc>
+        <w:tc>
+          <w:tcPr>
+            <w:tcW w:w="0" w:type="auto"/>
+          </w:tcPr>
+          <w:p>
+            <w:pPr>
+              <w:pStyle w:val="Paragraf"/>
+              <w:spacing w:before="0"/>
+              <w:jc w:val="left"/>
+              <w:rPr>
+                <w:rFonts w:ascii="Times New Roman" w:eastAsia="Times New Roman" w:hAnsi="Times New Roman"/>
+                <w:color w:val="000000"/>
+                <w:sz w:val="14"/>
+                <w:szCs w:val="14"/>
+                <w:lang w:val="en-US" w:eastAsia="tr-TR"/>
+              </w:rPr>
+            </w:pPr>
+          </w:p>
+        </w:tc>
+        <w:tc>
+          <w:tcPr>
+            <w:tcW w:w="0" w:type="auto"/>
+          </w:tcPr>
+          <w:p>
+            <w:pPr>
+              <w:pStyle w:val="Paragraf"/>
+              <w:spacing w:before="0"/>
+              <w:jc w:val="left"/>
+              <w:rPr>
+                <w:rFonts w:ascii="Times New Roman" w:eastAsia="Times New Roman" w:hAnsi="Times New Roman"/>
+                <w:color w:val="000000"/>
+                <w:sz w:val="14"/>
+                <w:szCs w:val="14"/>
+                <w:lang w:val="en-US" w:eastAsia="tr-TR"/>
+              </w:rPr>
+            </w:pPr>
+          </w:p>
+        </w:tc>
+        <w:tc>
+          <w:tcPr>
+            <w:tcW w:w="0" w:type="auto"/>
+            <w:noWrap/>
+            <w:vAlign w:val="center"/>
+            <w:hideMark/>
+          </w:tcPr>
+          <w:p>
+            <w:pPr>
+              <w:pStyle w:val="Paragraf"/>
+              <w:spacing w:before="0"/>
+              <w:jc w:val="left"/>
+              <w:rPr>
+                <w:rFonts w:ascii="Times New Roman" w:eastAsia="Times New Roman" w:hAnsi="Times New Roman"/>
+                <w:color w:val="000000"/>
+                <w:sz w:val="14"/>
+                <w:szCs w:val="14"/>
+                <w:lang w:val="en-US" w:eastAsia="tr-TR"/>
+              </w:rPr>
+            </w:pPr>
+            <w:r>
+              <w:rPr>
+                <w:rFonts w:ascii="Times New Roman" w:eastAsia="Times New Roman" w:hAnsi="Times New Roman"/>
+                <w:color w:val="000000"/>
+                <w:sz w:val="14"/>
+                <w:szCs w:val="14"/>
+                <w:lang w:val="en-US" w:eastAsia="tr-TR"/>
+              </w:rPr>
+              <w:t>0,969</w:t>
+            </w:r>
+          </w:p>
+        </w:tc>
+        <w:tc>
+          <w:tcPr>
+            <w:tcW w:w="0" w:type="auto"/>
+            <w:noWrap/>
+            <w:vAlign w:val="center"/>
+            <w:hideMark/>
+          </w:tcPr>
+          <w:p>
+            <w:pPr>
+              <w:pStyle w:val="Paragraf"/>
+              <w:spacing w:before="0"/>
+              <w:jc w:val="left"/>
+              <w:rPr>
+                <w:rFonts w:ascii="Times New Roman" w:eastAsia="Times New Roman" w:hAnsi="Times New Roman"/>
+                <w:color w:val="000000"/>
+                <w:sz w:val="14"/>
+                <w:szCs w:val="14"/>
+                <w:lang w:val="en-US" w:eastAsia="tr-TR"/>
+              </w:rPr>
+            </w:pPr>
+            <w:r>
+              <w:rPr>
+                <w:rFonts w:ascii="Times New Roman" w:eastAsia="Times New Roman" w:hAnsi="Times New Roman"/>
+                <w:color w:val="000000"/>
+                <w:sz w:val="14"/>
+                <w:szCs w:val="14"/>
+                <w:lang w:val="en-US" w:eastAsia="tr-TR"/>
+              </w:rPr>
+              <w:t>0,975</w:t>
+            </w:r>
+          </w:p>
+        </w:tc>
+        <w:tc>
+          <w:tcPr>
+            <w:tcW w:w="0" w:type="auto"/>
+            <w:noWrap/>
+            <w:vAlign w:val="center"/>
+            <w:hideMark/>
+          </w:tcPr>
+          <w:p>
+            <w:pPr>
+              <w:pStyle w:val="Paragraf"/>
+              <w:spacing w:before="0"/>
+              <w:jc w:val="left"/>
+              <w:rPr>
+                <w:rFonts w:ascii="Times New Roman" w:eastAsia="Times New Roman" w:hAnsi="Times New Roman"/>
+                <w:color w:val="000000"/>
+                <w:sz w:val="14"/>
+                <w:szCs w:val="14"/>
+                <w:lang w:val="en-US" w:eastAsia="tr-TR"/>
+              </w:rPr>
+            </w:pPr>
+            <w:r>
+              <w:rPr>
+                <w:rFonts w:ascii="Times New Roman" w:eastAsia="Times New Roman" w:hAnsi="Times New Roman"/>
+                <w:color w:val="000000"/>
+                <w:sz w:val="14"/>
+                <w:szCs w:val="14"/>
+                <w:lang w:val="en-US" w:eastAsia="tr-TR"/>
+              </w:rPr>
+              <w:t>0,983</w:t>
+            </w:r>
+          </w:p>
+        </w:tc>
+      </w:tr>
+      <w:tr>
+        <w:trPr>
+          <w:trHeight w:val="288"/>
+          <w:jc w:val="center"/>
+        </w:trPr>
+        <w:tc>
+          <w:tcPr>
+            <w:tcW w:w="0" w:type="auto"/>
+            <w:noWrap/>
+            <w:vAlign w:val="center"/>
+            <w:hideMark/>
+          </w:tcPr>
+          <w:p>
+            <w:pPr>
+              <w:pStyle w:val="Paragraf"/>
+              <w:spacing w:before="0"/>
+              <w:jc w:val="left"/>
+              <w:rPr>
+                <w:rFonts w:ascii="Times New Roman" w:eastAsia="Times New Roman" w:hAnsi="Times New Roman"/>
+                <w:b/>
+                <w:bCs/>
+                <w:color w:val="000000"/>
+                <w:sz w:val="14"/>
+                <w:szCs w:val="14"/>
+                <w:lang w:val="en-US" w:eastAsia="tr-TR"/>
+              </w:rPr>
+            </w:pPr>
+            <w:r>
+              <w:rPr>
+                <w:rFonts w:ascii="Times New Roman" w:eastAsia="Times New Roman" w:hAnsi="Times New Roman"/>
+                <w:b/>
+                <w:bCs/>
+                <w:color w:val="000000"/>
+                <w:sz w:val="14"/>
+                <w:szCs w:val="14"/>
+                <w:lang w:val="en-US" w:eastAsia="tr-TR"/>
+              </w:rPr>
+              <w:t>S : F</w:t>
+            </w:r>
+          </w:p>
+        </w:tc>
+        <w:tc>
+          <w:tcPr>
+            <w:tcW w:w="0" w:type="auto"/>
+            <w:noWrap/>
+            <w:vAlign w:val="center"/>
+            <w:hideMark/>
+          </w:tcPr>
+          <w:p>
+            <w:pPr>
+              <w:pStyle w:val="Paragraf"/>
+              <w:spacing w:before="0"/>
+              <w:jc w:val="left"/>
+              <w:rPr>
+                <w:rFonts w:ascii="Times New Roman" w:eastAsia="Times New Roman" w:hAnsi="Times New Roman"/>
+                <w:color w:val="000000"/>
+                <w:sz w:val="14"/>
+                <w:szCs w:val="14"/>
+                <w:lang w:val="en-US" w:eastAsia="tr-TR"/>
+              </w:rPr>
+            </w:pPr>
+            <w:r>
+              <w:rPr>
+                <w:rFonts w:ascii="Times New Roman" w:eastAsia="Times New Roman" w:hAnsi="Times New Roman"/>
+                <w:color w:val="000000"/>
+                <w:sz w:val="14"/>
+                <w:szCs w:val="14"/>
+                <w:lang w:val="en-US" w:eastAsia="tr-TR"/>
+              </w:rPr>
+              <w:t>0,729</w:t>
+            </w:r>
+          </w:p>
+        </w:tc>
+        <w:tc>
+          <w:tcPr>
+            <w:tcW w:w="0" w:type="auto"/>
+            <w:noWrap/>
+            <w:vAlign w:val="center"/>
+            <w:hideMark/>
+          </w:tcPr>
+          <w:p>
+            <w:pPr>
+              <w:pStyle w:val="Paragraf"/>
+              <w:spacing w:before="0"/>
+              <w:jc w:val="left"/>
+              <w:rPr>
+                <w:rFonts w:ascii="Times New Roman" w:eastAsia="Times New Roman" w:hAnsi="Times New Roman"/>
+                <w:color w:val="000000"/>
+                <w:sz w:val="14"/>
+                <w:szCs w:val="14"/>
+                <w:lang w:val="en-US" w:eastAsia="tr-TR"/>
+              </w:rPr>
+            </w:pPr>
+            <w:r>
+              <w:rPr>
+                <w:rFonts w:ascii="Times New Roman" w:eastAsia="Times New Roman" w:hAnsi="Times New Roman"/>
+                <w:color w:val="000000"/>
+                <w:sz w:val="14"/>
+                <w:szCs w:val="14"/>
+                <w:lang w:val="en-US" w:eastAsia="tr-TR"/>
+              </w:rPr>
+              <w:t>0,729</w:t>
+            </w:r>
+          </w:p>
+        </w:tc>
+        <w:tc>
+          <w:tcPr>
+            <w:tcW w:w="0" w:type="auto"/>
+            <w:noWrap/>
+            <w:vAlign w:val="center"/>
+            <w:hideMark/>
+          </w:tcPr>
+          <w:p>
+            <w:pPr>
+              <w:pStyle w:val="Paragraf"/>
+              <w:spacing w:before="0"/>
+              <w:jc w:val="left"/>
+              <w:rPr>
+                <w:rFonts w:ascii="Times New Roman" w:eastAsia="Times New Roman" w:hAnsi="Times New Roman"/>
+                <w:color w:val="000000"/>
+                <w:sz w:val="14"/>
+                <w:szCs w:val="14"/>
+                <w:lang w:val="en-US" w:eastAsia="tr-TR"/>
+              </w:rPr>
+            </w:pPr>
+            <w:r>
+              <w:rPr>
+                <w:rFonts w:ascii="Times New Roman" w:eastAsia="Times New Roman" w:hAnsi="Times New Roman"/>
+                <w:color w:val="000000"/>
+                <w:sz w:val="14"/>
+                <w:szCs w:val="14"/>
+                <w:lang w:val="en-US" w:eastAsia="tr-TR"/>
+              </w:rPr>
+              <w:t>0,729</w:t>
+            </w:r>
+          </w:p>
+        </w:tc>
+        <w:tc>
+          <w:tcPr>
+            <w:tcW w:w="0" w:type="auto"/>
+          </w:tcPr>
+          <w:p>
+            <w:pPr>
+              <w:pStyle w:val="Paragraf"/>
+              <w:spacing w:before="0"/>
+              <w:jc w:val="left"/>
+              <w:rPr>
+                <w:rFonts w:ascii="Times New Roman" w:eastAsia="Times New Roman" w:hAnsi="Times New Roman"/>
+                <w:color w:val="000000"/>
+                <w:sz w:val="14"/>
+                <w:szCs w:val="14"/>
+                <w:lang w:val="en-US" w:eastAsia="tr-TR"/>
+              </w:rPr>
+            </w:pPr>
+          </w:p>
+        </w:tc>
+        <w:tc>
+          <w:tcPr>
+            <w:tcW w:w="0" w:type="auto"/>
+          </w:tcPr>
+          <w:p>
+            <w:pPr>
+              <w:pStyle w:val="Paragraf"/>
+              <w:spacing w:before="0"/>
+              <w:jc w:val="left"/>
+              <w:rPr>
+                <w:rFonts w:ascii="Times New Roman" w:eastAsia="Times New Roman" w:hAnsi="Times New Roman"/>
+                <w:color w:val="000000"/>
+                <w:sz w:val="14"/>
+                <w:szCs w:val="14"/>
+                <w:lang w:val="en-US" w:eastAsia="tr-TR"/>
+              </w:rPr>
+            </w:pPr>
+          </w:p>
+        </w:tc>
+        <w:tc>
+          <w:tcPr>
+            <w:tcW w:w="0" w:type="auto"/>
+          </w:tcPr>
+          <w:p>
+            <w:pPr>
+              <w:pStyle w:val="Paragraf"/>
+              <w:spacing w:before="0"/>
+              <w:jc w:val="left"/>
+              <w:rPr>
+                <w:rFonts w:ascii="Times New Roman" w:eastAsia="Times New Roman" w:hAnsi="Times New Roman"/>
+                <w:color w:val="000000"/>
+                <w:sz w:val="14"/>
+                <w:szCs w:val="14"/>
+                <w:lang w:val="en-US" w:eastAsia="tr-TR"/>
+              </w:rPr>
+            </w:pPr>
+          </w:p>
+        </w:tc>
+        <w:tc>
+          <w:tcPr>
+            <w:tcW w:w="0" w:type="auto"/>
+          </w:tcPr>
+          <w:p>
+            <w:pPr>
+              <w:pStyle w:val="Paragraf"/>
+              <w:spacing w:before="0"/>
+              <w:jc w:val="left"/>
+              <w:rPr>
+                <w:rFonts w:ascii="Times New Roman" w:eastAsia="Times New Roman" w:hAnsi="Times New Roman"/>
+                <w:color w:val="000000"/>
+                <w:sz w:val="14"/>
+                <w:szCs w:val="14"/>
+                <w:lang w:val="en-US" w:eastAsia="tr-TR"/>
+              </w:rPr>
+            </w:pPr>
+          </w:p>
+        </w:tc>
+        <w:tc>
+          <w:tcPr>
+            <w:tcW w:w="0" w:type="auto"/>
+          </w:tcPr>
+          <w:p>
+            <w:pPr>
+              <w:pStyle w:val="Paragraf"/>
+              <w:spacing w:before="0"/>
+              <w:jc w:val="left"/>
+              <w:rPr>
+                <w:rFonts w:ascii="Times New Roman" w:eastAsia="Times New Roman" w:hAnsi="Times New Roman"/>
+                <w:color w:val="000000"/>
+                <w:sz w:val="14"/>
+                <w:szCs w:val="14"/>
+                <w:lang w:val="en-US" w:eastAsia="tr-TR"/>
+              </w:rPr>
+            </w:pPr>
+          </w:p>
+        </w:tc>
+        <w:tc>
+          <w:tcPr>
+            <w:tcW w:w="0" w:type="auto"/>
+          </w:tcPr>
+          <w:p>
+            <w:pPr>
+              <w:pStyle w:val="Paragraf"/>
+              <w:spacing w:before="0"/>
+              <w:jc w:val="left"/>
+              <w:rPr>
+                <w:rFonts w:ascii="Times New Roman" w:eastAsia="Times New Roman" w:hAnsi="Times New Roman"/>
+                <w:color w:val="000000"/>
+                <w:sz w:val="14"/>
+                <w:szCs w:val="14"/>
+                <w:lang w:val="en-US" w:eastAsia="tr-TR"/>
+              </w:rPr>
+            </w:pPr>
+          </w:p>
+        </w:tc>
+        <w:tc>
+          <w:tcPr>
+            <w:tcW w:w="0" w:type="auto"/>
+          </w:tcPr>
+          <w:p>
+            <w:pPr>
+              <w:pStyle w:val="Paragraf"/>
+              <w:spacing w:before="0"/>
+              <w:jc w:val="left"/>
+              <w:rPr>
+                <w:rFonts w:ascii="Times New Roman" w:eastAsia="Times New Roman" w:hAnsi="Times New Roman"/>
+                <w:color w:val="000000"/>
+                <w:sz w:val="14"/>
+                <w:szCs w:val="14"/>
+                <w:lang w:val="en-US" w:eastAsia="tr-TR"/>
+              </w:rPr>
+            </w:pPr>
+          </w:p>
+        </w:tc>
+        <w:tc>
+          <w:tcPr>
+            <w:tcW w:w="0" w:type="auto"/>
+          </w:tcPr>
+          <w:p>
+            <w:pPr>
+              <w:pStyle w:val="Paragraf"/>
+              <w:spacing w:before="0"/>
+              <w:jc w:val="left"/>
+              <w:rPr>
+                <w:rFonts w:ascii="Times New Roman" w:eastAsia="Times New Roman" w:hAnsi="Times New Roman"/>
+                <w:color w:val="000000"/>
+                <w:sz w:val="14"/>
+                <w:szCs w:val="14"/>
+                <w:lang w:val="en-US" w:eastAsia="tr-TR"/>
+              </w:rPr>
+            </w:pPr>
+          </w:p>
+        </w:tc>
+        <w:tc>
+          <w:tcPr>
+            <w:tcW w:w="0" w:type="auto"/>
+          </w:tcPr>
+          <w:p>
+            <w:pPr>
+              <w:pStyle w:val="Paragraf"/>
+              <w:spacing w:before="0"/>
+              <w:jc w:val="left"/>
+              <w:rPr>
+                <w:rFonts w:ascii="Times New Roman" w:eastAsia="Times New Roman" w:hAnsi="Times New Roman"/>
+                <w:color w:val="000000"/>
+                <w:sz w:val="14"/>
+                <w:szCs w:val="14"/>
+                <w:lang w:val="en-US" w:eastAsia="tr-TR"/>
+              </w:rPr>
+            </w:pPr>
+          </w:p>
+        </w:tc>
+        <w:tc>
+          <w:tcPr>
+            <w:tcW w:w="0" w:type="auto"/>
+          </w:tcPr>
+          <w:p>
+            <w:pPr>
+              <w:pStyle w:val="Paragraf"/>
+              <w:spacing w:before="0"/>
+              <w:jc w:val="left"/>
+              <w:rPr>
+                <w:rFonts w:ascii="Times New Roman" w:eastAsia="Times New Roman" w:hAnsi="Times New Roman"/>
+                <w:color w:val="000000"/>
+                <w:sz w:val="14"/>
+                <w:szCs w:val="14"/>
+                <w:lang w:val="en-US" w:eastAsia="tr-TR"/>
+              </w:rPr>
+            </w:pPr>
+          </w:p>
+        </w:tc>
+        <w:tc>
+          <w:tcPr>
+            <w:tcW w:w="0" w:type="auto"/>
+          </w:tcPr>
+          <w:p>
+            <w:pPr>
+              <w:pStyle w:val="Paragraf"/>
+              <w:spacing w:before="0"/>
+              <w:jc w:val="left"/>
+              <w:rPr>
+                <w:rFonts w:ascii="Times New Roman" w:eastAsia="Times New Roman" w:hAnsi="Times New Roman"/>
+                <w:color w:val="000000"/>
+                <w:sz w:val="14"/>
+                <w:szCs w:val="14"/>
+                <w:lang w:val="en-US" w:eastAsia="tr-TR"/>
+              </w:rPr>
+            </w:pPr>
+          </w:p>
+        </w:tc>
+        <w:tc>
+          <w:tcPr>
+            <w:tcW w:w="0" w:type="auto"/>
+          </w:tcPr>
+          <w:p>
+            <w:pPr>
+              <w:pStyle w:val="Paragraf"/>
+              <w:spacing w:before="0"/>
+              <w:jc w:val="left"/>
+              <w:rPr>
+                <w:rFonts w:ascii="Times New Roman" w:eastAsia="Times New Roman" w:hAnsi="Times New Roman"/>
+                <w:color w:val="000000"/>
+                <w:sz w:val="14"/>
+                <w:szCs w:val="14"/>
+                <w:lang w:val="en-US" w:eastAsia="tr-TR"/>
+              </w:rPr>
+            </w:pPr>
+          </w:p>
+        </w:tc>
+        <w:tc>
+          <w:tcPr>
+            <w:tcW w:w="0" w:type="auto"/>
+          </w:tcPr>
+          <w:p>
+            <w:pPr>
+              <w:pStyle w:val="Paragraf"/>
+              <w:spacing w:before="0"/>
+              <w:jc w:val="left"/>
+              <w:rPr>
+                <w:rFonts w:ascii="Times New Roman" w:eastAsia="Times New Roman" w:hAnsi="Times New Roman"/>
+                <w:color w:val="000000"/>
+                <w:sz w:val="14"/>
+                <w:szCs w:val="14"/>
+                <w:lang w:val="en-US" w:eastAsia="tr-TR"/>
+              </w:rPr>
+            </w:pPr>
+          </w:p>
+        </w:tc>
+        <w:tc>
+          <w:tcPr>
+            <w:tcW w:w="0" w:type="auto"/>
+          </w:tcPr>
+          <w:p>
+            <w:pPr>
+              <w:pStyle w:val="Paragraf"/>
+              <w:spacing w:before="0"/>
+              <w:jc w:val="left"/>
+              <w:rPr>
+                <w:rFonts w:ascii="Times New Roman" w:eastAsia="Times New Roman" w:hAnsi="Times New Roman"/>
+                <w:color w:val="000000"/>
+                <w:sz w:val="14"/>
+                <w:szCs w:val="14"/>
+                <w:lang w:val="en-US" w:eastAsia="tr-TR"/>
+              </w:rPr>
+            </w:pPr>
+          </w:p>
+        </w:tc>
+        <w:tc>
+          <w:tcPr>
+            <w:tcW w:w="0" w:type="auto"/>
+          </w:tcPr>
+          <w:p>
+            <w:pPr>
+              <w:pStyle w:val="Paragraf"/>
+              <w:spacing w:before="0"/>
+              <w:jc w:val="left"/>
+              <w:rPr>
+                <w:rFonts w:ascii="Times New Roman" w:eastAsia="Times New Roman" w:hAnsi="Times New Roman"/>
+                <w:color w:val="000000"/>
+                <w:sz w:val="14"/>
+                <w:szCs w:val="14"/>
+                <w:lang w:val="en-US" w:eastAsia="tr-TR"/>
+              </w:rPr>
+            </w:pPr>
+          </w:p>
+        </w:tc>
+        <w:tc>
+          <w:tcPr>
+            <w:tcW w:w="0" w:type="auto"/>
+          </w:tcPr>
+          <w:p>
+            <w:pPr>
+              <w:pStyle w:val="Paragraf"/>
+              <w:spacing w:before="0"/>
+              <w:jc w:val="left"/>
+              <w:rPr>
+                <w:rFonts w:ascii="Times New Roman" w:eastAsia="Times New Roman" w:hAnsi="Times New Roman"/>
+                <w:color w:val="000000"/>
+                <w:sz w:val="14"/>
+                <w:szCs w:val="14"/>
+                <w:lang w:val="en-US" w:eastAsia="tr-TR"/>
+              </w:rPr>
+            </w:pPr>
+          </w:p>
+        </w:tc>
+        <w:tc>
+          <w:tcPr>
+            <w:tcW w:w="0" w:type="auto"/>
+          </w:tcPr>
+          <w:p>
+            <w:pPr>
+              <w:pStyle w:val="Paragraf"/>
+              <w:spacing w:before="0"/>
+              <w:jc w:val="left"/>
+              <w:rPr>
+                <w:rFonts w:ascii="Times New Roman" w:eastAsia="Times New Roman" w:hAnsi="Times New Roman"/>
+                <w:color w:val="000000"/>
+                <w:sz w:val="14"/>
+                <w:szCs w:val="14"/>
+                <w:lang w:val="en-US" w:eastAsia="tr-TR"/>
+              </w:rPr>
+            </w:pPr>
+          </w:p>
+        </w:tc>
+        <w:tc>
+          <w:tcPr>
+            <w:tcW w:w="0" w:type="auto"/>
+          </w:tcPr>
+          <w:p>
+            <w:pPr>
+              <w:pStyle w:val="Paragraf"/>
+              <w:spacing w:before="0"/>
+              <w:jc w:val="left"/>
+              <w:rPr>
+                <w:rFonts w:ascii="Times New Roman" w:eastAsia="Times New Roman" w:hAnsi="Times New Roman"/>
+                <w:color w:val="000000"/>
+                <w:sz w:val="14"/>
+                <w:szCs w:val="14"/>
+                <w:lang w:val="en-US" w:eastAsia="tr-TR"/>
+              </w:rPr>
+            </w:pPr>
+          </w:p>
+        </w:tc>
+        <w:tc>
+          <w:tcPr>
+            <w:tcW w:w="0" w:type="auto"/>
+          </w:tcPr>
+          <w:p>
+            <w:pPr>
+              <w:pStyle w:val="Paragraf"/>
+              <w:spacing w:before="0"/>
+              <w:jc w:val="left"/>
+              <w:rPr>
+                <w:rFonts w:ascii="Times New Roman" w:eastAsia="Times New Roman" w:hAnsi="Times New Roman"/>
+                <w:color w:val="000000"/>
+                <w:sz w:val="14"/>
+                <w:szCs w:val="14"/>
+                <w:lang w:val="en-US" w:eastAsia="tr-TR"/>
+              </w:rPr>
+            </w:pPr>
+          </w:p>
+        </w:tc>
+        <w:tc>
+          <w:tcPr>
+            <w:tcW w:w="0" w:type="auto"/>
+          </w:tcPr>
+          <w:p>
+            <w:pPr>
+              <w:pStyle w:val="Paragraf"/>
+              <w:spacing w:before="0"/>
+              <w:jc w:val="left"/>
+              <w:rPr>
+                <w:rFonts w:ascii="Times New Roman" w:eastAsia="Times New Roman" w:hAnsi="Times New Roman"/>
+                <w:color w:val="000000"/>
+                <w:sz w:val="14"/>
+                <w:szCs w:val="14"/>
+                <w:lang w:val="en-US" w:eastAsia="tr-TR"/>
+              </w:rPr>
+            </w:pPr>
+          </w:p>
+        </w:tc>
+        <w:tc>
+          <w:tcPr>
+            <w:tcW w:w="0" w:type="auto"/>
+          </w:tcPr>
+          <w:p>
+            <w:pPr>
+              <w:pStyle w:val="Paragraf"/>
+              <w:spacing w:before="0"/>
+              <w:jc w:val="left"/>
+              <w:rPr>
+                <w:rFonts w:ascii="Times New Roman" w:eastAsia="Times New Roman" w:hAnsi="Times New Roman"/>
+                <w:color w:val="000000"/>
+                <w:sz w:val="14"/>
+                <w:szCs w:val="14"/>
+                <w:lang w:val="en-US" w:eastAsia="tr-TR"/>
+              </w:rPr>
+            </w:pPr>
+          </w:p>
+        </w:tc>
+        <w:tc>
+          <w:tcPr>
+            <w:tcW w:w="0" w:type="auto"/>
+          </w:tcPr>
+          <w:p>
+            <w:pPr>
+              <w:pStyle w:val="Paragraf"/>
+              <w:spacing w:before="0"/>
+              <w:jc w:val="left"/>
+              <w:rPr>
+                <w:rFonts w:ascii="Times New Roman" w:eastAsia="Times New Roman" w:hAnsi="Times New Roman"/>
+                <w:color w:val="000000"/>
+                <w:sz w:val="14"/>
+                <w:szCs w:val="14"/>
+                <w:lang w:val="en-US" w:eastAsia="tr-TR"/>
+              </w:rPr>
+            </w:pPr>
+          </w:p>
+        </w:tc>
+        <w:tc>
+          <w:tcPr>
+            <w:tcW w:w="0" w:type="auto"/>
+          </w:tcPr>
+          <w:p>
+            <w:pPr>
+              <w:pStyle w:val="Paragraf"/>
+              <w:spacing w:before="0"/>
+              <w:jc w:val="left"/>
+              <w:rPr>
+                <w:rFonts w:ascii="Times New Roman" w:eastAsia="Times New Roman" w:hAnsi="Times New Roman"/>
+                <w:color w:val="000000"/>
+                <w:sz w:val="14"/>
+                <w:szCs w:val="14"/>
+                <w:lang w:val="en-US" w:eastAsia="tr-TR"/>
+              </w:rPr>
+            </w:pPr>
+          </w:p>
+        </w:tc>
+        <w:tc>
+          <w:tcPr>
+            <w:tcW w:w="0" w:type="auto"/>
+          </w:tcPr>
+          <w:p>
+            <w:pPr>
+              <w:pStyle w:val="Paragraf"/>
+              <w:spacing w:before="0"/>
+              <w:jc w:val="left"/>
+              <w:rPr>
+                <w:rFonts w:ascii="Times New Roman" w:eastAsia="Times New Roman" w:hAnsi="Times New Roman"/>
+                <w:color w:val="000000"/>
+                <w:sz w:val="14"/>
+                <w:szCs w:val="14"/>
+                <w:lang w:val="en-US" w:eastAsia="tr-TR"/>
+              </w:rPr>
+            </w:pPr>
+          </w:p>
+        </w:tc>
+        <w:tc>
+          <w:tcPr>
+            <w:tcW w:w="0" w:type="auto"/>
+            <w:noWrap/>
+            <w:vAlign w:val="center"/>
+            <w:hideMark/>
+          </w:tcPr>
+          <w:p>
+            <w:pPr>
+              <w:pStyle w:val="Paragraf"/>
+              <w:spacing w:before="0"/>
+              <w:jc w:val="left"/>
+              <w:rPr>
+                <w:rFonts w:ascii="Times New Roman" w:eastAsia="Times New Roman" w:hAnsi="Times New Roman"/>
+                <w:color w:val="000000"/>
+                <w:sz w:val="14"/>
+                <w:szCs w:val="14"/>
+                <w:lang w:val="en-US" w:eastAsia="tr-TR"/>
+              </w:rPr>
+            </w:pPr>
+            <w:r>
+              <w:rPr>
+                <w:rFonts w:ascii="Times New Roman" w:eastAsia="Times New Roman" w:hAnsi="Times New Roman"/>
+                <w:color w:val="000000"/>
+                <w:sz w:val="14"/>
+                <w:szCs w:val="14"/>
+                <w:lang w:val="en-US" w:eastAsia="tr-TR"/>
+              </w:rPr>
+              <w:t>0,747</w:t>
+            </w:r>
+          </w:p>
+        </w:tc>
+        <w:tc>
+          <w:tcPr>
+            <w:tcW w:w="0" w:type="auto"/>
+            <w:noWrap/>
+            <w:vAlign w:val="center"/>
+            <w:hideMark/>
+          </w:tcPr>
+          <w:p>
+            <w:pPr>
+              <w:pStyle w:val="Paragraf"/>
+              <w:spacing w:before="0"/>
+              <w:jc w:val="left"/>
+              <w:rPr>
+                <w:rFonts w:ascii="Times New Roman" w:eastAsia="Times New Roman" w:hAnsi="Times New Roman"/>
+                <w:color w:val="000000"/>
+                <w:sz w:val="14"/>
+                <w:szCs w:val="14"/>
+                <w:lang w:val="en-US" w:eastAsia="tr-TR"/>
+              </w:rPr>
+            </w:pPr>
+            <w:r>
+              <w:rPr>
+                <w:rFonts w:ascii="Times New Roman" w:eastAsia="Times New Roman" w:hAnsi="Times New Roman"/>
+                <w:color w:val="000000"/>
+                <w:sz w:val="14"/>
+                <w:szCs w:val="14"/>
+                <w:lang w:val="en-US" w:eastAsia="tr-TR"/>
+              </w:rPr>
+              <w:t>0,733</w:t>
+            </w:r>
+          </w:p>
+        </w:tc>
+        <w:tc>
+          <w:tcPr>
+            <w:tcW w:w="0" w:type="auto"/>
+            <w:noWrap/>
+            <w:vAlign w:val="center"/>
+            <w:hideMark/>
+          </w:tcPr>
+          <w:p>
+            <w:pPr>
+              <w:pStyle w:val="Paragraf"/>
+              <w:spacing w:before="0"/>
+              <w:jc w:val="left"/>
+              <w:rPr>
+                <w:rFonts w:ascii="Times New Roman" w:eastAsia="Times New Roman" w:hAnsi="Times New Roman"/>
+                <w:color w:val="000000"/>
+                <w:sz w:val="14"/>
+                <w:szCs w:val="14"/>
+                <w:lang w:val="en-US" w:eastAsia="tr-TR"/>
+              </w:rPr>
+            </w:pPr>
+            <w:r>
+              <w:rPr>
+                <w:rFonts w:ascii="Times New Roman" w:eastAsia="Times New Roman" w:hAnsi="Times New Roman"/>
+                <w:color w:val="000000"/>
+                <w:sz w:val="14"/>
+                <w:szCs w:val="14"/>
+                <w:lang w:val="en-US" w:eastAsia="tr-TR"/>
+              </w:rPr>
+              <w:t>0,787</w:t>
+            </w:r>
+          </w:p>
+        </w:tc>
+      </w:tr>
+      <w:tr>
+        <w:trPr>
+          <w:trHeight w:val="288"/>
+          <w:jc w:val="center"/>
+        </w:trPr>
+        <w:tc>
+          <w:tcPr>
+            <w:tcW w:w="0" w:type="auto"/>
+            <w:noWrap/>
+            <w:vAlign w:val="center"/>
+            <w:hideMark/>
+          </w:tcPr>
+          <w:p>
+            <w:pPr>
+              <w:pStyle w:val="Paragraf"/>
+              <w:spacing w:before="0"/>
+              <w:jc w:val="left"/>
+              <w:rPr>
+                <w:rFonts w:ascii="Times New Roman" w:eastAsia="Times New Roman" w:hAnsi="Times New Roman"/>
+                <w:b/>
+                <w:bCs/>
+                <w:color w:val="000000"/>
+                <w:sz w:val="14"/>
+                <w:szCs w:val="14"/>
+                <w:lang w:val="en-US" w:eastAsia="tr-TR"/>
+              </w:rPr>
+            </w:pPr>
+            <w:r>
+              <w:rPr>
+                <w:rFonts w:ascii="Times New Roman" w:eastAsia="Times New Roman" w:hAnsi="Times New Roman"/>
+                <w:b/>
+                <w:bCs/>
+                <w:color w:val="000000"/>
+                <w:sz w:val="14"/>
+                <w:szCs w:val="14"/>
+                <w:lang w:val="en-US" w:eastAsia="tr-TR"/>
+              </w:rPr>
+              <w:t>S : C</w:t>
+            </w:r>
+          </w:p>
+        </w:tc>
+        <w:tc>
+          <w:tcPr>
+            <w:tcW w:w="0" w:type="auto"/>
+            <w:noWrap/>
+            <w:vAlign w:val="center"/>
+            <w:hideMark/>
+          </w:tcPr>
+          <w:p>
+            <w:pPr>
+              <w:pStyle w:val="Paragraf"/>
+              <w:spacing w:before="0"/>
+              <w:jc w:val="left"/>
+              <w:rPr>
+                <w:rFonts w:ascii="Times New Roman" w:eastAsia="Times New Roman" w:hAnsi="Times New Roman"/>
+                <w:color w:val="000000"/>
+                <w:sz w:val="14"/>
+                <w:szCs w:val="14"/>
+                <w:lang w:val="en-US" w:eastAsia="tr-TR"/>
+              </w:rPr>
+            </w:pPr>
+            <w:r>
+              <w:rPr>
+                <w:rFonts w:ascii="Times New Roman" w:eastAsia="Times New Roman" w:hAnsi="Times New Roman"/>
+                <w:color w:val="000000"/>
+                <w:sz w:val="14"/>
+                <w:szCs w:val="14"/>
+                <w:lang w:val="en-US" w:eastAsia="tr-TR"/>
+              </w:rPr>
+              <w:t>0,891</w:t>
+            </w:r>
+          </w:p>
+        </w:tc>
+        <w:tc>
+          <w:tcPr>
+            <w:tcW w:w="0" w:type="auto"/>
+            <w:noWrap/>
+            <w:vAlign w:val="center"/>
+            <w:hideMark/>
+          </w:tcPr>
+          <w:p>
+            <w:pPr>
+              <w:pStyle w:val="Paragraf"/>
+              <w:spacing w:before="0"/>
+              <w:jc w:val="left"/>
+              <w:rPr>
+                <w:rFonts w:ascii="Times New Roman" w:eastAsia="Times New Roman" w:hAnsi="Times New Roman"/>
+                <w:color w:val="000000"/>
+                <w:sz w:val="14"/>
+                <w:szCs w:val="14"/>
+                <w:lang w:val="en-US" w:eastAsia="tr-TR"/>
+              </w:rPr>
+            </w:pPr>
+            <w:r>
+              <w:rPr>
+                <w:rFonts w:ascii="Times New Roman" w:eastAsia="Times New Roman" w:hAnsi="Times New Roman"/>
+                <w:color w:val="000000"/>
+                <w:sz w:val="14"/>
+                <w:szCs w:val="14"/>
+                <w:lang w:val="en-US" w:eastAsia="tr-TR"/>
+              </w:rPr>
+              <w:t>0,891</w:t>
+            </w:r>
+          </w:p>
+        </w:tc>
+        <w:tc>
+          <w:tcPr>
+            <w:tcW w:w="0" w:type="auto"/>
+            <w:noWrap/>
+            <w:vAlign w:val="center"/>
+            <w:hideMark/>
+          </w:tcPr>
+          <w:p>
+            <w:pPr>
+              <w:pStyle w:val="Paragraf"/>
+              <w:spacing w:before="0"/>
+              <w:jc w:val="left"/>
+              <w:rPr>
+                <w:rFonts w:ascii="Times New Roman" w:eastAsia="Times New Roman" w:hAnsi="Times New Roman"/>
+                <w:color w:val="000000"/>
+                <w:sz w:val="14"/>
+                <w:szCs w:val="14"/>
+                <w:lang w:val="en-US" w:eastAsia="tr-TR"/>
+              </w:rPr>
+            </w:pPr>
+            <w:r>
+              <w:rPr>
+                <w:rFonts w:ascii="Times New Roman" w:eastAsia="Times New Roman" w:hAnsi="Times New Roman"/>
+                <w:color w:val="000000"/>
+                <w:sz w:val="14"/>
+                <w:szCs w:val="14"/>
+                <w:lang w:val="en-US" w:eastAsia="tr-TR"/>
+              </w:rPr>
+              <w:t>0,891</w:t>
+            </w:r>
+          </w:p>
+        </w:tc>
+        <w:tc>
+          <w:tcPr>
+            <w:tcW w:w="0" w:type="auto"/>
+          </w:tcPr>
+          <w:p>
+            <w:pPr>
+              <w:pStyle w:val="Paragraf"/>
+              <w:spacing w:before="0"/>
+              <w:jc w:val="left"/>
+              <w:rPr>
+                <w:rFonts w:ascii="Times New Roman" w:eastAsia="Times New Roman" w:hAnsi="Times New Roman"/>
+                <w:color w:val="000000"/>
+                <w:sz w:val="14"/>
+                <w:szCs w:val="14"/>
+                <w:lang w:val="en-US" w:eastAsia="tr-TR"/>
+              </w:rPr>
+            </w:pPr>
+          </w:p>
+        </w:tc>
+        <w:tc>
+          <w:tcPr>
+            <w:tcW w:w="0" w:type="auto"/>
+          </w:tcPr>
+          <w:p>
+            <w:pPr>
+              <w:pStyle w:val="Paragraf"/>
+              <w:spacing w:before="0"/>
+              <w:jc w:val="left"/>
+              <w:rPr>
+                <w:rFonts w:ascii="Times New Roman" w:eastAsia="Times New Roman" w:hAnsi="Times New Roman"/>
+                <w:color w:val="000000"/>
+                <w:sz w:val="14"/>
+                <w:szCs w:val="14"/>
+                <w:lang w:val="en-US" w:eastAsia="tr-TR"/>
+              </w:rPr>
+            </w:pPr>
+          </w:p>
+        </w:tc>
+        <w:tc>
+          <w:tcPr>
+            <w:tcW w:w="0" w:type="auto"/>
+          </w:tcPr>
+          <w:p>
+            <w:pPr>
+              <w:pStyle w:val="Paragraf"/>
+              <w:spacing w:before="0"/>
+              <w:jc w:val="left"/>
+              <w:rPr>
+                <w:rFonts w:ascii="Times New Roman" w:eastAsia="Times New Roman" w:hAnsi="Times New Roman"/>
+                <w:color w:val="000000"/>
+                <w:sz w:val="14"/>
+                <w:szCs w:val="14"/>
+                <w:lang w:val="en-US" w:eastAsia="tr-TR"/>
+              </w:rPr>
+            </w:pPr>
+          </w:p>
+        </w:tc>
+        <w:tc>
+          <w:tcPr>
+            <w:tcW w:w="0" w:type="auto"/>
+          </w:tcPr>
+          <w:p>
+            <w:pPr>
+              <w:pStyle w:val="Paragraf"/>
+              <w:spacing w:before="0"/>
+              <w:jc w:val="left"/>
+              <w:rPr>
+                <w:rFonts w:ascii="Times New Roman" w:eastAsia="Times New Roman" w:hAnsi="Times New Roman"/>
+                <w:color w:val="000000"/>
+                <w:sz w:val="14"/>
+                <w:szCs w:val="14"/>
+                <w:lang w:val="en-US" w:eastAsia="tr-TR"/>
+              </w:rPr>
+            </w:pPr>
+          </w:p>
+        </w:tc>
+        <w:tc>
+          <w:tcPr>
+            <w:tcW w:w="0" w:type="auto"/>
+          </w:tcPr>
+          <w:p>
+            <w:pPr>
+              <w:pStyle w:val="Paragraf"/>
+              <w:spacing w:before="0"/>
+              <w:jc w:val="left"/>
+              <w:rPr>
+                <w:rFonts w:ascii="Times New Roman" w:eastAsia="Times New Roman" w:hAnsi="Times New Roman"/>
+                <w:color w:val="000000"/>
+                <w:sz w:val="14"/>
+                <w:szCs w:val="14"/>
+                <w:lang w:val="en-US" w:eastAsia="tr-TR"/>
+              </w:rPr>
+            </w:pPr>
+          </w:p>
+        </w:tc>
+        <w:tc>
+          <w:tcPr>
+            <w:tcW w:w="0" w:type="auto"/>
+          </w:tcPr>
+          <w:p>
+            <w:pPr>
+              <w:pStyle w:val="Paragraf"/>
+              <w:spacing w:before="0"/>
+              <w:jc w:val="left"/>
+              <w:rPr>
+                <w:rFonts w:ascii="Times New Roman" w:eastAsia="Times New Roman" w:hAnsi="Times New Roman"/>
+                <w:color w:val="000000"/>
+                <w:sz w:val="14"/>
+                <w:szCs w:val="14"/>
+                <w:lang w:val="en-US" w:eastAsia="tr-TR"/>
+              </w:rPr>
+            </w:pPr>
+          </w:p>
+        </w:tc>
+        <w:tc>
+          <w:tcPr>
+            <w:tcW w:w="0" w:type="auto"/>
+          </w:tcPr>
+          <w:p>
+            <w:pPr>
+              <w:pStyle w:val="Paragraf"/>
+              <w:spacing w:before="0"/>
+              <w:jc w:val="left"/>
+              <w:rPr>
+                <w:rFonts w:ascii="Times New Roman" w:eastAsia="Times New Roman" w:hAnsi="Times New Roman"/>
+                <w:color w:val="000000"/>
+                <w:sz w:val="14"/>
+                <w:szCs w:val="14"/>
+                <w:lang w:val="en-US" w:eastAsia="tr-TR"/>
+              </w:rPr>
+            </w:pPr>
+          </w:p>
+        </w:tc>
+        <w:tc>
+          <w:tcPr>
+            <w:tcW w:w="0" w:type="auto"/>
+          </w:tcPr>
+          <w:p>
+            <w:pPr>
+              <w:pStyle w:val="Paragraf"/>
+              <w:spacing w:before="0"/>
+              <w:jc w:val="left"/>
+              <w:rPr>
+                <w:rFonts w:ascii="Times New Roman" w:eastAsia="Times New Roman" w:hAnsi="Times New Roman"/>
+                <w:color w:val="000000"/>
+                <w:sz w:val="14"/>
+                <w:szCs w:val="14"/>
+                <w:lang w:val="en-US" w:eastAsia="tr-TR"/>
+              </w:rPr>
+            </w:pPr>
+          </w:p>
+        </w:tc>
+        <w:tc>
+          <w:tcPr>
+            <w:tcW w:w="0" w:type="auto"/>
+          </w:tcPr>
+          <w:p>
+            <w:pPr>
+              <w:pStyle w:val="Paragraf"/>
+              <w:spacing w:before="0"/>
+              <w:jc w:val="left"/>
+              <w:rPr>
+                <w:rFonts w:ascii="Times New Roman" w:eastAsia="Times New Roman" w:hAnsi="Times New Roman"/>
+                <w:color w:val="000000"/>
+                <w:sz w:val="14"/>
+                <w:szCs w:val="14"/>
+                <w:lang w:val="en-US" w:eastAsia="tr-TR"/>
+              </w:rPr>
+            </w:pPr>
+          </w:p>
+        </w:tc>
+        <w:tc>
+          <w:tcPr>
+            <w:tcW w:w="0" w:type="auto"/>
+          </w:tcPr>
+          <w:p>
+            <w:pPr>
+              <w:pStyle w:val="Paragraf"/>
+              <w:spacing w:before="0"/>
+              <w:jc w:val="left"/>
+              <w:rPr>
+                <w:rFonts w:ascii="Times New Roman" w:eastAsia="Times New Roman" w:hAnsi="Times New Roman"/>
+                <w:color w:val="000000"/>
+                <w:sz w:val="14"/>
+                <w:szCs w:val="14"/>
+                <w:lang w:val="en-US" w:eastAsia="tr-TR"/>
+              </w:rPr>
+            </w:pPr>
+          </w:p>
+        </w:tc>
+        <w:tc>
+          <w:tcPr>
+            <w:tcW w:w="0" w:type="auto"/>
+          </w:tcPr>
+          <w:p>
+            <w:pPr>
+              <w:pStyle w:val="Paragraf"/>
+              <w:spacing w:before="0"/>
+              <w:jc w:val="left"/>
+              <w:rPr>
+                <w:rFonts w:ascii="Times New Roman" w:eastAsia="Times New Roman" w:hAnsi="Times New Roman"/>
+                <w:color w:val="000000"/>
+                <w:sz w:val="14"/>
+                <w:szCs w:val="14"/>
+                <w:lang w:val="en-US" w:eastAsia="tr-TR"/>
+              </w:rPr>
+            </w:pPr>
+          </w:p>
+        </w:tc>
+        <w:tc>
+          <w:tcPr>
+            <w:tcW w:w="0" w:type="auto"/>
+          </w:tcPr>
+          <w:p>
+            <w:pPr>
+              <w:pStyle w:val="Paragraf"/>
+              <w:spacing w:before="0"/>
+              <w:jc w:val="left"/>
+              <w:rPr>
+                <w:rFonts w:ascii="Times New Roman" w:eastAsia="Times New Roman" w:hAnsi="Times New Roman"/>
+                <w:color w:val="000000"/>
+                <w:sz w:val="14"/>
+                <w:szCs w:val="14"/>
+                <w:lang w:val="en-US" w:eastAsia="tr-TR"/>
+              </w:rPr>
+            </w:pPr>
+          </w:p>
+        </w:tc>
+        <w:tc>
+          <w:tcPr>
+            <w:tcW w:w="0" w:type="auto"/>
+          </w:tcPr>
+          <w:p>
+            <w:pPr>
+              <w:pStyle w:val="Paragraf"/>
+              <w:spacing w:before="0"/>
+              <w:jc w:val="left"/>
+              <w:rPr>
+                <w:rFonts w:ascii="Times New Roman" w:eastAsia="Times New Roman" w:hAnsi="Times New Roman"/>
+                <w:color w:val="000000"/>
+                <w:sz w:val="14"/>
+                <w:szCs w:val="14"/>
+                <w:lang w:val="en-US" w:eastAsia="tr-TR"/>
+              </w:rPr>
+            </w:pPr>
+          </w:p>
+        </w:tc>
+        <w:tc>
+          <w:tcPr>
+            <w:tcW w:w="0" w:type="auto"/>
+          </w:tcPr>
+          <w:p>
+            <w:pPr>
+              <w:pStyle w:val="Paragraf"/>
+              <w:spacing w:before="0"/>
+              <w:jc w:val="left"/>
+              <w:rPr>
+                <w:rFonts w:ascii="Times New Roman" w:eastAsia="Times New Roman" w:hAnsi="Times New Roman"/>
+                <w:color w:val="000000"/>
+                <w:sz w:val="14"/>
+                <w:szCs w:val="14"/>
+                <w:lang w:val="en-US" w:eastAsia="tr-TR"/>
+              </w:rPr>
+            </w:pPr>
+          </w:p>
+        </w:tc>
+        <w:tc>
+          <w:tcPr>
+            <w:tcW w:w="0" w:type="auto"/>
+          </w:tcPr>
+          <w:p>
+            <w:pPr>
+              <w:pStyle w:val="Paragraf"/>
+              <w:spacing w:before="0"/>
+              <w:jc w:val="left"/>
+              <w:rPr>
+                <w:rFonts w:ascii="Times New Roman" w:eastAsia="Times New Roman" w:hAnsi="Times New Roman"/>
+                <w:color w:val="000000"/>
+                <w:sz w:val="14"/>
+                <w:szCs w:val="14"/>
+                <w:lang w:val="en-US" w:eastAsia="tr-TR"/>
+              </w:rPr>
+            </w:pPr>
+          </w:p>
+        </w:tc>
+        <w:tc>
+          <w:tcPr>
+            <w:tcW w:w="0" w:type="auto"/>
+          </w:tcPr>
+          <w:p>
+            <w:pPr>
+              <w:pStyle w:val="Paragraf"/>
+              <w:spacing w:before="0"/>
+              <w:jc w:val="left"/>
+              <w:rPr>
+                <w:rFonts w:ascii="Times New Roman" w:eastAsia="Times New Roman" w:hAnsi="Times New Roman"/>
+                <w:color w:val="000000"/>
+                <w:sz w:val="14"/>
+                <w:szCs w:val="14"/>
+                <w:lang w:val="en-US" w:eastAsia="tr-TR"/>
+              </w:rPr>
+            </w:pPr>
+          </w:p>
+        </w:tc>
+        <w:tc>
+          <w:tcPr>
+            <w:tcW w:w="0" w:type="auto"/>
+          </w:tcPr>
+          <w:p>
+            <w:pPr>
+              <w:pStyle w:val="Paragraf"/>
+              <w:spacing w:before="0"/>
+              <w:jc w:val="left"/>
+              <w:rPr>
+                <w:rFonts w:ascii="Times New Roman" w:eastAsia="Times New Roman" w:hAnsi="Times New Roman"/>
+                <w:color w:val="000000"/>
+                <w:sz w:val="14"/>
+                <w:szCs w:val="14"/>
+                <w:lang w:val="en-US" w:eastAsia="tr-TR"/>
+              </w:rPr>
+            </w:pPr>
+          </w:p>
+        </w:tc>
+        <w:tc>
+          <w:tcPr>
+            <w:tcW w:w="0" w:type="auto"/>
+          </w:tcPr>
+          <w:p>
+            <w:pPr>
+              <w:pStyle w:val="Paragraf"/>
+              <w:spacing w:before="0"/>
+              <w:jc w:val="left"/>
+              <w:rPr>
+                <w:rFonts w:ascii="Times New Roman" w:eastAsia="Times New Roman" w:hAnsi="Times New Roman"/>
+                <w:color w:val="000000"/>
+                <w:sz w:val="14"/>
+                <w:szCs w:val="14"/>
+                <w:lang w:val="en-US" w:eastAsia="tr-TR"/>
+              </w:rPr>
+            </w:pPr>
+          </w:p>
+        </w:tc>
+        <w:tc>
+          <w:tcPr>
+            <w:tcW w:w="0" w:type="auto"/>
+          </w:tcPr>
+          <w:p>
+            <w:pPr>
+              <w:pStyle w:val="Paragraf"/>
+              <w:spacing w:before="0"/>
+              <w:jc w:val="left"/>
+              <w:rPr>
+                <w:rFonts w:ascii="Times New Roman" w:eastAsia="Times New Roman" w:hAnsi="Times New Roman"/>
+                <w:color w:val="000000"/>
+                <w:sz w:val="14"/>
+                <w:szCs w:val="14"/>
+                <w:lang w:val="en-US" w:eastAsia="tr-TR"/>
+              </w:rPr>
+            </w:pPr>
+          </w:p>
+        </w:tc>
+        <w:tc>
+          <w:tcPr>
+            <w:tcW w:w="0" w:type="auto"/>
+          </w:tcPr>
+          <w:p>
+            <w:pPr>
+              <w:pStyle w:val="Paragraf"/>
+              <w:spacing w:before="0"/>
+              <w:jc w:val="left"/>
+              <w:rPr>
+                <w:rFonts w:ascii="Times New Roman" w:eastAsia="Times New Roman" w:hAnsi="Times New Roman"/>
+                <w:color w:val="000000"/>
+                <w:sz w:val="14"/>
+                <w:szCs w:val="14"/>
+                <w:lang w:val="en-US" w:eastAsia="tr-TR"/>
+              </w:rPr>
+            </w:pPr>
+          </w:p>
+        </w:tc>
+        <w:tc>
+          <w:tcPr>
+            <w:tcW w:w="0" w:type="auto"/>
+          </w:tcPr>
+          <w:p>
+            <w:pPr>
+              <w:pStyle w:val="Paragraf"/>
+              <w:spacing w:before="0"/>
+              <w:jc w:val="left"/>
+              <w:rPr>
+                <w:rFonts w:ascii="Times New Roman" w:eastAsia="Times New Roman" w:hAnsi="Times New Roman"/>
+                <w:color w:val="000000"/>
+                <w:sz w:val="14"/>
+                <w:szCs w:val="14"/>
+                <w:lang w:val="en-US" w:eastAsia="tr-TR"/>
+              </w:rPr>
+            </w:pPr>
+          </w:p>
+        </w:tc>
+        <w:tc>
+          <w:tcPr>
+            <w:tcW w:w="0" w:type="auto"/>
+          </w:tcPr>
+          <w:p>
+            <w:pPr>
+              <w:pStyle w:val="Paragraf"/>
+              <w:spacing w:before="0"/>
+              <w:jc w:val="left"/>
+              <w:rPr>
+                <w:rFonts w:ascii="Times New Roman" w:eastAsia="Times New Roman" w:hAnsi="Times New Roman"/>
+                <w:color w:val="000000"/>
+                <w:sz w:val="14"/>
+                <w:szCs w:val="14"/>
+                <w:lang w:val="en-US" w:eastAsia="tr-TR"/>
+              </w:rPr>
+            </w:pPr>
+          </w:p>
+        </w:tc>
+        <w:tc>
+          <w:tcPr>
+            <w:tcW w:w="0" w:type="auto"/>
+          </w:tcPr>
+          <w:p>
+            <w:pPr>
+              <w:pStyle w:val="Paragraf"/>
+              <w:spacing w:before="0"/>
+              <w:jc w:val="left"/>
+              <w:rPr>
+                <w:rFonts w:ascii="Times New Roman" w:eastAsia="Times New Roman" w:hAnsi="Times New Roman"/>
+                <w:color w:val="000000"/>
+                <w:sz w:val="14"/>
+                <w:szCs w:val="14"/>
+                <w:lang w:val="en-US" w:eastAsia="tr-TR"/>
+              </w:rPr>
+            </w:pPr>
+          </w:p>
+        </w:tc>
+        <w:tc>
+          <w:tcPr>
+            <w:tcW w:w="0" w:type="auto"/>
+          </w:tcPr>
+          <w:p>
+            <w:pPr>
+              <w:pStyle w:val="Paragraf"/>
+              <w:spacing w:before="0"/>
+              <w:jc w:val="left"/>
+              <w:rPr>
+                <w:rFonts w:ascii="Times New Roman" w:eastAsia="Times New Roman" w:hAnsi="Times New Roman"/>
+                <w:color w:val="000000"/>
+                <w:sz w:val="14"/>
+                <w:szCs w:val="14"/>
+                <w:lang w:val="en-US" w:eastAsia="tr-TR"/>
+              </w:rPr>
+            </w:pPr>
+          </w:p>
+        </w:tc>
+        <w:tc>
+          <w:tcPr>
+            <w:tcW w:w="0" w:type="auto"/>
+            <w:noWrap/>
+            <w:vAlign w:val="center"/>
+            <w:hideMark/>
+          </w:tcPr>
+          <w:p>
+            <w:pPr>
+              <w:pStyle w:val="Paragraf"/>
+              <w:spacing w:before="0"/>
+              <w:jc w:val="left"/>
+              <w:rPr>
+                <w:rFonts w:ascii="Times New Roman" w:eastAsia="Times New Roman" w:hAnsi="Times New Roman"/>
+                <w:color w:val="000000"/>
+                <w:sz w:val="14"/>
+                <w:szCs w:val="14"/>
+                <w:lang w:val="en-US" w:eastAsia="tr-TR"/>
+              </w:rPr>
+            </w:pPr>
+            <w:r>
+              <w:rPr>
+                <w:rFonts w:ascii="Times New Roman" w:eastAsia="Times New Roman" w:hAnsi="Times New Roman"/>
+                <w:color w:val="000000"/>
+                <w:sz w:val="14"/>
+                <w:szCs w:val="14"/>
+                <w:lang w:val="en-US" w:eastAsia="tr-TR"/>
+              </w:rPr>
+              <w:t>0,892</w:t>
+            </w:r>
+          </w:p>
+        </w:tc>
+        <w:tc>
+          <w:tcPr>
+            <w:tcW w:w="0" w:type="auto"/>
+            <w:noWrap/>
+            <w:vAlign w:val="center"/>
+            <w:hideMark/>
+          </w:tcPr>
+          <w:p>
+            <w:pPr>
+              <w:pStyle w:val="Paragraf"/>
+              <w:spacing w:before="0"/>
+              <w:jc w:val="left"/>
+              <w:rPr>
+                <w:rFonts w:ascii="Times New Roman" w:eastAsia="Times New Roman" w:hAnsi="Times New Roman"/>
+                <w:color w:val="000000"/>
+                <w:sz w:val="14"/>
+                <w:szCs w:val="14"/>
+                <w:lang w:val="en-US" w:eastAsia="tr-TR"/>
+              </w:rPr>
+            </w:pPr>
+            <w:r>
+              <w:rPr>
+                <w:rFonts w:ascii="Times New Roman" w:eastAsia="Times New Roman" w:hAnsi="Times New Roman"/>
+                <w:color w:val="000000"/>
+                <w:sz w:val="14"/>
+                <w:szCs w:val="14"/>
+                <w:lang w:val="en-US" w:eastAsia="tr-TR"/>
+              </w:rPr>
+              <w:t>0,89</w:t>
+            </w:r>
+          </w:p>
+        </w:tc>
+        <w:tc>
+          <w:tcPr>
+            <w:tcW w:w="0" w:type="auto"/>
+            <w:noWrap/>
+            <w:vAlign w:val="center"/>
+            <w:hideMark/>
+          </w:tcPr>
+          <w:p>
+            <w:pPr>
+              <w:pStyle w:val="Paragraf"/>
+              <w:spacing w:before="0"/>
+              <w:jc w:val="left"/>
+              <w:rPr>
+                <w:rFonts w:ascii="Times New Roman" w:eastAsia="Times New Roman" w:hAnsi="Times New Roman"/>
+                <w:color w:val="000000"/>
+                <w:sz w:val="14"/>
+                <w:szCs w:val="14"/>
+                <w:lang w:val="en-US" w:eastAsia="tr-TR"/>
+              </w:rPr>
+            </w:pPr>
+            <w:r>
+              <w:rPr>
+                <w:rFonts w:ascii="Times New Roman" w:eastAsia="Times New Roman" w:hAnsi="Times New Roman"/>
+                <w:color w:val="000000"/>
+                <w:sz w:val="14"/>
+                <w:szCs w:val="14"/>
+                <w:lang w:val="en-US" w:eastAsia="tr-TR"/>
+              </w:rPr>
+              <w:t>0,914</w:t>
+            </w:r>
+          </w:p>
+        </w:tc>
+      </w:tr>
+      <w:tr>
+        <w:trPr>
+          <w:trHeight w:val="288"/>
+          <w:jc w:val="center"/>
+        </w:trPr>
+        <w:tc>
+          <w:tcPr>
+            <w:tcW w:w="0" w:type="auto"/>
+            <w:noWrap/>
+            <w:vAlign w:val="center"/>
+            <w:hideMark/>
+          </w:tcPr>
+          <w:p>
+            <w:pPr>
+              <w:pStyle w:val="Paragraf"/>
+              <w:spacing w:before="0"/>
+              <w:jc w:val="left"/>
+              <w:rPr>
+                <w:rFonts w:ascii="Times New Roman" w:eastAsia="Times New Roman" w:hAnsi="Times New Roman"/>
+                <w:b/>
+                <w:bCs/>
+                <w:color w:val="000000"/>
+                <w:sz w:val="14"/>
+                <w:szCs w:val="14"/>
+                <w:lang w:val="en-US" w:eastAsia="tr-TR"/>
+              </w:rPr>
+            </w:pPr>
+            <w:r>
+              <w:rPr>
+                <w:rFonts w:ascii="Times New Roman" w:eastAsia="Times New Roman" w:hAnsi="Times New Roman"/>
+                <w:b/>
+                <w:bCs/>
+                <w:color w:val="000000"/>
+                <w:sz w:val="14"/>
+                <w:szCs w:val="14"/>
+                <w:lang w:val="en-US" w:eastAsia="tr-TR"/>
+              </w:rPr>
+              <w:t>F : C</w:t>
+            </w:r>
+          </w:p>
+        </w:tc>
+        <w:tc>
+          <w:tcPr>
+            <w:tcW w:w="0" w:type="auto"/>
+            <w:noWrap/>
+            <w:vAlign w:val="center"/>
+            <w:hideMark/>
+          </w:tcPr>
+          <w:p>
+            <w:pPr>
+              <w:pStyle w:val="Paragraf"/>
+              <w:spacing w:before="0"/>
+              <w:jc w:val="left"/>
+              <w:rPr>
+                <w:rFonts w:ascii="Times New Roman" w:eastAsia="Times New Roman" w:hAnsi="Times New Roman"/>
+                <w:color w:val="000000"/>
+                <w:sz w:val="14"/>
+                <w:szCs w:val="14"/>
+                <w:lang w:val="en-US" w:eastAsia="tr-TR"/>
+              </w:rPr>
+            </w:pPr>
+            <w:r>
+              <w:rPr>
+                <w:rFonts w:ascii="Times New Roman" w:eastAsia="Times New Roman" w:hAnsi="Times New Roman"/>
+                <w:color w:val="000000"/>
+                <w:sz w:val="14"/>
+                <w:szCs w:val="14"/>
+                <w:lang w:val="en-US" w:eastAsia="tr-TR"/>
+              </w:rPr>
+              <w:t>0,932</w:t>
+            </w:r>
+          </w:p>
+        </w:tc>
+        <w:tc>
+          <w:tcPr>
+            <w:tcW w:w="0" w:type="auto"/>
+            <w:noWrap/>
+            <w:vAlign w:val="center"/>
+            <w:hideMark/>
+          </w:tcPr>
+          <w:p>
+            <w:pPr>
+              <w:pStyle w:val="Paragraf"/>
+              <w:spacing w:before="0"/>
+              <w:jc w:val="left"/>
+              <w:rPr>
+                <w:rFonts w:ascii="Times New Roman" w:eastAsia="Times New Roman" w:hAnsi="Times New Roman"/>
+                <w:color w:val="000000"/>
+                <w:sz w:val="14"/>
+                <w:szCs w:val="14"/>
+                <w:lang w:val="en-US" w:eastAsia="tr-TR"/>
+              </w:rPr>
+            </w:pPr>
+            <w:r>
+              <w:rPr>
+                <w:rFonts w:ascii="Times New Roman" w:eastAsia="Times New Roman" w:hAnsi="Times New Roman"/>
+                <w:color w:val="000000"/>
+                <w:sz w:val="14"/>
+                <w:szCs w:val="14"/>
+                <w:lang w:val="en-US" w:eastAsia="tr-TR"/>
+              </w:rPr>
+              <w:t>0,932</w:t>
+            </w:r>
+          </w:p>
+        </w:tc>
+        <w:tc>
+          <w:tcPr>
+            <w:tcW w:w="0" w:type="auto"/>
+            <w:noWrap/>
+            <w:vAlign w:val="center"/>
+            <w:hideMark/>
+          </w:tcPr>
+          <w:p>
+            <w:pPr>
+              <w:pStyle w:val="Paragraf"/>
+              <w:spacing w:before="0"/>
+              <w:jc w:val="left"/>
+              <w:rPr>
+                <w:rFonts w:ascii="Times New Roman" w:eastAsia="Times New Roman" w:hAnsi="Times New Roman"/>
+                <w:color w:val="000000"/>
+                <w:sz w:val="14"/>
+                <w:szCs w:val="14"/>
+                <w:lang w:val="en-US" w:eastAsia="tr-TR"/>
+              </w:rPr>
+            </w:pPr>
+            <w:r>
+              <w:rPr>
+                <w:rFonts w:ascii="Times New Roman" w:eastAsia="Times New Roman" w:hAnsi="Times New Roman"/>
+                <w:color w:val="000000"/>
+                <w:sz w:val="14"/>
+                <w:szCs w:val="14"/>
+                <w:lang w:val="en-US" w:eastAsia="tr-TR"/>
+              </w:rPr>
+              <w:t>0,932</w:t>
+            </w:r>
+          </w:p>
+        </w:tc>
+        <w:tc>
+          <w:tcPr>
+            <w:tcW w:w="0" w:type="auto"/>
+          </w:tcPr>
+          <w:p>
+            <w:pPr>
+              <w:pStyle w:val="Paragraf"/>
+              <w:spacing w:before="0"/>
+              <w:jc w:val="left"/>
+              <w:rPr>
+                <w:rFonts w:ascii="Times New Roman" w:eastAsia="Times New Roman" w:hAnsi="Times New Roman"/>
+                <w:color w:val="000000"/>
+                <w:sz w:val="14"/>
+                <w:szCs w:val="14"/>
+                <w:lang w:val="en-US" w:eastAsia="tr-TR"/>
+              </w:rPr>
+            </w:pPr>
+          </w:p>
+        </w:tc>
+        <w:tc>
+          <w:tcPr>
+            <w:tcW w:w="0" w:type="auto"/>
+          </w:tcPr>
+          <w:p>
+            <w:pPr>
+              <w:pStyle w:val="Paragraf"/>
+              <w:spacing w:before="0"/>
+              <w:jc w:val="left"/>
+              <w:rPr>
+                <w:rFonts w:ascii="Times New Roman" w:eastAsia="Times New Roman" w:hAnsi="Times New Roman"/>
+                <w:color w:val="000000"/>
+                <w:sz w:val="14"/>
+                <w:szCs w:val="14"/>
+                <w:lang w:val="en-US" w:eastAsia="tr-TR"/>
+              </w:rPr>
+            </w:pPr>
+          </w:p>
+        </w:tc>
+        <w:tc>
+          <w:tcPr>
+            <w:tcW w:w="0" w:type="auto"/>
+          </w:tcPr>
+          <w:p>
+            <w:pPr>
+              <w:pStyle w:val="Paragraf"/>
+              <w:spacing w:before="0"/>
+              <w:jc w:val="left"/>
+              <w:rPr>
+                <w:rFonts w:ascii="Times New Roman" w:eastAsia="Times New Roman" w:hAnsi="Times New Roman"/>
+                <w:color w:val="000000"/>
+                <w:sz w:val="14"/>
+                <w:szCs w:val="14"/>
+                <w:lang w:val="en-US" w:eastAsia="tr-TR"/>
+              </w:rPr>
+            </w:pPr>
+          </w:p>
+        </w:tc>
+        <w:tc>
+          <w:tcPr>
+            <w:tcW w:w="0" w:type="auto"/>
+          </w:tcPr>
+          <w:p>
+            <w:pPr>
+              <w:pStyle w:val="Paragraf"/>
+              <w:spacing w:before="0"/>
+              <w:jc w:val="left"/>
+              <w:rPr>
+                <w:rFonts w:ascii="Times New Roman" w:eastAsia="Times New Roman" w:hAnsi="Times New Roman"/>
+                <w:color w:val="000000"/>
+                <w:sz w:val="14"/>
+                <w:szCs w:val="14"/>
+                <w:lang w:val="en-US" w:eastAsia="tr-TR"/>
+              </w:rPr>
+            </w:pPr>
+          </w:p>
+        </w:tc>
+        <w:tc>
+          <w:tcPr>
+            <w:tcW w:w="0" w:type="auto"/>
+          </w:tcPr>
+          <w:p>
+            <w:pPr>
+              <w:pStyle w:val="Paragraf"/>
+              <w:spacing w:before="0"/>
+              <w:jc w:val="left"/>
+              <w:rPr>
+                <w:rFonts w:ascii="Times New Roman" w:eastAsia="Times New Roman" w:hAnsi="Times New Roman"/>
+                <w:color w:val="000000"/>
+                <w:sz w:val="14"/>
+                <w:szCs w:val="14"/>
+                <w:lang w:val="en-US" w:eastAsia="tr-TR"/>
+              </w:rPr>
+            </w:pPr>
+          </w:p>
+        </w:tc>
+        <w:tc>
+          <w:tcPr>
+            <w:tcW w:w="0" w:type="auto"/>
+          </w:tcPr>
+          <w:p>
+            <w:pPr>
+              <w:pStyle w:val="Paragraf"/>
+              <w:spacing w:before="0"/>
+              <w:jc w:val="left"/>
+              <w:rPr>
+                <w:rFonts w:ascii="Times New Roman" w:eastAsia="Times New Roman" w:hAnsi="Times New Roman"/>
+                <w:color w:val="000000"/>
+                <w:sz w:val="14"/>
+                <w:szCs w:val="14"/>
+                <w:lang w:val="en-US" w:eastAsia="tr-TR"/>
+              </w:rPr>
+            </w:pPr>
+          </w:p>
+        </w:tc>
+        <w:tc>
+          <w:tcPr>
+            <w:tcW w:w="0" w:type="auto"/>
+          </w:tcPr>
+          <w:p>
+            <w:pPr>
+              <w:pStyle w:val="Paragraf"/>
+              <w:spacing w:before="0"/>
+              <w:jc w:val="left"/>
+              <w:rPr>
+                <w:rFonts w:ascii="Times New Roman" w:eastAsia="Times New Roman" w:hAnsi="Times New Roman"/>
+                <w:color w:val="000000"/>
+                <w:sz w:val="14"/>
+                <w:szCs w:val="14"/>
+                <w:lang w:val="en-US" w:eastAsia="tr-TR"/>
+              </w:rPr>
+            </w:pPr>
+          </w:p>
+        </w:tc>
+        <w:tc>
+          <w:tcPr>
+            <w:tcW w:w="0" w:type="auto"/>
+          </w:tcPr>
+          <w:p>
+            <w:pPr>
+              <w:pStyle w:val="Paragraf"/>
+              <w:spacing w:before="0"/>
+              <w:jc w:val="left"/>
+              <w:rPr>
+                <w:rFonts w:ascii="Times New Roman" w:eastAsia="Times New Roman" w:hAnsi="Times New Roman"/>
+                <w:color w:val="000000"/>
+                <w:sz w:val="14"/>
+                <w:szCs w:val="14"/>
+                <w:lang w:val="en-US" w:eastAsia="tr-TR"/>
+              </w:rPr>
+            </w:pPr>
+          </w:p>
+        </w:tc>
+        <w:tc>
+          <w:tcPr>
+            <w:tcW w:w="0" w:type="auto"/>
+          </w:tcPr>
+          <w:p>
+            <w:pPr>
+              <w:pStyle w:val="Paragraf"/>
+              <w:spacing w:before="0"/>
+              <w:jc w:val="left"/>
+              <w:rPr>
+                <w:rFonts w:ascii="Times New Roman" w:eastAsia="Times New Roman" w:hAnsi="Times New Roman"/>
+                <w:color w:val="000000"/>
+                <w:sz w:val="14"/>
+                <w:szCs w:val="14"/>
+                <w:lang w:val="en-US" w:eastAsia="tr-TR"/>
+              </w:rPr>
+            </w:pPr>
+          </w:p>
+        </w:tc>
+        <w:tc>
+          <w:tcPr>
+            <w:tcW w:w="0" w:type="auto"/>
+          </w:tcPr>
+          <w:p>
+            <w:pPr>
+              <w:pStyle w:val="Paragraf"/>
+              <w:spacing w:before="0"/>
+              <w:jc w:val="left"/>
+              <w:rPr>
+                <w:rFonts w:ascii="Times New Roman" w:eastAsia="Times New Roman" w:hAnsi="Times New Roman"/>
+                <w:color w:val="000000"/>
+                <w:sz w:val="14"/>
+                <w:szCs w:val="14"/>
+                <w:lang w:val="en-US" w:eastAsia="tr-TR"/>
+              </w:rPr>
+            </w:pPr>
+          </w:p>
+        </w:tc>
+        <w:tc>
+          <w:tcPr>
+            <w:tcW w:w="0" w:type="auto"/>
+          </w:tcPr>
+          <w:p>
+            <w:pPr>
+              <w:pStyle w:val="Paragraf"/>
+              <w:spacing w:before="0"/>
+              <w:jc w:val="left"/>
+              <w:rPr>
+                <w:rFonts w:ascii="Times New Roman" w:eastAsia="Times New Roman" w:hAnsi="Times New Roman"/>
+                <w:color w:val="000000"/>
+                <w:sz w:val="14"/>
+                <w:szCs w:val="14"/>
+                <w:lang w:val="en-US" w:eastAsia="tr-TR"/>
+              </w:rPr>
+            </w:pPr>
+          </w:p>
+        </w:tc>
+        <w:tc>
+          <w:tcPr>
+            <w:tcW w:w="0" w:type="auto"/>
+          </w:tcPr>
+          <w:p>
+            <w:pPr>
+              <w:pStyle w:val="Paragraf"/>
+              <w:spacing w:before="0"/>
+              <w:jc w:val="left"/>
+              <w:rPr>
+                <w:rFonts w:ascii="Times New Roman" w:eastAsia="Times New Roman" w:hAnsi="Times New Roman"/>
+                <w:color w:val="000000"/>
+                <w:sz w:val="14"/>
+                <w:szCs w:val="14"/>
+                <w:lang w:val="en-US" w:eastAsia="tr-TR"/>
+              </w:rPr>
+            </w:pPr>
+          </w:p>
+        </w:tc>
+        <w:tc>
+          <w:tcPr>
+            <w:tcW w:w="0" w:type="auto"/>
+          </w:tcPr>
+          <w:p>
+            <w:pPr>
+              <w:pStyle w:val="Paragraf"/>
+              <w:spacing w:before="0"/>
+              <w:jc w:val="left"/>
+              <w:rPr>
+                <w:rFonts w:ascii="Times New Roman" w:eastAsia="Times New Roman" w:hAnsi="Times New Roman"/>
+                <w:color w:val="000000"/>
+                <w:sz w:val="14"/>
+                <w:szCs w:val="14"/>
+                <w:lang w:val="en-US" w:eastAsia="tr-TR"/>
+              </w:rPr>
+            </w:pPr>
+          </w:p>
+        </w:tc>
+        <w:tc>
+          <w:tcPr>
+            <w:tcW w:w="0" w:type="auto"/>
+          </w:tcPr>
+          <w:p>
+            <w:pPr>
+              <w:pStyle w:val="Paragraf"/>
+              <w:spacing w:before="0"/>
+              <w:jc w:val="left"/>
+              <w:rPr>
+                <w:rFonts w:ascii="Times New Roman" w:eastAsia="Times New Roman" w:hAnsi="Times New Roman"/>
+                <w:color w:val="000000"/>
+                <w:sz w:val="14"/>
+                <w:szCs w:val="14"/>
+                <w:lang w:val="en-US" w:eastAsia="tr-TR"/>
+              </w:rPr>
+            </w:pPr>
+          </w:p>
+        </w:tc>
+        <w:tc>
+          <w:tcPr>
+            <w:tcW w:w="0" w:type="auto"/>
+          </w:tcPr>
+          <w:p>
+            <w:pPr>
+              <w:pStyle w:val="Paragraf"/>
+              <w:spacing w:before="0"/>
+              <w:jc w:val="left"/>
+              <w:rPr>
+                <w:rFonts w:ascii="Times New Roman" w:eastAsia="Times New Roman" w:hAnsi="Times New Roman"/>
+                <w:color w:val="000000"/>
+                <w:sz w:val="14"/>
+                <w:szCs w:val="14"/>
+                <w:lang w:val="en-US" w:eastAsia="tr-TR"/>
+              </w:rPr>
+            </w:pPr>
+          </w:p>
+        </w:tc>
+        <w:tc>
+          <w:tcPr>
+            <w:tcW w:w="0" w:type="auto"/>
+          </w:tcPr>
+          <w:p>
+            <w:pPr>
+              <w:pStyle w:val="Paragraf"/>
+              <w:spacing w:before="0"/>
+              <w:jc w:val="left"/>
+              <w:rPr>
+                <w:rFonts w:ascii="Times New Roman" w:eastAsia="Times New Roman" w:hAnsi="Times New Roman"/>
+                <w:color w:val="000000"/>
+                <w:sz w:val="14"/>
+                <w:szCs w:val="14"/>
+                <w:lang w:val="en-US" w:eastAsia="tr-TR"/>
+              </w:rPr>
+            </w:pPr>
+          </w:p>
+        </w:tc>
+        <w:tc>
+          <w:tcPr>
+            <w:tcW w:w="0" w:type="auto"/>
+          </w:tcPr>
+          <w:p>
+            <w:pPr>
+              <w:pStyle w:val="Paragraf"/>
+              <w:spacing w:before="0"/>
+              <w:jc w:val="left"/>
+              <w:rPr>
+                <w:rFonts w:ascii="Times New Roman" w:eastAsia="Times New Roman" w:hAnsi="Times New Roman"/>
+                <w:color w:val="000000"/>
+                <w:sz w:val="14"/>
+                <w:szCs w:val="14"/>
+                <w:lang w:val="en-US" w:eastAsia="tr-TR"/>
+              </w:rPr>
+            </w:pPr>
+          </w:p>
+        </w:tc>
+        <w:tc>
+          <w:tcPr>
+            <w:tcW w:w="0" w:type="auto"/>
+          </w:tcPr>
+          <w:p>
+            <w:pPr>
+              <w:pStyle w:val="Paragraf"/>
+              <w:spacing w:before="0"/>
+              <w:jc w:val="left"/>
+              <w:rPr>
+                <w:rFonts w:ascii="Times New Roman" w:eastAsia="Times New Roman" w:hAnsi="Times New Roman"/>
+                <w:color w:val="000000"/>
+                <w:sz w:val="14"/>
+                <w:szCs w:val="14"/>
+                <w:lang w:val="en-US" w:eastAsia="tr-TR"/>
+              </w:rPr>
+            </w:pPr>
+          </w:p>
+        </w:tc>
+        <w:tc>
+          <w:tcPr>
+            <w:tcW w:w="0" w:type="auto"/>
+          </w:tcPr>
+          <w:p>
+            <w:pPr>
+              <w:pStyle w:val="Paragraf"/>
+              <w:spacing w:before="0"/>
+              <w:jc w:val="left"/>
+              <w:rPr>
+                <w:rFonts w:ascii="Times New Roman" w:eastAsia="Times New Roman" w:hAnsi="Times New Roman"/>
+                <w:color w:val="000000"/>
+                <w:sz w:val="14"/>
+                <w:szCs w:val="14"/>
+                <w:lang w:val="en-US" w:eastAsia="tr-TR"/>
+              </w:rPr>
+            </w:pPr>
+          </w:p>
+        </w:tc>
+        <w:tc>
+          <w:tcPr>
+            <w:tcW w:w="0" w:type="auto"/>
+          </w:tcPr>
+          <w:p>
+            <w:pPr>
+              <w:pStyle w:val="Paragraf"/>
+              <w:spacing w:before="0"/>
+              <w:jc w:val="left"/>
+              <w:rPr>
+                <w:rFonts w:ascii="Times New Roman" w:eastAsia="Times New Roman" w:hAnsi="Times New Roman"/>
+                <w:color w:val="000000"/>
+                <w:sz w:val="14"/>
+                <w:szCs w:val="14"/>
+                <w:lang w:val="en-US" w:eastAsia="tr-TR"/>
+              </w:rPr>
+            </w:pPr>
+          </w:p>
+        </w:tc>
+        <w:tc>
+          <w:tcPr>
+            <w:tcW w:w="0" w:type="auto"/>
+          </w:tcPr>
+          <w:p>
+            <w:pPr>
+              <w:pStyle w:val="Paragraf"/>
+              <w:spacing w:before="0"/>
+              <w:jc w:val="left"/>
+              <w:rPr>
+                <w:rFonts w:ascii="Times New Roman" w:eastAsia="Times New Roman" w:hAnsi="Times New Roman"/>
+                <w:color w:val="000000"/>
+                <w:sz w:val="14"/>
+                <w:szCs w:val="14"/>
+                <w:lang w:val="en-US" w:eastAsia="tr-TR"/>
+              </w:rPr>
+            </w:pPr>
+          </w:p>
+        </w:tc>
+        <w:tc>
+          <w:tcPr>
+            <w:tcW w:w="0" w:type="auto"/>
+          </w:tcPr>
+          <w:p>
+            <w:pPr>
+              <w:pStyle w:val="Paragraf"/>
+              <w:spacing w:before="0"/>
+              <w:jc w:val="left"/>
+              <w:rPr>
+                <w:rFonts w:ascii="Times New Roman" w:eastAsia="Times New Roman" w:hAnsi="Times New Roman"/>
+                <w:color w:val="000000"/>
+                <w:sz w:val="14"/>
+                <w:szCs w:val="14"/>
+                <w:lang w:val="en-US" w:eastAsia="tr-TR"/>
+              </w:rPr>
+            </w:pPr>
+          </w:p>
+        </w:tc>
+        <w:tc>
+          <w:tcPr>
+            <w:tcW w:w="0" w:type="auto"/>
+          </w:tcPr>
+          <w:p>
+            <w:pPr>
+              <w:pStyle w:val="Paragraf"/>
+              <w:spacing w:before="0"/>
+              <w:jc w:val="left"/>
+              <w:rPr>
+                <w:rFonts w:ascii="Times New Roman" w:eastAsia="Times New Roman" w:hAnsi="Times New Roman"/>
+                <w:color w:val="000000"/>
+                <w:sz w:val="14"/>
+                <w:szCs w:val="14"/>
+                <w:lang w:val="en-US" w:eastAsia="tr-TR"/>
+              </w:rPr>
+            </w:pPr>
+          </w:p>
+        </w:tc>
+        <w:tc>
+          <w:tcPr>
+            <w:tcW w:w="0" w:type="auto"/>
+          </w:tcPr>
+          <w:p>
+            <w:pPr>
+              <w:pStyle w:val="Paragraf"/>
+              <w:spacing w:before="0"/>
+              <w:jc w:val="left"/>
+              <w:rPr>
+                <w:rFonts w:ascii="Times New Roman" w:eastAsia="Times New Roman" w:hAnsi="Times New Roman"/>
+                <w:color w:val="000000"/>
+                <w:sz w:val="14"/>
+                <w:szCs w:val="14"/>
+                <w:lang w:val="en-US" w:eastAsia="tr-TR"/>
+              </w:rPr>
+            </w:pPr>
+          </w:p>
+        </w:tc>
+        <w:tc>
+          <w:tcPr>
+            <w:tcW w:w="0" w:type="auto"/>
+            <w:noWrap/>
+            <w:vAlign w:val="center"/>
+            <w:hideMark/>
+          </w:tcPr>
+          <w:p>
+            <w:pPr>
+              <w:pStyle w:val="Paragraf"/>
+              <w:spacing w:before="0"/>
+              <w:jc w:val="left"/>
+              <w:rPr>
+                <w:rFonts w:ascii="Times New Roman" w:eastAsia="Times New Roman" w:hAnsi="Times New Roman"/>
+                <w:color w:val="000000"/>
+                <w:sz w:val="14"/>
+                <w:szCs w:val="14"/>
+                <w:lang w:val="en-US" w:eastAsia="tr-TR"/>
+              </w:rPr>
+            </w:pPr>
+            <w:r>
+              <w:rPr>
+                <w:rFonts w:ascii="Times New Roman" w:eastAsia="Times New Roman" w:hAnsi="Times New Roman"/>
+                <w:color w:val="000000"/>
+                <w:sz w:val="14"/>
+                <w:szCs w:val="14"/>
+                <w:lang w:val="en-US" w:eastAsia="tr-TR"/>
+              </w:rPr>
+              <w:t>0,93</w:t>
+            </w:r>
+          </w:p>
+        </w:tc>
+        <w:tc>
+          <w:tcPr>
+            <w:tcW w:w="0" w:type="auto"/>
+            <w:noWrap/>
+            <w:vAlign w:val="center"/>
+            <w:hideMark/>
+          </w:tcPr>
+          <w:p>
+            <w:pPr>
+              <w:pStyle w:val="Paragraf"/>
+              <w:spacing w:before="0"/>
+              <w:jc w:val="left"/>
+              <w:rPr>
+                <w:rFonts w:ascii="Times New Roman" w:eastAsia="Times New Roman" w:hAnsi="Times New Roman"/>
+                <w:color w:val="000000"/>
+                <w:sz w:val="14"/>
+                <w:szCs w:val="14"/>
+                <w:lang w:val="en-US" w:eastAsia="tr-TR"/>
+              </w:rPr>
+            </w:pPr>
+            <w:r>
+              <w:rPr>
+                <w:rFonts w:ascii="Times New Roman" w:eastAsia="Times New Roman" w:hAnsi="Times New Roman"/>
+                <w:color w:val="000000"/>
+                <w:sz w:val="14"/>
+                <w:szCs w:val="14"/>
+                <w:lang w:val="en-US" w:eastAsia="tr-TR"/>
+              </w:rPr>
+              <w:t>0,933</w:t>
+            </w:r>
+          </w:p>
+        </w:tc>
+        <w:tc>
+          <w:tcPr>
+            <w:tcW w:w="0" w:type="auto"/>
+            <w:noWrap/>
+            <w:vAlign w:val="center"/>
+            <w:hideMark/>
+          </w:tcPr>
+          <w:p>
+            <w:pPr>
+              <w:pStyle w:val="Paragraf"/>
+              <w:spacing w:before="0"/>
+              <w:jc w:val="left"/>
+              <w:rPr>
+                <w:rFonts w:ascii="Times New Roman" w:eastAsia="Times New Roman" w:hAnsi="Times New Roman"/>
+                <w:color w:val="000000"/>
+                <w:sz w:val="14"/>
+                <w:szCs w:val="14"/>
+                <w:lang w:val="en-US" w:eastAsia="tr-TR"/>
+              </w:rPr>
+            </w:pPr>
+            <w:r>
+              <w:rPr>
+                <w:rFonts w:ascii="Times New Roman" w:eastAsia="Times New Roman" w:hAnsi="Times New Roman"/>
+                <w:color w:val="000000"/>
+                <w:sz w:val="14"/>
+                <w:szCs w:val="14"/>
+                <w:lang w:val="en-US" w:eastAsia="tr-TR"/>
+              </w:rPr>
+              <w:t>0,937</w:t>
+            </w:r>
+          </w:p>
+        </w:tc>
+      </w:tr>
+      <w:tr>
+        <w:trPr>
+          <w:trHeight w:val="288"/>
+          <w:jc w:val="center"/>
+        </w:trPr>
+        <w:tc>
+          <w:tcPr>
+            <w:tcW w:w="0" w:type="auto"/>
+            <w:noWrap/>
+            <w:vAlign w:val="center"/>
+            <w:hideMark/>
+          </w:tcPr>
+          <w:p>
+            <w:pPr>
+              <w:pStyle w:val="Paragraf"/>
+              <w:spacing w:before="0"/>
+              <w:jc w:val="left"/>
+              <w:rPr>
+                <w:rFonts w:ascii="Times New Roman" w:eastAsia="Times New Roman" w:hAnsi="Times New Roman"/>
+                <w:b/>
+                <w:bCs/>
+                <w:color w:val="000000"/>
+                <w:sz w:val="14"/>
+                <w:szCs w:val="14"/>
+                <w:lang w:val="en-US" w:eastAsia="tr-TR"/>
+              </w:rPr>
+            </w:pPr>
+            <w:r>
+              <w:rPr>
+                <w:rFonts w:ascii="Times New Roman" w:eastAsia="Times New Roman" w:hAnsi="Times New Roman"/>
+                <w:b/>
+                <w:bCs/>
+                <w:color w:val="000000"/>
+                <w:sz w:val="14"/>
+                <w:szCs w:val="14"/>
+                <w:lang w:val="en-US" w:eastAsia="tr-TR"/>
+              </w:rPr>
+              <w:t>S : F : C</w:t>
+            </w:r>
+          </w:p>
+        </w:tc>
+        <w:tc>
+          <w:tcPr>
+            <w:tcW w:w="0" w:type="auto"/>
+            <w:noWrap/>
+            <w:vAlign w:val="center"/>
+            <w:hideMark/>
+          </w:tcPr>
+          <w:p>
+            <w:pPr>
+              <w:pStyle w:val="Paragraf"/>
+              <w:spacing w:before="0"/>
+              <w:jc w:val="left"/>
+              <w:rPr>
+                <w:rFonts w:ascii="Times New Roman" w:eastAsia="Times New Roman" w:hAnsi="Times New Roman"/>
+                <w:color w:val="000000"/>
+                <w:sz w:val="14"/>
+                <w:szCs w:val="14"/>
+                <w:lang w:val="en-US" w:eastAsia="tr-TR"/>
+              </w:rPr>
+            </w:pPr>
+            <w:r>
+              <w:rPr>
+                <w:rFonts w:ascii="Times New Roman" w:eastAsia="Times New Roman" w:hAnsi="Times New Roman"/>
+                <w:color w:val="000000"/>
+                <w:sz w:val="14"/>
+                <w:szCs w:val="14"/>
+                <w:lang w:val="en-US" w:eastAsia="tr-TR"/>
+              </w:rPr>
+              <w:t>0,342</w:t>
+            </w:r>
+          </w:p>
+        </w:tc>
+        <w:tc>
+          <w:tcPr>
+            <w:tcW w:w="0" w:type="auto"/>
+            <w:noWrap/>
+            <w:vAlign w:val="center"/>
+            <w:hideMark/>
+          </w:tcPr>
+          <w:p>
+            <w:pPr>
+              <w:pStyle w:val="Paragraf"/>
+              <w:spacing w:before="0"/>
+              <w:jc w:val="left"/>
+              <w:rPr>
+                <w:rFonts w:ascii="Times New Roman" w:eastAsia="Times New Roman" w:hAnsi="Times New Roman"/>
+                <w:color w:val="000000"/>
+                <w:sz w:val="14"/>
+                <w:szCs w:val="14"/>
+                <w:lang w:val="en-US" w:eastAsia="tr-TR"/>
+              </w:rPr>
+            </w:pPr>
+            <w:r>
+              <w:rPr>
+                <w:rFonts w:ascii="Times New Roman" w:eastAsia="Times New Roman" w:hAnsi="Times New Roman"/>
+                <w:color w:val="000000"/>
+                <w:sz w:val="14"/>
+                <w:szCs w:val="14"/>
+                <w:lang w:val="en-US" w:eastAsia="tr-TR"/>
+              </w:rPr>
+              <w:t>0,341</w:t>
+            </w:r>
+          </w:p>
+        </w:tc>
+        <w:tc>
+          <w:tcPr>
+            <w:tcW w:w="0" w:type="auto"/>
+            <w:noWrap/>
+            <w:vAlign w:val="center"/>
+            <w:hideMark/>
+          </w:tcPr>
+          <w:p>
+            <w:pPr>
+              <w:pStyle w:val="Paragraf"/>
+              <w:spacing w:before="0"/>
+              <w:jc w:val="left"/>
+              <w:rPr>
+                <w:rFonts w:ascii="Times New Roman" w:eastAsia="Times New Roman" w:hAnsi="Times New Roman"/>
+                <w:color w:val="000000"/>
+                <w:sz w:val="14"/>
+                <w:szCs w:val="14"/>
+                <w:lang w:val="en-US" w:eastAsia="tr-TR"/>
+              </w:rPr>
+            </w:pPr>
+            <w:r>
+              <w:rPr>
+                <w:rFonts w:ascii="Times New Roman" w:eastAsia="Times New Roman" w:hAnsi="Times New Roman"/>
+                <w:color w:val="000000"/>
+                <w:sz w:val="14"/>
+                <w:szCs w:val="14"/>
+                <w:lang w:val="en-US" w:eastAsia="tr-TR"/>
+              </w:rPr>
+              <w:t>0,342</w:t>
+            </w:r>
+          </w:p>
+        </w:tc>
+        <w:tc>
+          <w:tcPr>
+            <w:tcW w:w="0" w:type="auto"/>
+          </w:tcPr>
+          <w:p>
+            <w:pPr>
+              <w:pStyle w:val="Paragraf"/>
+              <w:spacing w:before="0"/>
+              <w:jc w:val="left"/>
+              <w:rPr>
+                <w:rFonts w:ascii="Times New Roman" w:eastAsia="Times New Roman" w:hAnsi="Times New Roman"/>
+                <w:color w:val="000000"/>
+                <w:sz w:val="14"/>
+                <w:szCs w:val="14"/>
+                <w:lang w:val="en-US" w:eastAsia="tr-TR"/>
+              </w:rPr>
+            </w:pPr>
+          </w:p>
+        </w:tc>
+        <w:tc>
+          <w:tcPr>
+            <w:tcW w:w="0" w:type="auto"/>
+          </w:tcPr>
+          <w:p>
+            <w:pPr>
+              <w:pStyle w:val="Paragraf"/>
+              <w:spacing w:before="0"/>
+              <w:jc w:val="left"/>
+              <w:rPr>
+                <w:rFonts w:ascii="Times New Roman" w:eastAsia="Times New Roman" w:hAnsi="Times New Roman"/>
+                <w:color w:val="000000"/>
+                <w:sz w:val="14"/>
+                <w:szCs w:val="14"/>
+                <w:lang w:val="en-US" w:eastAsia="tr-TR"/>
+              </w:rPr>
+            </w:pPr>
+          </w:p>
+        </w:tc>
+        <w:tc>
+          <w:tcPr>
+            <w:tcW w:w="0" w:type="auto"/>
+          </w:tcPr>
+          <w:p>
+            <w:pPr>
+              <w:pStyle w:val="Paragraf"/>
+              <w:spacing w:before="0"/>
+              <w:jc w:val="left"/>
+              <w:rPr>
+                <w:rFonts w:ascii="Times New Roman" w:eastAsia="Times New Roman" w:hAnsi="Times New Roman"/>
+                <w:color w:val="000000"/>
+                <w:sz w:val="14"/>
+                <w:szCs w:val="14"/>
+                <w:lang w:val="en-US" w:eastAsia="tr-TR"/>
+              </w:rPr>
+            </w:pPr>
+          </w:p>
+        </w:tc>
+        <w:tc>
+          <w:tcPr>
+            <w:tcW w:w="0" w:type="auto"/>
+          </w:tcPr>
+          <w:p>
+            <w:pPr>
+              <w:pStyle w:val="Paragraf"/>
+              <w:spacing w:before="0"/>
+              <w:jc w:val="left"/>
+              <w:rPr>
+                <w:rFonts w:ascii="Times New Roman" w:eastAsia="Times New Roman" w:hAnsi="Times New Roman"/>
+                <w:color w:val="000000"/>
+                <w:sz w:val="14"/>
+                <w:szCs w:val="14"/>
+                <w:lang w:val="en-US" w:eastAsia="tr-TR"/>
+              </w:rPr>
+            </w:pPr>
+          </w:p>
+        </w:tc>
+        <w:tc>
+          <w:tcPr>
+            <w:tcW w:w="0" w:type="auto"/>
+          </w:tcPr>
+          <w:p>
+            <w:pPr>
+              <w:pStyle w:val="Paragraf"/>
+              <w:spacing w:before="0"/>
+              <w:jc w:val="left"/>
+              <w:rPr>
+                <w:rFonts w:ascii="Times New Roman" w:eastAsia="Times New Roman" w:hAnsi="Times New Roman"/>
+                <w:color w:val="000000"/>
+                <w:sz w:val="14"/>
+                <w:szCs w:val="14"/>
+                <w:lang w:val="en-US" w:eastAsia="tr-TR"/>
+              </w:rPr>
+            </w:pPr>
+          </w:p>
+        </w:tc>
+        <w:tc>
+          <w:tcPr>
+            <w:tcW w:w="0" w:type="auto"/>
+          </w:tcPr>
+          <w:p>
+            <w:pPr>
+              <w:pStyle w:val="Paragraf"/>
+              <w:spacing w:before="0"/>
+              <w:jc w:val="left"/>
+              <w:rPr>
+                <w:rFonts w:ascii="Times New Roman" w:eastAsia="Times New Roman" w:hAnsi="Times New Roman"/>
+                <w:color w:val="000000"/>
+                <w:sz w:val="14"/>
+                <w:szCs w:val="14"/>
+                <w:lang w:val="en-US" w:eastAsia="tr-TR"/>
+              </w:rPr>
+            </w:pPr>
+          </w:p>
+        </w:tc>
+        <w:tc>
+          <w:tcPr>
+            <w:tcW w:w="0" w:type="auto"/>
+          </w:tcPr>
+          <w:p>
+            <w:pPr>
+              <w:pStyle w:val="Paragraf"/>
+              <w:spacing w:before="0"/>
+              <w:jc w:val="left"/>
+              <w:rPr>
+                <w:rFonts w:ascii="Times New Roman" w:eastAsia="Times New Roman" w:hAnsi="Times New Roman"/>
+                <w:color w:val="000000"/>
+                <w:sz w:val="14"/>
+                <w:szCs w:val="14"/>
+                <w:lang w:val="en-US" w:eastAsia="tr-TR"/>
+              </w:rPr>
+            </w:pPr>
+          </w:p>
+        </w:tc>
+        <w:tc>
+          <w:tcPr>
+            <w:tcW w:w="0" w:type="auto"/>
+          </w:tcPr>
+          <w:p>
+            <w:pPr>
+              <w:pStyle w:val="Paragraf"/>
+              <w:spacing w:before="0"/>
+              <w:jc w:val="left"/>
+              <w:rPr>
+                <w:rFonts w:ascii="Times New Roman" w:eastAsia="Times New Roman" w:hAnsi="Times New Roman"/>
+                <w:color w:val="000000"/>
+                <w:sz w:val="14"/>
+                <w:szCs w:val="14"/>
+                <w:lang w:val="en-US" w:eastAsia="tr-TR"/>
+              </w:rPr>
+            </w:pPr>
+          </w:p>
+        </w:tc>
+        <w:tc>
+          <w:tcPr>
+            <w:tcW w:w="0" w:type="auto"/>
+          </w:tcPr>
+          <w:p>
+            <w:pPr>
+              <w:pStyle w:val="Paragraf"/>
+              <w:spacing w:before="0"/>
+              <w:jc w:val="left"/>
+              <w:rPr>
+                <w:rFonts w:ascii="Times New Roman" w:eastAsia="Times New Roman" w:hAnsi="Times New Roman"/>
+                <w:color w:val="000000"/>
+                <w:sz w:val="14"/>
+                <w:szCs w:val="14"/>
+                <w:lang w:val="en-US" w:eastAsia="tr-TR"/>
+              </w:rPr>
+            </w:pPr>
+          </w:p>
+        </w:tc>
+        <w:tc>
+          <w:tcPr>
+            <w:tcW w:w="0" w:type="auto"/>
+          </w:tcPr>
+          <w:p>
+            <w:pPr>
+              <w:pStyle w:val="Paragraf"/>
+              <w:spacing w:before="0"/>
+              <w:jc w:val="left"/>
+              <w:rPr>
+                <w:rFonts w:ascii="Times New Roman" w:eastAsia="Times New Roman" w:hAnsi="Times New Roman"/>
+                <w:color w:val="000000"/>
+                <w:sz w:val="14"/>
+                <w:szCs w:val="14"/>
+                <w:lang w:val="en-US" w:eastAsia="tr-TR"/>
+              </w:rPr>
+            </w:pPr>
+          </w:p>
+        </w:tc>
+        <w:tc>
+          <w:tcPr>
+            <w:tcW w:w="0" w:type="auto"/>
+          </w:tcPr>
+          <w:p>
+            <w:pPr>
+              <w:pStyle w:val="Paragraf"/>
+              <w:spacing w:before="0"/>
+              <w:jc w:val="left"/>
+              <w:rPr>
+                <w:rFonts w:ascii="Times New Roman" w:eastAsia="Times New Roman" w:hAnsi="Times New Roman"/>
+                <w:color w:val="000000"/>
+                <w:sz w:val="14"/>
+                <w:szCs w:val="14"/>
+                <w:lang w:val="en-US" w:eastAsia="tr-TR"/>
+              </w:rPr>
+            </w:pPr>
+          </w:p>
+        </w:tc>
+        <w:tc>
+          <w:tcPr>
+            <w:tcW w:w="0" w:type="auto"/>
+          </w:tcPr>
+          <w:p>
+            <w:pPr>
+              <w:pStyle w:val="Paragraf"/>
+              <w:spacing w:before="0"/>
+              <w:jc w:val="left"/>
+              <w:rPr>
+                <w:rFonts w:ascii="Times New Roman" w:eastAsia="Times New Roman" w:hAnsi="Times New Roman"/>
+                <w:color w:val="000000"/>
+                <w:sz w:val="14"/>
+                <w:szCs w:val="14"/>
+                <w:lang w:val="en-US" w:eastAsia="tr-TR"/>
+              </w:rPr>
+            </w:pPr>
+          </w:p>
+        </w:tc>
+        <w:tc>
+          <w:tcPr>
+            <w:tcW w:w="0" w:type="auto"/>
+          </w:tcPr>
+          <w:p>
+            <w:pPr>
+              <w:pStyle w:val="Paragraf"/>
+              <w:spacing w:before="0"/>
+              <w:jc w:val="left"/>
+              <w:rPr>
+                <w:rFonts w:ascii="Times New Roman" w:eastAsia="Times New Roman" w:hAnsi="Times New Roman"/>
+                <w:color w:val="000000"/>
+                <w:sz w:val="14"/>
+                <w:szCs w:val="14"/>
+                <w:lang w:val="en-US" w:eastAsia="tr-TR"/>
+              </w:rPr>
+            </w:pPr>
+          </w:p>
+        </w:tc>
+        <w:tc>
+          <w:tcPr>
+            <w:tcW w:w="0" w:type="auto"/>
+          </w:tcPr>
+          <w:p>
+            <w:pPr>
+              <w:pStyle w:val="Paragraf"/>
+              <w:spacing w:before="0"/>
+              <w:jc w:val="left"/>
+              <w:rPr>
+                <w:rFonts w:ascii="Times New Roman" w:eastAsia="Times New Roman" w:hAnsi="Times New Roman"/>
+                <w:color w:val="000000"/>
+                <w:sz w:val="14"/>
+                <w:szCs w:val="14"/>
+                <w:lang w:val="en-US" w:eastAsia="tr-TR"/>
+              </w:rPr>
+            </w:pPr>
+          </w:p>
+        </w:tc>
+        <w:tc>
+          <w:tcPr>
+            <w:tcW w:w="0" w:type="auto"/>
+          </w:tcPr>
+          <w:p>
+            <w:pPr>
+              <w:pStyle w:val="Paragraf"/>
+              <w:spacing w:before="0"/>
+              <w:jc w:val="left"/>
+              <w:rPr>
+                <w:rFonts w:ascii="Times New Roman" w:eastAsia="Times New Roman" w:hAnsi="Times New Roman"/>
+                <w:color w:val="000000"/>
+                <w:sz w:val="14"/>
+                <w:szCs w:val="14"/>
+                <w:lang w:val="en-US" w:eastAsia="tr-TR"/>
+              </w:rPr>
+            </w:pPr>
+          </w:p>
+        </w:tc>
+        <w:tc>
+          <w:tcPr>
+            <w:tcW w:w="0" w:type="auto"/>
+          </w:tcPr>
+          <w:p>
+            <w:pPr>
+              <w:pStyle w:val="Paragraf"/>
+              <w:spacing w:before="0"/>
+              <w:jc w:val="left"/>
+              <w:rPr>
+                <w:rFonts w:ascii="Times New Roman" w:eastAsia="Times New Roman" w:hAnsi="Times New Roman"/>
+                <w:color w:val="000000"/>
+                <w:sz w:val="14"/>
+                <w:szCs w:val="14"/>
+                <w:lang w:val="en-US" w:eastAsia="tr-TR"/>
+              </w:rPr>
+            </w:pPr>
+          </w:p>
+        </w:tc>
+        <w:tc>
+          <w:tcPr>
+            <w:tcW w:w="0" w:type="auto"/>
+          </w:tcPr>
+          <w:p>
+            <w:pPr>
+              <w:pStyle w:val="Paragraf"/>
+              <w:spacing w:before="0"/>
+              <w:jc w:val="left"/>
+              <w:rPr>
+                <w:rFonts w:ascii="Times New Roman" w:eastAsia="Times New Roman" w:hAnsi="Times New Roman"/>
+                <w:color w:val="000000"/>
+                <w:sz w:val="14"/>
+                <w:szCs w:val="14"/>
+                <w:lang w:val="en-US" w:eastAsia="tr-TR"/>
+              </w:rPr>
+            </w:pPr>
+          </w:p>
+        </w:tc>
+        <w:tc>
+          <w:tcPr>
+            <w:tcW w:w="0" w:type="auto"/>
+          </w:tcPr>
+          <w:p>
+            <w:pPr>
+              <w:pStyle w:val="Paragraf"/>
+              <w:spacing w:before="0"/>
+              <w:jc w:val="left"/>
+              <w:rPr>
+                <w:rFonts w:ascii="Times New Roman" w:eastAsia="Times New Roman" w:hAnsi="Times New Roman"/>
+                <w:color w:val="000000"/>
+                <w:sz w:val="14"/>
+                <w:szCs w:val="14"/>
+                <w:lang w:val="en-US" w:eastAsia="tr-TR"/>
+              </w:rPr>
+            </w:pPr>
+          </w:p>
+        </w:tc>
+        <w:tc>
+          <w:tcPr>
+            <w:tcW w:w="0" w:type="auto"/>
+          </w:tcPr>
+          <w:p>
+            <w:pPr>
+              <w:pStyle w:val="Paragraf"/>
+              <w:spacing w:before="0"/>
+              <w:jc w:val="left"/>
+              <w:rPr>
+                <w:rFonts w:ascii="Times New Roman" w:eastAsia="Times New Roman" w:hAnsi="Times New Roman"/>
+                <w:color w:val="000000"/>
+                <w:sz w:val="14"/>
+                <w:szCs w:val="14"/>
+                <w:lang w:val="en-US" w:eastAsia="tr-TR"/>
+              </w:rPr>
+            </w:pPr>
+          </w:p>
+        </w:tc>
+        <w:tc>
+          <w:tcPr>
+            <w:tcW w:w="0" w:type="auto"/>
+          </w:tcPr>
+          <w:p>
+            <w:pPr>
+              <w:pStyle w:val="Paragraf"/>
+              <w:spacing w:before="0"/>
+              <w:jc w:val="left"/>
+              <w:rPr>
+                <w:rFonts w:ascii="Times New Roman" w:eastAsia="Times New Roman" w:hAnsi="Times New Roman"/>
+                <w:color w:val="000000"/>
+                <w:sz w:val="14"/>
+                <w:szCs w:val="14"/>
+                <w:lang w:val="en-US" w:eastAsia="tr-TR"/>
+              </w:rPr>
+            </w:pPr>
+          </w:p>
+        </w:tc>
+        <w:tc>
+          <w:tcPr>
+            <w:tcW w:w="0" w:type="auto"/>
+          </w:tcPr>
+          <w:p>
+            <w:pPr>
+              <w:pStyle w:val="Paragraf"/>
+              <w:spacing w:before="0"/>
+              <w:jc w:val="left"/>
+              <w:rPr>
+                <w:rFonts w:ascii="Times New Roman" w:eastAsia="Times New Roman" w:hAnsi="Times New Roman"/>
+                <w:color w:val="000000"/>
+                <w:sz w:val="14"/>
+                <w:szCs w:val="14"/>
+                <w:lang w:val="en-US" w:eastAsia="tr-TR"/>
+              </w:rPr>
+            </w:pPr>
+          </w:p>
+        </w:tc>
+        <w:tc>
+          <w:tcPr>
+            <w:tcW w:w="0" w:type="auto"/>
+          </w:tcPr>
+          <w:p>
+            <w:pPr>
+              <w:pStyle w:val="Paragraf"/>
+              <w:spacing w:before="0"/>
+              <w:jc w:val="left"/>
+              <w:rPr>
+                <w:rFonts w:ascii="Times New Roman" w:eastAsia="Times New Roman" w:hAnsi="Times New Roman"/>
+                <w:color w:val="000000"/>
+                <w:sz w:val="14"/>
+                <w:szCs w:val="14"/>
+                <w:lang w:val="en-US" w:eastAsia="tr-TR"/>
+              </w:rPr>
+            </w:pPr>
+          </w:p>
+        </w:tc>
+        <w:tc>
+          <w:tcPr>
+            <w:tcW w:w="0" w:type="auto"/>
+          </w:tcPr>
+          <w:p>
+            <w:pPr>
+              <w:pStyle w:val="Paragraf"/>
+              <w:spacing w:before="0"/>
+              <w:jc w:val="left"/>
+              <w:rPr>
+                <w:rFonts w:ascii="Times New Roman" w:eastAsia="Times New Roman" w:hAnsi="Times New Roman"/>
+                <w:color w:val="000000"/>
+                <w:sz w:val="14"/>
+                <w:szCs w:val="14"/>
+                <w:lang w:val="en-US" w:eastAsia="tr-TR"/>
+              </w:rPr>
+            </w:pPr>
+          </w:p>
+        </w:tc>
+        <w:tc>
+          <w:tcPr>
+            <w:tcW w:w="0" w:type="auto"/>
+          </w:tcPr>
+          <w:p>
+            <w:pPr>
+              <w:pStyle w:val="Paragraf"/>
+              <w:spacing w:before="0"/>
+              <w:jc w:val="left"/>
+              <w:rPr>
+                <w:rFonts w:ascii="Times New Roman" w:eastAsia="Times New Roman" w:hAnsi="Times New Roman"/>
+                <w:color w:val="000000"/>
+                <w:sz w:val="14"/>
+                <w:szCs w:val="14"/>
+                <w:lang w:val="en-US" w:eastAsia="tr-TR"/>
+              </w:rPr>
+            </w:pPr>
+          </w:p>
+        </w:tc>
+        <w:tc>
+          <w:tcPr>
+            <w:tcW w:w="0" w:type="auto"/>
+            <w:noWrap/>
+            <w:vAlign w:val="center"/>
+            <w:hideMark/>
+          </w:tcPr>
+          <w:p>
+            <w:pPr>
+              <w:pStyle w:val="Paragraf"/>
+              <w:spacing w:before="0"/>
+              <w:jc w:val="left"/>
+              <w:rPr>
+                <w:rFonts w:ascii="Times New Roman" w:eastAsia="Times New Roman" w:hAnsi="Times New Roman"/>
+                <w:color w:val="000000"/>
+                <w:sz w:val="14"/>
+                <w:szCs w:val="14"/>
+                <w:lang w:val="en-US" w:eastAsia="tr-TR"/>
+              </w:rPr>
+            </w:pPr>
+            <w:r>
+              <w:rPr>
+                <w:rFonts w:ascii="Times New Roman" w:eastAsia="Times New Roman" w:hAnsi="Times New Roman"/>
+                <w:color w:val="000000"/>
+                <w:sz w:val="14"/>
+                <w:szCs w:val="14"/>
+                <w:lang w:val="en-US" w:eastAsia="tr-TR"/>
+              </w:rPr>
+              <w:t>0,327</w:t>
+            </w:r>
+          </w:p>
+        </w:tc>
+        <w:tc>
+          <w:tcPr>
+            <w:tcW w:w="0" w:type="auto"/>
+            <w:noWrap/>
+            <w:vAlign w:val="center"/>
+            <w:hideMark/>
+          </w:tcPr>
+          <w:p>
+            <w:pPr>
+              <w:pStyle w:val="Paragraf"/>
+              <w:spacing w:before="0"/>
+              <w:jc w:val="left"/>
+              <w:rPr>
+                <w:rFonts w:ascii="Times New Roman" w:eastAsia="Times New Roman" w:hAnsi="Times New Roman"/>
+                <w:color w:val="000000"/>
+                <w:sz w:val="14"/>
+                <w:szCs w:val="14"/>
+                <w:lang w:val="en-US" w:eastAsia="tr-TR"/>
+              </w:rPr>
+            </w:pPr>
+            <w:r>
+              <w:rPr>
+                <w:rFonts w:ascii="Times New Roman" w:eastAsia="Times New Roman" w:hAnsi="Times New Roman"/>
+                <w:color w:val="000000"/>
+                <w:sz w:val="14"/>
+                <w:szCs w:val="14"/>
+                <w:lang w:val="en-US" w:eastAsia="tr-TR"/>
+              </w:rPr>
+              <w:t>0,344</w:t>
+            </w:r>
+          </w:p>
+        </w:tc>
+        <w:tc>
+          <w:tcPr>
+            <w:tcW w:w="0" w:type="auto"/>
+            <w:noWrap/>
+            <w:vAlign w:val="center"/>
+            <w:hideMark/>
+          </w:tcPr>
+          <w:p>
+            <w:pPr>
+              <w:pStyle w:val="Paragraf"/>
+              <w:spacing w:before="0"/>
+              <w:jc w:val="left"/>
+              <w:rPr>
+                <w:rFonts w:ascii="Times New Roman" w:eastAsia="Times New Roman" w:hAnsi="Times New Roman"/>
+                <w:color w:val="000000"/>
+                <w:sz w:val="14"/>
+                <w:szCs w:val="14"/>
+                <w:lang w:val="en-US" w:eastAsia="tr-TR"/>
+              </w:rPr>
+            </w:pPr>
+            <w:r>
+              <w:rPr>
+                <w:rFonts w:ascii="Times New Roman" w:eastAsia="Times New Roman" w:hAnsi="Times New Roman"/>
+                <w:color w:val="000000"/>
+                <w:sz w:val="14"/>
+                <w:szCs w:val="14"/>
+                <w:lang w:val="en-US" w:eastAsia="tr-TR"/>
+              </w:rPr>
+              <w:t>0,554</w:t>
+            </w:r>
+          </w:p>
+        </w:tc>
+      </w:tr>
+    </w:tbl>
+    <w:p>
+      <w:pPr>
+        <w:spacing w:after="120" w:line="240" w:lineRule="auto"/>
+        <w:jc w:val="center"/>
+        <w:rPr>
+          <w:rFonts w:ascii="Times New Roman" w:hAnsi="Times New Roman" w:cs="Times New Roman"/>
+          <w:sz w:val="14"/>
+          <w:szCs w:val="14"/>
+          <w:lang w:val="en-US"/>
+        </w:rPr>
+      </w:pPr>
+      <w:r>
+        <w:rPr>
+          <w:rFonts w:ascii="Times New Roman" w:hAnsi="Times New Roman" w:cs="Times New Roman"/>
+          <w:sz w:val="14"/>
+          <w:szCs w:val="14"/>
+          <w:lang w:val="en-US"/>
+        </w:rPr>
+        <w:t>Abbreviations: S: Sub-band, F: Feature, C: Classifier</w:t>
+      </w:r>
+    </w:p>
+    <w:p>
+      <w:pPr>
+        <w:spacing w:after="120" w:line="240" w:lineRule="auto"/>
+        <w:jc w:val="both"/>
+        <w:rPr>
+          <w:rFonts w:ascii="Times New Roman" w:hAnsi="Times New Roman" w:cs="Times New Roman"/>
+          <w:noProof/>
+        </w:rPr>
+      </w:pPr>
+    </w:p>
+    <w:p>
+      <w:pPr>
+        <w:spacing w:after="120" w:line="240" w:lineRule="auto"/>
+        <w:jc w:val="both"/>
+        <w:rPr>
+          <w:rFonts w:ascii="Times New Roman" w:hAnsi="Times New Roman" w:cs="Times New Roman"/>
+          <w:noProof/>
+        </w:rPr>
+        <w:sectPr>
+          <w:type w:val="continuous"/>
+          <w:pgSz w:w="11906" w:h="16838"/>
+          <w:pgMar w:top="1417" w:right="1417" w:bottom="1417" w:left="1417" w:header="708" w:footer="708" w:gutter="0"/>
+          <w:cols w:sep="1" w:space="720"/>
+          <w:docGrid w:linePitch="360"/>
+        </w:sectPr>
+      </w:pPr>
+    </w:p>
+    <w:p>
+      <w:pPr>
+        <w:spacing w:after="120" w:line="240" w:lineRule="auto"/>
+        <w:jc w:val="both"/>
+        <w:rPr>
+          <w:rFonts w:ascii="Times New Roman" w:hAnsi="Times New Roman" w:cs="Times New Roman"/>
+          <w:noProof/>
+        </w:rPr>
+      </w:pPr>
+    </w:p>
+    <w:p>
+      <w:pPr>
+        <w:spacing w:after="120" w:line="240" w:lineRule="auto"/>
+        <w:jc w:val="both"/>
+        <w:rPr>
+          <w:rFonts w:ascii="Times New Roman" w:hAnsi="Times New Roman" w:cs="Times New Roman"/>
+          <w:noProof/>
+        </w:rPr>
+      </w:pPr>
       <w:r>
         <w:rPr>
           <w:rFonts w:ascii="Times New Roman" w:hAnsi="Times New Roman" w:cs="Times New Roman"/>
@@ -4445,6 +10161,7 @@
           <w:rFonts w:ascii="Times New Roman" w:hAnsi="Times New Roman" w:cs="Times New Roman"/>
           <w:noProof/>
         </w:rPr>
+        <w:lastRenderedPageBreak/>
         <w:t>Lorem ipsum dolor sit amet, consectetuer adipiscing elit. Maecenas porttitor congue massa. Fusce posuere, magna sed pulvinar ultricies, purus lectus malesuada libero, sit amet commodo magna eros quis urna.</w:t>
       </w:r>
     </w:p>
